--- a/guides/03-performance-testing-in-the-software-lifecycle.docx
+++ b/guides/03-performance-testing-in-the-software-lifecycle.docx
@@ -1584,30 +1584,6 @@
               <w:t xml:space="preserve"> — a single technique is almost always incomplete.</w:t>
             </w:r>
           </w:p>
-          <w:p>
-            <w:pPr>
-              <w:spacing w:after="40" w:line="258"/>
-              <w:jc w:val="both"/>
-            </w:pPr>
-            <w:r>
-              <w:rPr>
-                <w:b/>
-                <w:bCs/>
-                <w:sz w:val="18"/>
-                <w:szCs w:val="18"/>
-                <w:rFonts w:ascii="Calibri" w:cs="Calibri" w:eastAsia="Calibri" w:hAnsi="Calibri"/>
-              </w:rPr>
-              <w:t xml:space="preserve">Suggested schedule:</w:t>
-            </w:r>
-            <w:r>
-              <w:rPr>
-                <w:sz w:val="18"/>
-                <w:szCs w:val="18"/>
-                <w:rFonts w:ascii="Calibri" w:cs="Calibri" w:eastAsia="Calibri" w:hAnsi="Calibri"/>
-              </w:rPr>
-              <w:t xml:space="preserve"> Day 1 — Section 1 for PTFL-3.1 and 3.2, then Section 3 tables 3.1 and 3.2. Day 2 — Section 1 for the two K4 objectives, plus Section 2. Day 3 — rebuild the architecture risk grid from blank paper, then Section 4 Part A (all seven official questions). Day 4 — Section 4 Part B, plus Section 5. Day 5 onwards — Section 6 flashcards daily, Section 7 the night before.</w:t>
-            </w:r>
-          </w:p>
         </w:tc>
       </w:tr>
     </w:tbl>
@@ -22480,7 +22456,7 @@
           <w:szCs w:val="19"/>
           <w:rFonts w:ascii="Calibri" w:cs="Calibri" w:eastAsia="Calibri" w:hAnsi="Calibri"/>
         </w:rPr>
-        <w:t xml:space="preserve"> — questions #11 to #17 — reproduced with their official correct answers and rationale. Questions 8–35 are additional items derived strictly from the syllabus text, in the same style and difficulty. Correct options are marked ✔ — cover the green box and self-test first.</w:t>
+        <w:t xml:space="preserve"> — questions #11 to #17 — reproduced with their official correct answers and rationale. Questions 8–20 are additional items derived strictly from the syllabus text, in the same style and difficulty. Correct options are marked ✔ — cover the green box and self-test first.</w:t>
       </w:r>
     </w:p>
     <w:p>
@@ -24854,7 +24830,7 @@
           <w:szCs w:val="25"/>
           <w:rFonts w:ascii="Calibri" w:cs="Calibri" w:eastAsia="Calibri" w:hAnsi="Calibri"/>
         </w:rPr>
-        <w:t xml:space="preserve">Part B — 28 additional syllabus-derived questions</w:t>
+        <w:t xml:space="preserve">Part B — 13 additional syllabus-derived questions</w:t>
       </w:r>
     </w:p>
     <w:p>
@@ -24871,7 +24847,7 @@
           <w:szCs w:val="19"/>
           <w:rFonts w:ascii="Calibri" w:cs="Calibri" w:eastAsia="Calibri" w:hAnsi="Calibri"/>
         </w:rPr>
-        <w:t xml:space="preserve">Q8. Recall</w:t>
+        <w:t xml:space="preserve">Q8. Activity mapping</w:t>
       </w:r>
     </w:p>
     <w:p>
@@ -24885,7 +24861,7 @@
           <w:szCs w:val="19"/>
           <w:rFonts w:ascii="Calibri" w:cs="Calibri" w:eastAsia="Calibri" w:hAnsi="Calibri"/>
         </w:rPr>
-        <w:t xml:space="preserve">Why does the syllabus say test planning is particularly important for performance testing?</w:t>
+        <w:t xml:space="preserve">During which activity are the required type(s) of performance test — for example load, stress or scalability — decided?</w:t>
       </w:r>
     </w:p>
     <w:p>
@@ -24900,7 +24876,7 @@
           <w:szCs w:val="18"/>
           <w:rFonts w:ascii="Calibri" w:cs="Calibri" w:eastAsia="Calibri" w:hAnsi="Calibri"/>
         </w:rPr>
-        <w:t xml:space="preserve">a) Because the test plan is a contractual deliverable in most projects</w:t>
+        <w:t xml:space="preserve">a) Test planning</w:t>
       </w:r>
     </w:p>
     <w:p>
@@ -24911,14 +24887,11 @@
       </w:pPr>
       <w:r>
         <w:rPr>
-          <w:b/>
-          <w:bCs/>
-          <w:color w:val="1E6B3A"/>
           <w:sz w:val="18"/>
           <w:szCs w:val="18"/>
           <w:rFonts w:ascii="Calibri" w:cs="Calibri" w:eastAsia="Calibri" w:hAnsi="Calibri"/>
         </w:rPr>
-        <w:t xml:space="preserve">b) Because of the need for the allocation of test environments, test data, tools and human resources   ✔</w:t>
+        <w:t xml:space="preserve">b) Test design</w:t>
       </w:r>
     </w:p>
     <w:p>
@@ -24929,11 +24902,14 @@
       </w:pPr>
       <w:r>
         <w:rPr>
+          <w:b/>
+          <w:bCs/>
+          <w:color w:val="1E6B3A"/>
           <w:sz w:val="18"/>
           <w:szCs w:val="18"/>
           <w:rFonts w:ascii="Calibri" w:cs="Calibri" w:eastAsia="Calibri" w:hAnsi="Calibri"/>
         </w:rPr>
-        <w:t xml:space="preserve">c) Because performance test cases cannot be designed without a plan</w:t>
+        <w:t xml:space="preserve">c) Test analysis   ✔</w:t>
       </w:r>
     </w:p>
     <w:p>
@@ -24948,7 +24924,7 @@
           <w:szCs w:val="18"/>
           <w:rFonts w:ascii="Calibri" w:cs="Calibri" w:eastAsia="Calibri" w:hAnsi="Calibri"/>
         </w:rPr>
-        <w:t xml:space="preserve">d) Because exit criteria are evaluated during planning</w:t>
+        <w:t xml:space="preserve">d) Test implementation</w:t>
       </w:r>
     </w:p>
     <w:tbl>
@@ -24991,7 +24967,7 @@
                 <w:szCs w:val="18"/>
                 <w:rFonts w:ascii="Calibri" w:cs="Calibri" w:eastAsia="Calibri" w:hAnsi="Calibri"/>
               </w:rPr>
-              <w:t xml:space="preserve">Correct answer: b   |   LO: PTFL-3.1.1 (K2) | Syllabus §3.1</w:t>
+              <w:t xml:space="preserve">Correct answer: c   |   LO: PTFL-3.1.1 (K2) | Syllabus §3.1</w:t>
             </w:r>
           </w:p>
         </w:tc>
@@ -25029,6 +25005,24 @@
                 <w:szCs w:val="18"/>
                 <w:rFonts w:ascii="Calibri" w:cs="Calibri" w:eastAsia="Calibri" w:hAnsi="Calibri"/>
               </w:rPr>
+              <w:t xml:space="preserve"> </w:t>
+            </w:r>
+            <w:r>
+              <w:rPr>
+                <w:b/>
+                <w:bCs/>
+                <w:sz w:val="18"/>
+                <w:szCs w:val="18"/>
+                <w:rFonts w:ascii="Calibri" w:cs="Calibri" w:eastAsia="Calibri" w:hAnsi="Calibri"/>
+              </w:rPr>
+              <w:t xml:space="preserve">Test analysis.</w:t>
+            </w:r>
+            <w:r>
+              <w:rPr>
+                <w:sz w:val="18"/>
+                <w:szCs w:val="18"/>
+                <w:rFonts w:ascii="Calibri" w:cs="Calibri" w:eastAsia="Calibri" w:hAnsi="Calibri"/>
+              </w:rPr>
               <w:t xml:space="preserve"> "</w:t>
             </w:r>
             <w:r>
@@ -25039,7 +25033,7 @@
                 <w:szCs w:val="18"/>
                 <w:rFonts w:ascii="Calibri" w:cs="Calibri" w:eastAsia="Calibri" w:hAnsi="Calibri"/>
               </w:rPr>
-              <w:t xml:space="preserve">Test planning is </w:t>
+              <w:t xml:space="preserve">Specific test conditions are identified such as </w:t>
             </w:r>
             <w:r>
               <w:rPr>
@@ -25051,7 +25045,7 @@
                 <w:szCs w:val="18"/>
                 <w:rFonts w:ascii="Calibri" w:cs="Calibri" w:eastAsia="Calibri" w:hAnsi="Calibri"/>
               </w:rPr>
-              <w:t xml:space="preserve">particularly important for performance testing due to the need for the allocation of test environments, test data, tools and human resources</w:t>
+              <w:t xml:space="preserve">load levels, timing conditions, and transactions to be tested</w:t>
             </w:r>
             <w:r>
               <w:rPr>
@@ -25061,7 +25055,7 @@
                 <w:szCs w:val="18"/>
                 <w:rFonts w:ascii="Calibri" w:cs="Calibri" w:eastAsia="Calibri" w:hAnsi="Calibri"/>
               </w:rPr>
-              <w:t xml:space="preserve">. In addition, </w:t>
+              <w:t xml:space="preserve">. </w:t>
             </w:r>
             <w:r>
               <w:rPr>
@@ -25073,53 +25067,97 @@
                 <w:szCs w:val="18"/>
                 <w:rFonts w:ascii="Calibri" w:cs="Calibri" w:eastAsia="Calibri" w:hAnsi="Calibri"/>
               </w:rPr>
-              <w:t xml:space="preserve">this is the activity in which the scope of performance testing is established</w:t>
-            </w:r>
-            <w:r>
-              <w:rPr>
-                <w:i/>
-                <w:iCs/>
-                <w:sz w:val="18"/>
-                <w:szCs w:val="18"/>
-                <w:rFonts w:ascii="Calibri" w:cs="Calibri" w:eastAsia="Calibri" w:hAnsi="Calibri"/>
-              </w:rPr>
-              <w:t xml:space="preserve">.</w:t>
-            </w:r>
-            <w:r>
-              <w:rPr>
-                <w:sz w:val="18"/>
-                <w:szCs w:val="18"/>
-                <w:rFonts w:ascii="Calibri" w:cs="Calibri" w:eastAsia="Calibri" w:hAnsi="Calibri"/>
-              </w:rPr>
-              <w:t xml:space="preserve">" Option (d) belongs to </w:t>
-            </w:r>
-            <w:r>
-              <w:rPr>
-                <w:b/>
-                <w:bCs/>
-                <w:sz w:val="18"/>
-                <w:szCs w:val="18"/>
-                <w:rFonts w:ascii="Calibri" w:cs="Calibri" w:eastAsia="Calibri" w:hAnsi="Calibri"/>
-              </w:rPr>
-              <w:t xml:space="preserve">test monitoring and control</w:t>
-            </w:r>
-            <w:r>
-              <w:rPr>
-                <w:sz w:val="18"/>
-                <w:szCs w:val="18"/>
-                <w:rFonts w:ascii="Calibri" w:cs="Calibri" w:eastAsia="Calibri" w:hAnsi="Calibri"/>
-              </w:rPr>
-              <w:t xml:space="preserve">, where </w:t>
-            </w:r>
-            <w:r>
-              <w:rPr>
-                <w:b/>
-                <w:bCs/>
-                <w:sz w:val="18"/>
-                <w:szCs w:val="18"/>
-                <w:rFonts w:ascii="Calibri" w:cs="Calibri" w:eastAsia="Calibri" w:hAnsi="Calibri"/>
-              </w:rPr>
-              <w:t xml:space="preserve">the performance test objectives are evaluated to check for exit criteria achievement</w:t>
+              <w:t xml:space="preserve">The required type(s) of performance test (e.g., load, stress, scalability) are then decided.</w:t>
+            </w:r>
+            <w:r>
+              <w:rPr>
+                <w:sz w:val="18"/>
+                <w:szCs w:val="18"/>
+                <w:rFonts w:ascii="Calibri" w:cs="Calibri" w:eastAsia="Calibri" w:hAnsi="Calibri"/>
+              </w:rPr>
+              <w:t xml:space="preserve">" Test analysis is also where the </w:t>
+            </w:r>
+            <w:r>
+              <w:rPr>
+                <w:b/>
+                <w:bCs/>
+                <w:sz w:val="18"/>
+                <w:szCs w:val="18"/>
+                <w:rFonts w:ascii="Calibri" w:cs="Calibri" w:eastAsia="Calibri" w:hAnsi="Calibri"/>
+              </w:rPr>
+              <w:t xml:space="preserve">test basis</w:t>
+            </w:r>
+            <w:r>
+              <w:rPr>
+                <w:sz w:val="18"/>
+                <w:szCs w:val="18"/>
+                <w:rFonts w:ascii="Calibri" w:cs="Calibri" w:eastAsia="Calibri" w:hAnsi="Calibri"/>
+              </w:rPr>
+              <w:t xml:space="preserve"> — performance requirements, test objectives, </w:t>
+            </w:r>
+            <w:r>
+              <w:rPr>
+                <w:b/>
+                <w:bCs/>
+                <w:sz w:val="18"/>
+                <w:szCs w:val="18"/>
+                <w:rFonts w:ascii="Calibri" w:cs="Calibri" w:eastAsia="Calibri" w:hAnsi="Calibri"/>
+              </w:rPr>
+              <w:t xml:space="preserve">SLAs</w:t>
+            </w:r>
+            <w:r>
+              <w:rPr>
+                <w:sz w:val="18"/>
+                <w:szCs w:val="18"/>
+                <w:rFonts w:ascii="Calibri" w:cs="Calibri" w:eastAsia="Calibri" w:hAnsi="Calibri"/>
+              </w:rPr>
+              <w:t xml:space="preserve">, </w:t>
+            </w:r>
+            <w:r>
+              <w:rPr>
+                <w:b/>
+                <w:bCs/>
+                <w:sz w:val="18"/>
+                <w:szCs w:val="18"/>
+                <w:rFonts w:ascii="Calibri" w:cs="Calibri" w:eastAsia="Calibri" w:hAnsi="Calibri"/>
+              </w:rPr>
+              <w:t xml:space="preserve">IT architecture</w:t>
+            </w:r>
+            <w:r>
+              <w:rPr>
+                <w:sz w:val="18"/>
+                <w:szCs w:val="18"/>
+                <w:rFonts w:ascii="Calibri" w:cs="Calibri" w:eastAsia="Calibri" w:hAnsi="Calibri"/>
+              </w:rPr>
+              <w:t xml:space="preserve">, </w:t>
+            </w:r>
+            <w:r>
+              <w:rPr>
+                <w:b/>
+                <w:bCs/>
+                <w:sz w:val="18"/>
+                <w:szCs w:val="18"/>
+                <w:rFonts w:ascii="Calibri" w:cs="Calibri" w:eastAsia="Calibri" w:hAnsi="Calibri"/>
+              </w:rPr>
+              <w:t xml:space="preserve">process models</w:t>
+            </w:r>
+            <w:r>
+              <w:rPr>
+                <w:sz w:val="18"/>
+                <w:szCs w:val="18"/>
+                <w:rFonts w:ascii="Calibri" w:cs="Calibri" w:eastAsia="Calibri" w:hAnsi="Calibri"/>
+              </w:rPr>
+              <w:t xml:space="preserve"> — is analysed, possibly with the support of </w:t>
+            </w:r>
+            <w:r>
+              <w:rPr>
+                <w:b/>
+                <w:bCs/>
+                <w:sz w:val="18"/>
+                <w:szCs w:val="18"/>
+                <w:rFonts w:ascii="Calibri" w:cs="Calibri" w:eastAsia="Calibri" w:hAnsi="Calibri"/>
+              </w:rPr>
+              <w:t xml:space="preserve">spreadsheets or capacity planning tools</w:t>
             </w:r>
             <w:r>
               <w:rPr>
@@ -25166,7 +25204,7 @@
           <w:szCs w:val="19"/>
           <w:rFonts w:ascii="Calibri" w:cs="Calibri" w:eastAsia="Calibri" w:hAnsi="Calibri"/>
         </w:rPr>
-        <w:t xml:space="preserve">During which activity are the required type(s) of performance test — for example load, stress or scalability — decided?</w:t>
+        <w:t xml:space="preserve">Which activity includes defining control measures to provide action plans should the infrastructure fail to generate the desired loads?</w:t>
       </w:r>
     </w:p>
     <w:p>
@@ -25177,11 +25215,14 @@
       </w:pPr>
       <w:r>
         <w:rPr>
+          <w:b/>
+          <w:bCs/>
+          <w:color w:val="1E6B3A"/>
           <w:sz w:val="18"/>
           <w:szCs w:val="18"/>
           <w:rFonts w:ascii="Calibri" w:cs="Calibri" w:eastAsia="Calibri" w:hAnsi="Calibri"/>
         </w:rPr>
-        <w:t xml:space="preserve">a) Test planning</w:t>
+        <w:t xml:space="preserve">a) Test monitoring and control   ✔</w:t>
       </w:r>
     </w:p>
     <w:p>
@@ -25196,7 +25237,7 @@
           <w:szCs w:val="18"/>
           <w:rFonts w:ascii="Calibri" w:cs="Calibri" w:eastAsia="Calibri" w:hAnsi="Calibri"/>
         </w:rPr>
-        <w:t xml:space="preserve">b) Test design</w:t>
+        <w:t xml:space="preserve">b) Test planning</w:t>
       </w:r>
     </w:p>
     <w:p>
@@ -25207,14 +25248,11 @@
       </w:pPr>
       <w:r>
         <w:rPr>
-          <w:b/>
-          <w:bCs/>
-          <w:color w:val="1E6B3A"/>
           <w:sz w:val="18"/>
           <w:szCs w:val="18"/>
           <w:rFonts w:ascii="Calibri" w:cs="Calibri" w:eastAsia="Calibri" w:hAnsi="Calibri"/>
         </w:rPr>
-        <w:t xml:space="preserve">c) Test analysis   ✔</w:t>
+        <w:t xml:space="preserve">c) Test execution</w:t>
       </w:r>
     </w:p>
     <w:p>
@@ -25229,7 +25267,7 @@
           <w:szCs w:val="18"/>
           <w:rFonts w:ascii="Calibri" w:cs="Calibri" w:eastAsia="Calibri" w:hAnsi="Calibri"/>
         </w:rPr>
-        <w:t xml:space="preserve">d) Test implementation</w:t>
+        <w:t xml:space="preserve">d) Test completion</w:t>
       </w:r>
     </w:p>
     <w:tbl>
@@ -25272,7 +25310,7 @@
                 <w:szCs w:val="18"/>
                 <w:rFonts w:ascii="Calibri" w:cs="Calibri" w:eastAsia="Calibri" w:hAnsi="Calibri"/>
               </w:rPr>
-              <w:t xml:space="preserve">Correct answer: c   |   LO: PTFL-3.1.1 (K2) | Syllabus §3.1</w:t>
+              <w:t xml:space="preserve">Correct answer: a   |   LO: PTFL-3.1.1 (K2) | Syllabus §3.1</w:t>
             </w:r>
           </w:p>
         </w:tc>
@@ -25320,157 +25358,105 @@
                 <w:szCs w:val="18"/>
                 <w:rFonts w:ascii="Calibri" w:cs="Calibri" w:eastAsia="Calibri" w:hAnsi="Calibri"/>
               </w:rPr>
-              <w:t xml:space="preserve">Test analysis.</w:t>
-            </w:r>
-            <w:r>
-              <w:rPr>
-                <w:sz w:val="18"/>
-                <w:szCs w:val="18"/>
-                <w:rFonts w:ascii="Calibri" w:cs="Calibri" w:eastAsia="Calibri" w:hAnsi="Calibri"/>
-              </w:rPr>
-              <w:t xml:space="preserve"> "</w:t>
-            </w:r>
-            <w:r>
-              <w:rPr>
-                <w:i/>
-                <w:iCs/>
-                <w:sz w:val="18"/>
-                <w:szCs w:val="18"/>
-                <w:rFonts w:ascii="Calibri" w:cs="Calibri" w:eastAsia="Calibri" w:hAnsi="Calibri"/>
-              </w:rPr>
-              <w:t xml:space="preserve">Specific test conditions are identified such as </w:t>
-            </w:r>
-            <w:r>
-              <w:rPr>
-                <w:b/>
-                <w:bCs/>
-                <w:i/>
-                <w:iCs/>
-                <w:sz w:val="18"/>
-                <w:szCs w:val="18"/>
-                <w:rFonts w:ascii="Calibri" w:cs="Calibri" w:eastAsia="Calibri" w:hAnsi="Calibri"/>
-              </w:rPr>
-              <w:t xml:space="preserve">load levels, timing conditions, and transactions to be tested</w:t>
-            </w:r>
-            <w:r>
-              <w:rPr>
-                <w:i/>
-                <w:iCs/>
-                <w:sz w:val="18"/>
-                <w:szCs w:val="18"/>
-                <w:rFonts w:ascii="Calibri" w:cs="Calibri" w:eastAsia="Calibri" w:hAnsi="Calibri"/>
-              </w:rPr>
-              <w:t xml:space="preserve">. </w:t>
-            </w:r>
-            <w:r>
-              <w:rPr>
-                <w:b/>
-                <w:bCs/>
-                <w:i/>
-                <w:iCs/>
-                <w:sz w:val="18"/>
-                <w:szCs w:val="18"/>
-                <w:rFonts w:ascii="Calibri" w:cs="Calibri" w:eastAsia="Calibri" w:hAnsi="Calibri"/>
-              </w:rPr>
-              <w:t xml:space="preserve">The required type(s) of performance test (e.g., load, stress, scalability) are then decided.</w:t>
-            </w:r>
-            <w:r>
-              <w:rPr>
-                <w:sz w:val="18"/>
-                <w:szCs w:val="18"/>
-                <w:rFonts w:ascii="Calibri" w:cs="Calibri" w:eastAsia="Calibri" w:hAnsi="Calibri"/>
-              </w:rPr>
-              <w:t xml:space="preserve">" Test analysis is also where the </w:t>
-            </w:r>
-            <w:r>
-              <w:rPr>
-                <w:b/>
-                <w:bCs/>
-                <w:sz w:val="18"/>
-                <w:szCs w:val="18"/>
-                <w:rFonts w:ascii="Calibri" w:cs="Calibri" w:eastAsia="Calibri" w:hAnsi="Calibri"/>
-              </w:rPr>
-              <w:t xml:space="preserve">test basis</w:t>
-            </w:r>
-            <w:r>
-              <w:rPr>
-                <w:sz w:val="18"/>
-                <w:szCs w:val="18"/>
-                <w:rFonts w:ascii="Calibri" w:cs="Calibri" w:eastAsia="Calibri" w:hAnsi="Calibri"/>
-              </w:rPr>
-              <w:t xml:space="preserve"> — performance requirements, test objectives, </w:t>
-            </w:r>
-            <w:r>
-              <w:rPr>
-                <w:b/>
-                <w:bCs/>
-                <w:sz w:val="18"/>
-                <w:szCs w:val="18"/>
-                <w:rFonts w:ascii="Calibri" w:cs="Calibri" w:eastAsia="Calibri" w:hAnsi="Calibri"/>
-              </w:rPr>
-              <w:t xml:space="preserve">SLAs</w:t>
-            </w:r>
-            <w:r>
-              <w:rPr>
-                <w:sz w:val="18"/>
-                <w:szCs w:val="18"/>
-                <w:rFonts w:ascii="Calibri" w:cs="Calibri" w:eastAsia="Calibri" w:hAnsi="Calibri"/>
-              </w:rPr>
-              <w:t xml:space="preserve">, </w:t>
-            </w:r>
-            <w:r>
-              <w:rPr>
-                <w:b/>
-                <w:bCs/>
-                <w:sz w:val="18"/>
-                <w:szCs w:val="18"/>
-                <w:rFonts w:ascii="Calibri" w:cs="Calibri" w:eastAsia="Calibri" w:hAnsi="Calibri"/>
-              </w:rPr>
-              <w:t xml:space="preserve">IT architecture</w:t>
-            </w:r>
-            <w:r>
-              <w:rPr>
-                <w:sz w:val="18"/>
-                <w:szCs w:val="18"/>
-                <w:rFonts w:ascii="Calibri" w:cs="Calibri" w:eastAsia="Calibri" w:hAnsi="Calibri"/>
-              </w:rPr>
-              <w:t xml:space="preserve">, </w:t>
-            </w:r>
-            <w:r>
-              <w:rPr>
-                <w:b/>
-                <w:bCs/>
-                <w:sz w:val="18"/>
-                <w:szCs w:val="18"/>
-                <w:rFonts w:ascii="Calibri" w:cs="Calibri" w:eastAsia="Calibri" w:hAnsi="Calibri"/>
-              </w:rPr>
-              <w:t xml:space="preserve">process models</w:t>
-            </w:r>
-            <w:r>
-              <w:rPr>
-                <w:sz w:val="18"/>
-                <w:szCs w:val="18"/>
-                <w:rFonts w:ascii="Calibri" w:cs="Calibri" w:eastAsia="Calibri" w:hAnsi="Calibri"/>
-              </w:rPr>
-              <w:t xml:space="preserve"> — is analysed, possibly with the support of </w:t>
-            </w:r>
-            <w:r>
-              <w:rPr>
-                <w:b/>
-                <w:bCs/>
-                <w:sz w:val="18"/>
-                <w:szCs w:val="18"/>
-                <w:rFonts w:ascii="Calibri" w:cs="Calibri" w:eastAsia="Calibri" w:hAnsi="Calibri"/>
-              </w:rPr>
-              <w:t xml:space="preserve">spreadsheets or capacity planning tools</w:t>
-            </w:r>
-            <w:r>
-              <w:rPr>
-                <w:sz w:val="18"/>
-                <w:szCs w:val="18"/>
-                <w:rFonts w:ascii="Calibri" w:cs="Calibri" w:eastAsia="Calibri" w:hAnsi="Calibri"/>
-              </w:rPr>
-              <w:t xml:space="preserve">.</w:t>
+              <w:t xml:space="preserve">Test monitoring and control.</w:t>
+            </w:r>
+            <w:r>
+              <w:rPr>
+                <w:sz w:val="18"/>
+                <w:szCs w:val="18"/>
+                <w:rFonts w:ascii="Calibri" w:cs="Calibri" w:eastAsia="Calibri" w:hAnsi="Calibri"/>
+              </w:rPr>
+              <w:t xml:space="preserve"> The syllabus lists four such control measures: </w:t>
+            </w:r>
+            <w:r>
+              <w:rPr>
+                <w:b/>
+                <w:bCs/>
+                <w:sz w:val="18"/>
+                <w:szCs w:val="18"/>
+                <w:rFonts w:ascii="Calibri" w:cs="Calibri" w:eastAsia="Calibri" w:hAnsi="Calibri"/>
+              </w:rPr>
+              <w:t xml:space="preserve">increasing the load generation capacity if the infrastructure does not generate the desired loads as planned</w:t>
+            </w:r>
+            <w:r>
+              <w:rPr>
+                <w:sz w:val="18"/>
+                <w:szCs w:val="18"/>
+                <w:rFonts w:ascii="Calibri" w:cs="Calibri" w:eastAsia="Calibri" w:hAnsi="Calibri"/>
+              </w:rPr>
+              <w:t xml:space="preserve"> · </w:t>
+            </w:r>
+            <w:r>
+              <w:rPr>
+                <w:b/>
+                <w:bCs/>
+                <w:sz w:val="18"/>
+                <w:szCs w:val="18"/>
+                <w:rFonts w:ascii="Calibri" w:cs="Calibri" w:eastAsia="Calibri" w:hAnsi="Calibri"/>
+              </w:rPr>
+              <w:t xml:space="preserve">changed, new or replaced hardware</w:t>
+            </w:r>
+            <w:r>
+              <w:rPr>
+                <w:sz w:val="18"/>
+                <w:szCs w:val="18"/>
+                <w:rFonts w:ascii="Calibri" w:cs="Calibri" w:eastAsia="Calibri" w:hAnsi="Calibri"/>
+              </w:rPr>
+              <w:t xml:space="preserve"> · </w:t>
+            </w:r>
+            <w:r>
+              <w:rPr>
+                <w:b/>
+                <w:bCs/>
+                <w:sz w:val="18"/>
+                <w:szCs w:val="18"/>
+                <w:rFonts w:ascii="Calibri" w:cs="Calibri" w:eastAsia="Calibri" w:hAnsi="Calibri"/>
+              </w:rPr>
+              <w:t xml:space="preserve">changes to network components</w:t>
+            </w:r>
+            <w:r>
+              <w:rPr>
+                <w:sz w:val="18"/>
+                <w:szCs w:val="18"/>
+                <w:rFonts w:ascii="Calibri" w:cs="Calibri" w:eastAsia="Calibri" w:hAnsi="Calibri"/>
+              </w:rPr>
+              <w:t xml:space="preserve"> · </w:t>
+            </w:r>
+            <w:r>
+              <w:rPr>
+                <w:b/>
+                <w:bCs/>
+                <w:sz w:val="18"/>
+                <w:szCs w:val="18"/>
+                <w:rFonts w:ascii="Calibri" w:cs="Calibri" w:eastAsia="Calibri" w:hAnsi="Calibri"/>
+              </w:rPr>
+              <w:t xml:space="preserve">changes to software implementation</w:t>
+            </w:r>
+            <w:r>
+              <w:rPr>
+                <w:sz w:val="18"/>
+                <w:szCs w:val="18"/>
+                <w:rFonts w:ascii="Calibri" w:cs="Calibri" w:eastAsia="Calibri" w:hAnsi="Calibri"/>
+              </w:rPr>
+              <w:t xml:space="preserve">. It also states that </w:t>
+            </w:r>
+            <w:r>
+              <w:rPr>
+                <w:b/>
+                <w:bCs/>
+                <w:sz w:val="18"/>
+                <w:szCs w:val="18"/>
+                <w:rFonts w:ascii="Calibri" w:cs="Calibri" w:eastAsia="Calibri" w:hAnsi="Calibri"/>
+              </w:rPr>
+              <w:t xml:space="preserve">the performance test objectives are evaluated to check for exit criteria achievement</w:t>
+            </w:r>
+            <w:r>
+              <w:rPr>
+                <w:sz w:val="18"/>
+                <w:szCs w:val="18"/>
+                <w:rFonts w:ascii="Calibri" w:cs="Calibri" w:eastAsia="Calibri" w:hAnsi="Calibri"/>
+              </w:rPr>
+              <w:t xml:space="preserve"> in this activity.</w:t>
             </w:r>
           </w:p>
         </w:tc>
@@ -25495,7 +25481,7 @@
           <w:szCs w:val="19"/>
           <w:rFonts w:ascii="Calibri" w:cs="Calibri" w:eastAsia="Calibri" w:hAnsi="Calibri"/>
         </w:rPr>
-        <w:t xml:space="preserve">Q10. Activity mapping</w:t>
+        <w:t xml:space="preserve">Q10. Tricky</w:t>
       </w:r>
     </w:p>
     <w:p>
@@ -25509,7 +25495,7 @@
           <w:szCs w:val="19"/>
           <w:rFonts w:ascii="Calibri" w:cs="Calibri" w:eastAsia="Calibri" w:hAnsi="Calibri"/>
         </w:rPr>
-        <w:t xml:space="preserve">Which activity includes defining control measures to provide action plans should the infrastructure fail to generate the desired loads?</w:t>
+        <w:t xml:space="preserve">Which statement best captures the syllabus's description of the nature of performance testing?</w:t>
       </w:r>
     </w:p>
     <w:p>
@@ -25527,7 +25513,7 @@
           <w:szCs w:val="18"/>
           <w:rFonts w:ascii="Calibri" w:cs="Calibri" w:eastAsia="Calibri" w:hAnsi="Calibri"/>
         </w:rPr>
-        <w:t xml:space="preserve">a) Test monitoring and control   ✔</w:t>
+        <w:t xml:space="preserve">a) It is iterative — information from one test corrects or optimizes application and system parameters, and the next iteration shows the results of the modifications, until test objectives are reached   ✔</w:t>
       </w:r>
     </w:p>
     <w:p>
@@ -25542,7 +25528,7 @@
           <w:szCs w:val="18"/>
           <w:rFonts w:ascii="Calibri" w:cs="Calibri" w:eastAsia="Calibri" w:hAnsi="Calibri"/>
         </w:rPr>
-        <w:t xml:space="preserve">b) Test planning</w:t>
+        <w:t xml:space="preserve">b) It is a single pass conducted once the system is complete</w:t>
       </w:r>
     </w:p>
     <w:p>
@@ -25557,7 +25543,7 @@
           <w:szCs w:val="18"/>
           <w:rFonts w:ascii="Calibri" w:cs="Calibri" w:eastAsia="Calibri" w:hAnsi="Calibri"/>
         </w:rPr>
-        <w:t xml:space="preserve">c) Test execution</w:t>
+        <w:t xml:space="preserve">c) It is a strictly sequential process that cannot revisit earlier activities</w:t>
       </w:r>
     </w:p>
     <w:p>
@@ -25572,7 +25558,7 @@
           <w:szCs w:val="18"/>
           <w:rFonts w:ascii="Calibri" w:cs="Calibri" w:eastAsia="Calibri" w:hAnsi="Calibri"/>
         </w:rPr>
-        <w:t xml:space="preserve">d) Test completion</w:t>
+        <w:t xml:space="preserve">d) It concludes when the first set of measurements is captured</w:t>
       </w:r>
     </w:p>
     <w:tbl>
@@ -25653,115 +25639,171 @@
                 <w:szCs w:val="18"/>
                 <w:rFonts w:ascii="Calibri" w:cs="Calibri" w:eastAsia="Calibri" w:hAnsi="Calibri"/>
               </w:rPr>
-              <w:t xml:space="preserve"> </w:t>
-            </w:r>
-            <w:r>
-              <w:rPr>
-                <w:b/>
-                <w:bCs/>
-                <w:sz w:val="18"/>
-                <w:szCs w:val="18"/>
-                <w:rFonts w:ascii="Calibri" w:cs="Calibri" w:eastAsia="Calibri" w:hAnsi="Calibri"/>
-              </w:rPr>
-              <w:t xml:space="preserve">Test monitoring and control.</w:t>
-            </w:r>
-            <w:r>
-              <w:rPr>
-                <w:sz w:val="18"/>
-                <w:szCs w:val="18"/>
-                <w:rFonts w:ascii="Calibri" w:cs="Calibri" w:eastAsia="Calibri" w:hAnsi="Calibri"/>
-              </w:rPr>
-              <w:t xml:space="preserve"> The syllabus lists four such control measures: </w:t>
-            </w:r>
-            <w:r>
-              <w:rPr>
-                <w:b/>
-                <w:bCs/>
-                <w:sz w:val="18"/>
-                <w:szCs w:val="18"/>
-                <w:rFonts w:ascii="Calibri" w:cs="Calibri" w:eastAsia="Calibri" w:hAnsi="Calibri"/>
-              </w:rPr>
-              <w:t xml:space="preserve">increasing the load generation capacity if the infrastructure does not generate the desired loads as planned</w:t>
-            </w:r>
-            <w:r>
-              <w:rPr>
-                <w:sz w:val="18"/>
-                <w:szCs w:val="18"/>
-                <w:rFonts w:ascii="Calibri" w:cs="Calibri" w:eastAsia="Calibri" w:hAnsi="Calibri"/>
-              </w:rPr>
-              <w:t xml:space="preserve"> · </w:t>
-            </w:r>
-            <w:r>
-              <w:rPr>
-                <w:b/>
-                <w:bCs/>
-                <w:sz w:val="18"/>
-                <w:szCs w:val="18"/>
-                <w:rFonts w:ascii="Calibri" w:cs="Calibri" w:eastAsia="Calibri" w:hAnsi="Calibri"/>
-              </w:rPr>
-              <w:t xml:space="preserve">changed, new or replaced hardware</w:t>
-            </w:r>
-            <w:r>
-              <w:rPr>
-                <w:sz w:val="18"/>
-                <w:szCs w:val="18"/>
-                <w:rFonts w:ascii="Calibri" w:cs="Calibri" w:eastAsia="Calibri" w:hAnsi="Calibri"/>
-              </w:rPr>
-              <w:t xml:space="preserve"> · </w:t>
-            </w:r>
-            <w:r>
-              <w:rPr>
-                <w:b/>
-                <w:bCs/>
-                <w:sz w:val="18"/>
-                <w:szCs w:val="18"/>
-                <w:rFonts w:ascii="Calibri" w:cs="Calibri" w:eastAsia="Calibri" w:hAnsi="Calibri"/>
-              </w:rPr>
-              <w:t xml:space="preserve">changes to network components</w:t>
-            </w:r>
-            <w:r>
-              <w:rPr>
-                <w:sz w:val="18"/>
-                <w:szCs w:val="18"/>
-                <w:rFonts w:ascii="Calibri" w:cs="Calibri" w:eastAsia="Calibri" w:hAnsi="Calibri"/>
-              </w:rPr>
-              <w:t xml:space="preserve"> · </w:t>
-            </w:r>
-            <w:r>
-              <w:rPr>
-                <w:b/>
-                <w:bCs/>
-                <w:sz w:val="18"/>
-                <w:szCs w:val="18"/>
-                <w:rFonts w:ascii="Calibri" w:cs="Calibri" w:eastAsia="Calibri" w:hAnsi="Calibri"/>
-              </w:rPr>
-              <w:t xml:space="preserve">changes to software implementation</w:t>
-            </w:r>
-            <w:r>
-              <w:rPr>
-                <w:sz w:val="18"/>
-                <w:szCs w:val="18"/>
-                <w:rFonts w:ascii="Calibri" w:cs="Calibri" w:eastAsia="Calibri" w:hAnsi="Calibri"/>
-              </w:rPr>
-              <w:t xml:space="preserve">. It also states that </w:t>
-            </w:r>
-            <w:r>
-              <w:rPr>
-                <w:b/>
-                <w:bCs/>
-                <w:sz w:val="18"/>
-                <w:szCs w:val="18"/>
-                <w:rFonts w:ascii="Calibri" w:cs="Calibri" w:eastAsia="Calibri" w:hAnsi="Calibri"/>
-              </w:rPr>
-              <w:t xml:space="preserve">the performance test objectives are evaluated to check for exit criteria achievement</w:t>
-            </w:r>
-            <w:r>
-              <w:rPr>
-                <w:sz w:val="18"/>
-                <w:szCs w:val="18"/>
-                <w:rFonts w:ascii="Calibri" w:cs="Calibri" w:eastAsia="Calibri" w:hAnsi="Calibri"/>
-              </w:rPr>
-              <w:t xml:space="preserve"> in this activity.</w:t>
+              <w:t xml:space="preserve"> "</w:t>
+            </w:r>
+            <w:r>
+              <w:rPr>
+                <w:i/>
+                <w:iCs/>
+                <w:sz w:val="18"/>
+                <w:szCs w:val="18"/>
+                <w:rFonts w:ascii="Calibri" w:cs="Calibri" w:eastAsia="Calibri" w:hAnsi="Calibri"/>
+              </w:rPr>
+              <w:t xml:space="preserve">Performance testing is </w:t>
+            </w:r>
+            <w:r>
+              <w:rPr>
+                <w:b/>
+                <w:bCs/>
+                <w:i/>
+                <w:iCs/>
+                <w:sz w:val="18"/>
+                <w:szCs w:val="18"/>
+                <w:rFonts w:ascii="Calibri" w:cs="Calibri" w:eastAsia="Calibri" w:hAnsi="Calibri"/>
+              </w:rPr>
+              <w:t xml:space="preserve">iterative in nature</w:t>
+            </w:r>
+            <w:r>
+              <w:rPr>
+                <w:i/>
+                <w:iCs/>
+                <w:sz w:val="18"/>
+                <w:szCs w:val="18"/>
+                <w:rFonts w:ascii="Calibri" w:cs="Calibri" w:eastAsia="Calibri" w:hAnsi="Calibri"/>
+              </w:rPr>
+              <w:t xml:space="preserve">. </w:t>
+            </w:r>
+            <w:r>
+              <w:rPr>
+                <w:b/>
+                <w:bCs/>
+                <w:i/>
+                <w:iCs/>
+                <w:sz w:val="18"/>
+                <w:szCs w:val="18"/>
+                <w:rFonts w:ascii="Calibri" w:cs="Calibri" w:eastAsia="Calibri" w:hAnsi="Calibri"/>
+              </w:rPr>
+              <w:t xml:space="preserve">Each test provides valuable insights</w:t>
+            </w:r>
+            <w:r>
+              <w:rPr>
+                <w:i/>
+                <w:iCs/>
+                <w:sz w:val="18"/>
+                <w:szCs w:val="18"/>
+                <w:rFonts w:ascii="Calibri" w:cs="Calibri" w:eastAsia="Calibri" w:hAnsi="Calibri"/>
+              </w:rPr>
+              <w:t xml:space="preserve"> into application and system performance. The information gathered from one test is used to </w:t>
+            </w:r>
+            <w:r>
+              <w:rPr>
+                <w:b/>
+                <w:bCs/>
+                <w:i/>
+                <w:iCs/>
+                <w:sz w:val="18"/>
+                <w:szCs w:val="18"/>
+                <w:rFonts w:ascii="Calibri" w:cs="Calibri" w:eastAsia="Calibri" w:hAnsi="Calibri"/>
+              </w:rPr>
+              <w:t xml:space="preserve">correct or optimize application and system parameters</w:t>
+            </w:r>
+            <w:r>
+              <w:rPr>
+                <w:i/>
+                <w:iCs/>
+                <w:sz w:val="18"/>
+                <w:szCs w:val="18"/>
+                <w:rFonts w:ascii="Calibri" w:cs="Calibri" w:eastAsia="Calibri" w:hAnsi="Calibri"/>
+              </w:rPr>
+              <w:t xml:space="preserve">. The next test iteration will then </w:t>
+            </w:r>
+            <w:r>
+              <w:rPr>
+                <w:b/>
+                <w:bCs/>
+                <w:i/>
+                <w:iCs/>
+                <w:sz w:val="18"/>
+                <w:szCs w:val="18"/>
+                <w:rFonts w:ascii="Calibri" w:cs="Calibri" w:eastAsia="Calibri" w:hAnsi="Calibri"/>
+              </w:rPr>
+              <w:t xml:space="preserve">show the results of modifications</w:t>
+            </w:r>
+            <w:r>
+              <w:rPr>
+                <w:i/>
+                <w:iCs/>
+                <w:sz w:val="18"/>
+                <w:szCs w:val="18"/>
+                <w:rFonts w:ascii="Calibri" w:cs="Calibri" w:eastAsia="Calibri" w:hAnsi="Calibri"/>
+              </w:rPr>
+              <w:t xml:space="preserve">, and so on </w:t>
+            </w:r>
+            <w:r>
+              <w:rPr>
+                <w:b/>
+                <w:bCs/>
+                <w:i/>
+                <w:iCs/>
+                <w:sz w:val="18"/>
+                <w:szCs w:val="18"/>
+                <w:rFonts w:ascii="Calibri" w:cs="Calibri" w:eastAsia="Calibri" w:hAnsi="Calibri"/>
+              </w:rPr>
+              <w:t xml:space="preserve">until test objectives are reached</w:t>
+            </w:r>
+            <w:r>
+              <w:rPr>
+                <w:i/>
+                <w:iCs/>
+                <w:sz w:val="18"/>
+                <w:szCs w:val="18"/>
+                <w:rFonts w:ascii="Calibri" w:cs="Calibri" w:eastAsia="Calibri" w:hAnsi="Calibri"/>
+              </w:rPr>
+              <w:t xml:space="preserve">.</w:t>
+            </w:r>
+            <w:r>
+              <w:rPr>
+                <w:sz w:val="18"/>
+                <w:szCs w:val="18"/>
+                <w:rFonts w:ascii="Calibri" w:cs="Calibri" w:eastAsia="Calibri" w:hAnsi="Calibri"/>
+              </w:rPr>
+              <w:t xml:space="preserve">" This echoes Chapter 1's description of performance testing as </w:t>
+            </w:r>
+            <w:r>
+              <w:rPr>
+                <w:b/>
+                <w:bCs/>
+                <w:sz w:val="18"/>
+                <w:szCs w:val="18"/>
+                <w:rFonts w:ascii="Calibri" w:cs="Calibri" w:eastAsia="Calibri" w:hAnsi="Calibri"/>
+              </w:rPr>
+              <w:t xml:space="preserve">experimentation</w:t>
+            </w:r>
+            <w:r>
+              <w:rPr>
+                <w:sz w:val="18"/>
+                <w:szCs w:val="18"/>
+                <w:rFonts w:ascii="Calibri" w:cs="Calibri" w:eastAsia="Calibri" w:hAnsi="Calibri"/>
+              </w:rPr>
+              <w:t xml:space="preserve"> conducted </w:t>
+            </w:r>
+            <w:r>
+              <w:rPr>
+                <w:b/>
+                <w:bCs/>
+                <w:sz w:val="18"/>
+                <w:szCs w:val="18"/>
+                <w:rFonts w:ascii="Calibri" w:cs="Calibri" w:eastAsia="Calibri" w:hAnsi="Calibri"/>
+              </w:rPr>
+              <w:t xml:space="preserve">iteratively</w:t>
+            </w:r>
+            <w:r>
+              <w:rPr>
+                <w:sz w:val="18"/>
+                <w:szCs w:val="18"/>
+                <w:rFonts w:ascii="Calibri" w:cs="Calibri" w:eastAsia="Calibri" w:hAnsi="Calibri"/>
+              </w:rPr>
+              <w:t xml:space="preserve">.</w:t>
             </w:r>
           </w:p>
         </w:tc>
@@ -25786,7 +25828,7 @@
           <w:szCs w:val="19"/>
           <w:rFonts w:ascii="Calibri" w:cs="Calibri" w:eastAsia="Calibri" w:hAnsi="Calibri"/>
         </w:rPr>
-        <w:t xml:space="preserve">Q11. Recall</w:t>
+        <w:t xml:space="preserve">Q11. Architecture risk</w:t>
       </w:r>
     </w:p>
     <w:p>
@@ -25800,7 +25842,7 @@
           <w:szCs w:val="19"/>
           <w:rFonts w:ascii="Calibri" w:cs="Calibri" w:eastAsia="Calibri" w:hAnsi="Calibri"/>
         </w:rPr>
-        <w:t xml:space="preserve">How does the syllabus say performance test cases are generally created during test design?</w:t>
+        <w:t xml:space="preserve">Which performance risks does the syllabus associate specifically with virtualized systems?</w:t>
       </w:r>
     </w:p>
     <w:p>
@@ -25815,7 +25857,7 @@
           <w:szCs w:val="18"/>
           <w:rFonts w:ascii="Calibri" w:cs="Calibri" w:eastAsia="Calibri" w:hAnsi="Calibri"/>
         </w:rPr>
-        <w:t xml:space="preserve">a) As a single end-to-end script per business process</w:t>
+        <w:t xml:space="preserve">a) Poor or non-scalable database design and network bottlenecks</w:t>
       </w:r>
     </w:p>
     <w:p>
@@ -25830,7 +25872,7 @@
           <w:szCs w:val="18"/>
           <w:rFonts w:ascii="Calibri" w:cs="Calibri" w:eastAsia="Calibri" w:hAnsi="Calibri"/>
         </w:rPr>
-        <w:t xml:space="preserve">b) As recorded protocol traces without parameterization</w:t>
+        <w:t xml:space="preserve">b) Firewalls, packet inspection and server load balancing</w:t>
       </w:r>
     </w:p>
     <w:p>
@@ -25841,11 +25883,14 @@
       </w:pPr>
       <w:r>
         <w:rPr>
+          <w:b/>
+          <w:bCs/>
+          <w:color w:val="1E6B3A"/>
           <w:sz w:val="18"/>
           <w:szCs w:val="18"/>
           <w:rFonts w:ascii="Calibri" w:cs="Calibri" w:eastAsia="Calibri" w:hAnsi="Calibri"/>
         </w:rPr>
-        <w:t xml:space="preserve">c) As one test case per operational profile, never combined</w:t>
+        <w:t xml:space="preserve">c) Excessive load on the hardware across all the virtual machines, and improper configuration of the host virtual machine resulting in inadequate resources   ✔</w:t>
       </w:r>
     </w:p>
     <w:p>
@@ -25856,14 +25901,11 @@
       </w:pPr>
       <w:r>
         <w:rPr>
-          <w:b/>
-          <w:bCs/>
-          <w:color w:val="1E6B3A"/>
           <w:sz w:val="18"/>
           <w:szCs w:val="18"/>
           <w:rFonts w:ascii="Calibri" w:cs="Calibri" w:eastAsia="Calibri" w:hAnsi="Calibri"/>
         </w:rPr>
-        <w:t xml:space="preserve">d) In modular form, so that they may be used as the building blocks of larger, more complex performance tests   ✔</w:t>
+        <w:t xml:space="preserve">d) Unexpected loads arriving through newly exposed APIs and web services</w:t>
       </w:r>
     </w:p>
     <w:tbl>
@@ -25906,7 +25948,7 @@
                 <w:szCs w:val="18"/>
                 <w:rFonts w:ascii="Calibri" w:cs="Calibri" w:eastAsia="Calibri" w:hAnsi="Calibri"/>
               </w:rPr>
-              <w:t xml:space="preserve">Correct answer: d   |   LO: PTFL-3.1.1 (K2) | Syllabus §3.1</w:t>
+              <w:t xml:space="preserve">Correct answer: c   |   LO: PTFL-3.2.1 (K2) | Syllabus §3.2</w:t>
             </w:r>
           </w:p>
         </w:tc>
@@ -25944,105 +25986,133 @@
                 <w:szCs w:val="18"/>
                 <w:rFonts w:ascii="Calibri" w:cs="Calibri" w:eastAsia="Calibri" w:hAnsi="Calibri"/>
               </w:rPr>
-              <w:t xml:space="preserve"> "</w:t>
-            </w:r>
-            <w:r>
-              <w:rPr>
-                <w:i/>
-                <w:iCs/>
-                <w:sz w:val="18"/>
-                <w:szCs w:val="18"/>
-                <w:rFonts w:ascii="Calibri" w:cs="Calibri" w:eastAsia="Calibri" w:hAnsi="Calibri"/>
-              </w:rPr>
-              <w:t xml:space="preserve">Performance test cases are designed. These are </w:t>
-            </w:r>
-            <w:r>
-              <w:rPr>
-                <w:b/>
-                <w:bCs/>
-                <w:i/>
-                <w:iCs/>
-                <w:sz w:val="18"/>
-                <w:szCs w:val="18"/>
-                <w:rFonts w:ascii="Calibri" w:cs="Calibri" w:eastAsia="Calibri" w:hAnsi="Calibri"/>
-              </w:rPr>
-              <w:t xml:space="preserve">generally created in modular form</w:t>
-            </w:r>
-            <w:r>
-              <w:rPr>
-                <w:i/>
-                <w:iCs/>
-                <w:sz w:val="18"/>
-                <w:szCs w:val="18"/>
-                <w:rFonts w:ascii="Calibri" w:cs="Calibri" w:eastAsia="Calibri" w:hAnsi="Calibri"/>
-              </w:rPr>
-              <w:t xml:space="preserve"> so that they may be used as the </w:t>
-            </w:r>
-            <w:r>
-              <w:rPr>
-                <w:b/>
-                <w:bCs/>
-                <w:i/>
-                <w:iCs/>
-                <w:sz w:val="18"/>
-                <w:szCs w:val="18"/>
-                <w:rFonts w:ascii="Calibri" w:cs="Calibri" w:eastAsia="Calibri" w:hAnsi="Calibri"/>
-              </w:rPr>
-              <w:t xml:space="preserve">building blocks of larger, more complex performance tests</w:t>
-            </w:r>
-            <w:r>
-              <w:rPr>
-                <w:i/>
-                <w:iCs/>
-                <w:sz w:val="18"/>
-                <w:szCs w:val="18"/>
-                <w:rFonts w:ascii="Calibri" w:cs="Calibri" w:eastAsia="Calibri" w:hAnsi="Calibri"/>
-              </w:rPr>
-              <w:t xml:space="preserve"> (see section 4.2).</w:t>
-            </w:r>
-            <w:r>
-              <w:rPr>
-                <w:sz w:val="18"/>
-                <w:szCs w:val="18"/>
-                <w:rFonts w:ascii="Calibri" w:cs="Calibri" w:eastAsia="Calibri" w:hAnsi="Calibri"/>
-              </w:rPr>
-              <w:t xml:space="preserve">" Modularity is what later allows </w:t>
-            </w:r>
-            <w:r>
-              <w:rPr>
-                <w:b/>
-                <w:bCs/>
-                <w:sz w:val="18"/>
-                <w:szCs w:val="18"/>
-                <w:rFonts w:ascii="Calibri" w:cs="Calibri" w:eastAsia="Calibri" w:hAnsi="Calibri"/>
-              </w:rPr>
-              <w:t xml:space="preserve">scripts for separate operational profiles to be combined into a scenario implementing the whole load profile</w:t>
-            </w:r>
-            <w:r>
-              <w:rPr>
-                <w:sz w:val="18"/>
-                <w:szCs w:val="18"/>
-                <w:rFonts w:ascii="Calibri" w:cs="Calibri" w:eastAsia="Calibri" w:hAnsi="Calibri"/>
-              </w:rPr>
-              <w:t xml:space="preserve"> (</w:t>
-            </w:r>
-            <w:r>
-              <w:rPr>
-                <w:b/>
-                <w:bCs/>
-                <w:sz w:val="18"/>
-                <w:szCs w:val="18"/>
-                <w:rFonts w:ascii="Calibri" w:cs="Calibri" w:eastAsia="Calibri" w:hAnsi="Calibri"/>
-              </w:rPr>
-              <w:t xml:space="preserve">PTFL-4.2.7</w:t>
-            </w:r>
-            <w:r>
-              <w:rPr>
-                <w:sz w:val="18"/>
-                <w:szCs w:val="18"/>
-                <w:rFonts w:ascii="Calibri" w:cs="Calibri" w:eastAsia="Calibri" w:hAnsi="Calibri"/>
-              </w:rPr>
-              <w:t xml:space="preserve">).</w:t>
+              <w:t xml:space="preserve"> Those two are the only risks the syllabus names as </w:t>
+            </w:r>
+            <w:r>
+              <w:rPr>
+                <w:b/>
+                <w:bCs/>
+                <w:sz w:val="18"/>
+                <w:szCs w:val="18"/>
+                <w:rFonts w:ascii="Calibri" w:cs="Calibri" w:eastAsia="Calibri" w:hAnsi="Calibri"/>
+              </w:rPr>
+              <w:t xml:space="preserve">arising specifically from virtualization</w:t>
+            </w:r>
+            <w:r>
+              <w:rPr>
+                <w:sz w:val="18"/>
+                <w:szCs w:val="18"/>
+                <w:rFonts w:ascii="Calibri" w:cs="Calibri" w:eastAsia="Calibri" w:hAnsi="Calibri"/>
+              </w:rPr>
+              <w:t xml:space="preserve">. (a) belongs to </w:t>
+            </w:r>
+            <w:r>
+              <w:rPr>
+                <w:b/>
+                <w:bCs/>
+                <w:sz w:val="18"/>
+                <w:szCs w:val="18"/>
+                <w:rFonts w:ascii="Calibri" w:cs="Calibri" w:eastAsia="Calibri" w:hAnsi="Calibri"/>
+              </w:rPr>
+              <w:t xml:space="preserve">multi-tier systems</w:t>
+            </w:r>
+            <w:r>
+              <w:rPr>
+                <w:sz w:val="18"/>
+                <w:szCs w:val="18"/>
+                <w:rFonts w:ascii="Calibri" w:cs="Calibri" w:eastAsia="Calibri" w:hAnsi="Calibri"/>
+              </w:rPr>
+              <w:t xml:space="preserve">, (b) to </w:t>
+            </w:r>
+            <w:r>
+              <w:rPr>
+                <w:b/>
+                <w:bCs/>
+                <w:sz w:val="18"/>
+                <w:szCs w:val="18"/>
+                <w:rFonts w:ascii="Calibri" w:cs="Calibri" w:eastAsia="Calibri" w:hAnsi="Calibri"/>
+              </w:rPr>
+              <w:t xml:space="preserve">client-server systems</w:t>
+            </w:r>
+            <w:r>
+              <w:rPr>
+                <w:sz w:val="18"/>
+                <w:szCs w:val="18"/>
+                <w:rFonts w:ascii="Calibri" w:cs="Calibri" w:eastAsia="Calibri" w:hAnsi="Calibri"/>
+              </w:rPr>
+              <w:t xml:space="preserve">, and (d) to </w:t>
+            </w:r>
+            <w:r>
+              <w:rPr>
+                <w:b/>
+                <w:bCs/>
+                <w:sz w:val="18"/>
+                <w:szCs w:val="18"/>
+                <w:rFonts w:ascii="Calibri" w:cs="Calibri" w:eastAsia="Calibri" w:hAnsi="Calibri"/>
+              </w:rPr>
+              <w:t xml:space="preserve">mainframe applications</w:t>
+            </w:r>
+            <w:r>
+              <w:rPr>
+                <w:sz w:val="18"/>
+                <w:szCs w:val="18"/>
+                <w:rFonts w:ascii="Calibri" w:cs="Calibri" w:eastAsia="Calibri" w:hAnsi="Calibri"/>
+              </w:rPr>
+              <w:t xml:space="preserve">. Note the link back to </w:t>
+            </w:r>
+            <w:r>
+              <w:rPr>
+                <w:b/>
+                <w:bCs/>
+                <w:sz w:val="18"/>
+                <w:szCs w:val="18"/>
+                <w:rFonts w:ascii="Calibri" w:cs="Calibri" w:eastAsia="Calibri" w:hAnsi="Calibri"/>
+              </w:rPr>
+              <w:t xml:space="preserve">PTFL-2.1.1</w:t>
+            </w:r>
+            <w:r>
+              <w:rPr>
+                <w:sz w:val="18"/>
+                <w:szCs w:val="18"/>
+                <w:rFonts w:ascii="Calibri" w:cs="Calibri" w:eastAsia="Calibri" w:hAnsi="Calibri"/>
+              </w:rPr>
+              <w:t xml:space="preserve">, where </w:t>
+            </w:r>
+            <w:r>
+              <w:rPr>
+                <w:b/>
+                <w:bCs/>
+                <w:sz w:val="18"/>
+                <w:szCs w:val="18"/>
+                <w:rFonts w:ascii="Calibri" w:cs="Calibri" w:eastAsia="Calibri" w:hAnsi="Calibri"/>
+              </w:rPr>
+              <w:t xml:space="preserve">background load on shared resources</w:t>
+            </w:r>
+            <w:r>
+              <w:rPr>
+                <w:sz w:val="18"/>
+                <w:szCs w:val="18"/>
+                <w:rFonts w:ascii="Calibri" w:cs="Calibri" w:eastAsia="Calibri" w:hAnsi="Calibri"/>
+              </w:rPr>
+              <w:t xml:space="preserve"> is called out as </w:t>
+            </w:r>
+            <w:r>
+              <w:rPr>
+                <w:b/>
+                <w:bCs/>
+                <w:sz w:val="18"/>
+                <w:szCs w:val="18"/>
+                <w:rFonts w:ascii="Calibri" w:cs="Calibri" w:eastAsia="Calibri" w:hAnsi="Calibri"/>
+              </w:rPr>
+              <w:t xml:space="preserve">especially relevant in virtualized environments</w:t>
+            </w:r>
+            <w:r>
+              <w:rPr>
+                <w:sz w:val="18"/>
+                <w:szCs w:val="18"/>
+                <w:rFonts w:ascii="Calibri" w:cs="Calibri" w:eastAsia="Calibri" w:hAnsi="Calibri"/>
+              </w:rPr>
+              <w:t xml:space="preserve">.</w:t>
             </w:r>
           </w:p>
         </w:tc>
@@ -26067,7 +26137,7 @@
           <w:szCs w:val="19"/>
           <w:rFonts w:ascii="Calibri" w:cs="Calibri" w:eastAsia="Calibri" w:hAnsi="Calibri"/>
         </w:rPr>
-        <w:t xml:space="preserve">Q12. Recall</w:t>
+        <w:t xml:space="preserve">Q12. Tricky · contrast</w:t>
       </w:r>
     </w:p>
     <w:p>
@@ -26081,7 +26151,7 @@
           <w:szCs w:val="19"/>
           <w:rFonts w:ascii="Calibri" w:cs="Calibri" w:eastAsia="Calibri" w:hAnsi="Calibri"/>
         </w:rPr>
-        <w:t xml:space="preserve">Because performance testing is typically data-driven, what process is needed during test implementation?</w:t>
+        <w:t xml:space="preserve">How does the syllabus distinguish embedded real-time systems from mobile devices in terms of performance risk?</w:t>
       </w:r>
     </w:p>
     <w:p>
@@ -26096,7 +26166,7 @@
           <w:szCs w:val="18"/>
           <w:rFonts w:ascii="Calibri" w:cs="Calibri" w:eastAsia="Calibri" w:hAnsi="Calibri"/>
         </w:rPr>
-        <w:t xml:space="preserve">a) A process to anonymise all production data before every run</w:t>
+        <w:t xml:space="preserve">a) Embedded systems are never connected to the Internet, so connectivity is not a risk</w:t>
       </w:r>
     </w:p>
     <w:p>
@@ -26107,14 +26177,11 @@
       </w:pPr>
       <w:r>
         <w:rPr>
-          <w:b/>
-          <w:bCs/>
-          <w:color w:val="1E6B3A"/>
           <w:sz w:val="18"/>
           <w:szCs w:val="18"/>
           <w:rFonts w:ascii="Calibri" w:cs="Calibri" w:eastAsia="Calibri" w:hAnsi="Calibri"/>
         </w:rPr>
-        <w:t xml:space="preserve">b) A process to establish test data that is representative of actual production data in volume and type so that production use can be simulated   ✔</w:t>
+        <w:t xml:space="preserve">b) Embedded systems have unlimited memory compared with mobile devices</w:t>
       </w:r>
     </w:p>
     <w:p>
@@ -26125,11 +26192,14 @@
       </w:pPr>
       <w:r>
         <w:rPr>
+          <w:b/>
+          <w:bCs/>
+          <w:color w:val="1E6B3A"/>
           <w:sz w:val="18"/>
           <w:szCs w:val="18"/>
           <w:rFonts w:ascii="Calibri" w:cs="Calibri" w:eastAsia="Calibri" w:hAnsi="Calibri"/>
         </w:rPr>
-        <w:t xml:space="preserve">c) A process to generate synthetic data only, so no production data is ever used</w:t>
+        <w:t xml:space="preserve">c) They share many risks including connectivity, but the diminished performance of a mobile video game is usually not a safety hazard, while such slowdowns in a vehicle braking system could prove catastrophic   ✔</w:t>
       </w:r>
     </w:p>
     <w:p>
@@ -26144,7 +26214,7 @@
           <w:szCs w:val="18"/>
           <w:rFonts w:ascii="Calibri" w:cs="Calibri" w:eastAsia="Calibri" w:hAnsi="Calibri"/>
         </w:rPr>
-        <w:t xml:space="preserve">d) A process to archive test data at the point of test closure</w:t>
+        <w:t xml:space="preserve">d) Embedded systems are exempt from resource utilization risks because they are purpose-built</w:t>
       </w:r>
     </w:p>
     <w:tbl>
@@ -26187,7 +26257,7 @@
                 <w:szCs w:val="18"/>
                 <w:rFonts w:ascii="Calibri" w:cs="Calibri" w:eastAsia="Calibri" w:hAnsi="Calibri"/>
               </w:rPr>
-              <w:t xml:space="preserve">Correct answer: b   |   LO: PTFL-3.1.1 (K2) | Syllabus §3.1</w:t>
+              <w:t xml:space="preserve">Correct answer: c   |   LO: PTFL-3.2.1 (K2) | Syllabus §3.2</w:t>
             </w:r>
           </w:p>
         </w:tc>
@@ -26225,97 +26295,35 @@
                 <w:szCs w:val="18"/>
                 <w:rFonts w:ascii="Calibri" w:cs="Calibri" w:eastAsia="Calibri" w:hAnsi="Calibri"/>
               </w:rPr>
-              <w:t xml:space="preserve"> "</w:t>
-            </w:r>
-            <w:r>
-              <w:rPr>
-                <w:i/>
-                <w:iCs/>
-                <w:sz w:val="18"/>
-                <w:szCs w:val="18"/>
-                <w:rFonts w:ascii="Calibri" w:cs="Calibri" w:eastAsia="Calibri" w:hAnsi="Calibri"/>
-              </w:rPr>
-              <w:t xml:space="preserve">Since performance testing is </w:t>
-            </w:r>
-            <w:r>
-              <w:rPr>
-                <w:b/>
-                <w:bCs/>
-                <w:i/>
-                <w:iCs/>
-                <w:sz w:val="18"/>
-                <w:szCs w:val="18"/>
-                <w:rFonts w:ascii="Calibri" w:cs="Calibri" w:eastAsia="Calibri" w:hAnsi="Calibri"/>
-              </w:rPr>
-              <w:t xml:space="preserve">typically data-driven</w:t>
-            </w:r>
-            <w:r>
-              <w:rPr>
-                <w:i/>
-                <w:iCs/>
-                <w:sz w:val="18"/>
-                <w:szCs w:val="18"/>
-                <w:rFonts w:ascii="Calibri" w:cs="Calibri" w:eastAsia="Calibri" w:hAnsi="Calibri"/>
-              </w:rPr>
-              <w:t xml:space="preserve">, a process is needed to </w:t>
-            </w:r>
-            <w:r>
-              <w:rPr>
-                <w:b/>
-                <w:bCs/>
-                <w:i/>
-                <w:iCs/>
-                <w:sz w:val="18"/>
-                <w:szCs w:val="18"/>
-                <w:rFonts w:ascii="Calibri" w:cs="Calibri" w:eastAsia="Calibri" w:hAnsi="Calibri"/>
-              </w:rPr>
-              <w:t xml:space="preserve">establish test data that is representative of actual production data in volume and type so that production use can be simulated</w:t>
-            </w:r>
-            <w:r>
-              <w:rPr>
-                <w:i/>
-                <w:iCs/>
-                <w:sz w:val="18"/>
-                <w:szCs w:val="18"/>
-                <w:rFonts w:ascii="Calibri" w:cs="Calibri" w:eastAsia="Calibri" w:hAnsi="Calibri"/>
-              </w:rPr>
-              <w:t xml:space="preserve">.</w:t>
-            </w:r>
-            <w:r>
-              <w:rPr>
-                <w:sz w:val="18"/>
-                <w:szCs w:val="18"/>
-                <w:rFonts w:ascii="Calibri" w:cs="Calibri" w:eastAsia="Calibri" w:hAnsi="Calibri"/>
-              </w:rPr>
-              <w:t xml:space="preserve">" Test implementation also covers </w:t>
-            </w:r>
-            <w:r>
-              <w:rPr>
-                <w:b/>
-                <w:bCs/>
-                <w:sz w:val="18"/>
-                <w:szCs w:val="18"/>
-                <w:rFonts w:ascii="Calibri" w:cs="Calibri" w:eastAsia="Calibri" w:hAnsi="Calibri"/>
-              </w:rPr>
-              <w:t xml:space="preserve">establishing and/or resetting the test environment before each test execution</w:t>
-            </w:r>
-            <w:r>
-              <w:rPr>
-                <w:sz w:val="18"/>
-                <w:szCs w:val="18"/>
-                <w:rFonts w:ascii="Calibri" w:cs="Calibri" w:eastAsia="Calibri" w:hAnsi="Calibri"/>
-              </w:rPr>
-              <w:t xml:space="preserve">. Archiving testware belongs to </w:t>
-            </w:r>
-            <w:r>
-              <w:rPr>
-                <w:b/>
-                <w:bCs/>
-                <w:sz w:val="18"/>
-                <w:szCs w:val="18"/>
-                <w:rFonts w:ascii="Calibri" w:cs="Calibri" w:eastAsia="Calibri" w:hAnsi="Calibri"/>
-              </w:rPr>
-              <w:t xml:space="preserve">test completion</w:t>
+              <w:t xml:space="preserve"> The syllabus says embedded real-time systems </w:t>
+            </w:r>
+            <w:r>
+              <w:rPr>
+                <w:b/>
+                <w:bCs/>
+                <w:sz w:val="18"/>
+                <w:szCs w:val="18"/>
+                <w:rFonts w:ascii="Calibri" w:cs="Calibri" w:eastAsia="Calibri" w:hAnsi="Calibri"/>
+              </w:rPr>
+              <w:t xml:space="preserve">often have many of the risks of mobile devices, including (increasingly) connectivity-related issues since these devices are connected to the Internet</w:t>
+            </w:r>
+            <w:r>
+              <w:rPr>
+                <w:sz w:val="18"/>
+                <w:szCs w:val="18"/>
+                <w:rFonts w:ascii="Calibri" w:cs="Calibri" w:eastAsia="Calibri" w:hAnsi="Calibri"/>
+              </w:rPr>
+              <w:t xml:space="preserve">, and then draws the distinction in exactly the terms of option (c). Examples given of embedded real-time systems are </w:t>
+            </w:r>
+            <w:r>
+              <w:rPr>
+                <w:b/>
+                <w:bCs/>
+                <w:sz w:val="18"/>
+                <w:szCs w:val="18"/>
+                <w:rFonts w:ascii="Calibri" w:cs="Calibri" w:eastAsia="Calibri" w:hAnsi="Calibri"/>
+              </w:rPr>
+              <w:t xml:space="preserve">cars (entertainment systems and intelligent braking systems), elevators, traffic signals and HVAC systems</w:t>
             </w:r>
             <w:r>
               <w:rPr>
@@ -26348,7 +26356,7 @@
           <w:szCs w:val="19"/>
           <w:rFonts w:ascii="Calibri" w:cs="Calibri" w:eastAsia="Calibri" w:hAnsi="Calibri"/>
         </w:rPr>
-        <w:t xml:space="preserve">Q13. Recall</w:t>
+        <w:t xml:space="preserve">Q13. Tricky · combination</w:t>
       </w:r>
     </w:p>
     <w:p>
@@ -26362,7 +26370,7 @@
           <w:szCs w:val="19"/>
           <w:rFonts w:ascii="Calibri" w:cs="Calibri" w:eastAsia="Calibri" w:hAnsi="Calibri"/>
         </w:rPr>
-        <w:t xml:space="preserve">At the point of test closure, what happens to the testware?</w:t>
+        <w:t xml:space="preserve">What does the syllabus say about applications that incorporate more than one of the nine architectures?</w:t>
       </w:r>
     </w:p>
     <w:p>
@@ -26377,7 +26385,7 @@
           <w:szCs w:val="18"/>
           <w:rFonts w:ascii="Calibri" w:cs="Calibri" w:eastAsia="Calibri" w:hAnsi="Calibri"/>
         </w:rPr>
-        <w:t xml:space="preserve">a) It is deleted to prevent reuse of obsolete scripts</w:t>
+        <w:t xml:space="preserve">a) Only the risks of the dominant architecture apply</w:t>
       </w:r>
     </w:p>
     <w:p>
@@ -26392,7 +26400,7 @@
           <w:szCs w:val="18"/>
           <w:rFonts w:ascii="Calibri" w:cs="Calibri" w:eastAsia="Calibri" w:hAnsi="Calibri"/>
         </w:rPr>
-        <w:t xml:space="preserve">b) It is handed to the vendor under the supplier/acquirer model</w:t>
+        <w:t xml:space="preserve">b) The risks cancel each other out when architectures are combined</w:t>
       </w:r>
     </w:p>
     <w:p>
@@ -26403,14 +26411,11 @@
       </w:pPr>
       <w:r>
         <w:rPr>
-          <w:b/>
-          <w:bCs/>
-          <w:color w:val="1E6B3A"/>
           <w:sz w:val="18"/>
           <w:szCs w:val="18"/>
           <w:rFonts w:ascii="Calibri" w:cs="Calibri" w:eastAsia="Calibri" w:hAnsi="Calibri"/>
         </w:rPr>
-        <w:t xml:space="preserve">c) Designed tests, test tool assets, test data and other testware are archived or passed on to other testers for later use during system maintenance activities   ✔</w:t>
+        <w:t xml:space="preserve">c) Combined architectures are outside the scope of performance testing</w:t>
       </w:r>
     </w:p>
     <w:p>
@@ -26421,11 +26426,14 @@
       </w:pPr>
       <w:r>
         <w:rPr>
+          <w:b/>
+          <w:bCs/>
+          <w:color w:val="1E6B3A"/>
           <w:sz w:val="18"/>
           <w:szCs w:val="18"/>
           <w:rFonts w:ascii="Calibri" w:cs="Calibri" w:eastAsia="Calibri" w:hAnsi="Calibri"/>
         </w:rPr>
-        <w:t xml:space="preserve">d) It is converted into non-functional user stories for the next release</w:t>
+        <w:t xml:space="preserve">d) All relevant risks will apply — and with IoT and mobile it is possible that all architectures are present in some form and thus all risks can apply   ✔</w:t>
       </w:r>
     </w:p>
     <w:tbl>
@@ -26468,7 +26476,7 @@
                 <w:szCs w:val="18"/>
                 <w:rFonts w:ascii="Calibri" w:cs="Calibri" w:eastAsia="Calibri" w:hAnsi="Calibri"/>
               </w:rPr>
-              <w:t xml:space="preserve">Correct answer: c   |   LO: PTFL-3.1.1 (K2) | Syllabus §3.1</w:t>
+              <w:t xml:space="preserve">Correct answer: d   |   LO: PTFL-3.2.1 (K2) | Syllabus §3.2</w:t>
             </w:r>
           </w:p>
         </w:tc>
@@ -26516,7 +26524,7 @@
                 <w:szCs w:val="18"/>
                 <w:rFonts w:ascii="Calibri" w:cs="Calibri" w:eastAsia="Calibri" w:hAnsi="Calibri"/>
               </w:rPr>
-              <w:t xml:space="preserve">At the close of a defined period of performance testing, a </w:t>
+              <w:t xml:space="preserve">Note that </w:t>
             </w:r>
             <w:r>
               <w:rPr>
@@ -26528,7 +26536,7 @@
                 <w:szCs w:val="18"/>
                 <w:rFonts w:ascii="Calibri" w:cs="Calibri" w:eastAsia="Calibri" w:hAnsi="Calibri"/>
               </w:rPr>
-              <w:t xml:space="preserve">point of test closure</w:t>
+              <w:t xml:space="preserve">any particular application or system may incorporate two or more of the architectures listed above</w:t>
             </w:r>
             <w:r>
               <w:rPr>
@@ -26538,7 +26546,7 @@
                 <w:szCs w:val="18"/>
                 <w:rFonts w:ascii="Calibri" w:cs="Calibri" w:eastAsia="Calibri" w:hAnsi="Calibri"/>
               </w:rPr>
-              <w:t xml:space="preserve"> may be reached where </w:t>
+              <w:t xml:space="preserve">, which means that </w:t>
             </w:r>
             <w:r>
               <w:rPr>
@@ -26550,7 +26558,7 @@
                 <w:szCs w:val="18"/>
                 <w:rFonts w:ascii="Calibri" w:cs="Calibri" w:eastAsia="Calibri" w:hAnsi="Calibri"/>
               </w:rPr>
-              <w:t xml:space="preserve">designed tests, test tool assets (test cases and test procedures), test data and other testware are archived or passed on to other testers for later use during system maintenance activities</w:t>
+              <w:t xml:space="preserve">all relevant risks will apply to that application or system</w:t>
             </w:r>
             <w:r>
               <w:rPr>
@@ -26560,6 +26568,72 @@
                 <w:szCs w:val="18"/>
                 <w:rFonts w:ascii="Calibri" w:cs="Calibri" w:eastAsia="Calibri" w:hAnsi="Calibri"/>
               </w:rPr>
+              <w:t xml:space="preserve">. In fact, given the </w:t>
+            </w:r>
+            <w:r>
+              <w:rPr>
+                <w:b/>
+                <w:bCs/>
+                <w:i/>
+                <w:iCs/>
+                <w:sz w:val="18"/>
+                <w:szCs w:val="18"/>
+                <w:rFonts w:ascii="Calibri" w:cs="Calibri" w:eastAsia="Calibri" w:hAnsi="Calibri"/>
+              </w:rPr>
+              <w:t xml:space="preserve">Internet of Things and the explosion of mobile applications</w:t>
+            </w:r>
+            <w:r>
+              <w:rPr>
+                <w:i/>
+                <w:iCs/>
+                <w:sz w:val="18"/>
+                <w:szCs w:val="18"/>
+                <w:rFonts w:ascii="Calibri" w:cs="Calibri" w:eastAsia="Calibri" w:hAnsi="Calibri"/>
+              </w:rPr>
+              <w:t xml:space="preserve"> — two areas where </w:t>
+            </w:r>
+            <w:r>
+              <w:rPr>
+                <w:b/>
+                <w:bCs/>
+                <w:i/>
+                <w:iCs/>
+                <w:sz w:val="18"/>
+                <w:szCs w:val="18"/>
+                <w:rFonts w:ascii="Calibri" w:cs="Calibri" w:eastAsia="Calibri" w:hAnsi="Calibri"/>
+              </w:rPr>
+              <w:t xml:space="preserve">extreme levels of interaction and connection is the rule</w:t>
+            </w:r>
+            <w:r>
+              <w:rPr>
+                <w:i/>
+                <w:iCs/>
+                <w:sz w:val="18"/>
+                <w:szCs w:val="18"/>
+                <w:rFonts w:ascii="Calibri" w:cs="Calibri" w:eastAsia="Calibri" w:hAnsi="Calibri"/>
+              </w:rPr>
+              <w:t xml:space="preserve"> — </w:t>
+            </w:r>
+            <w:r>
+              <w:rPr>
+                <w:b/>
+                <w:bCs/>
+                <w:i/>
+                <w:iCs/>
+                <w:sz w:val="18"/>
+                <w:szCs w:val="18"/>
+                <w:rFonts w:ascii="Calibri" w:cs="Calibri" w:eastAsia="Calibri" w:hAnsi="Calibri"/>
+              </w:rPr>
+              <w:t xml:space="preserve">it is possible that all architectures are present in some form in an application, and thus all risks can apply</w:t>
+            </w:r>
+            <w:r>
+              <w:rPr>
+                <w:i/>
+                <w:iCs/>
+                <w:sz w:val="18"/>
+                <w:szCs w:val="18"/>
+                <w:rFonts w:ascii="Calibri" w:cs="Calibri" w:eastAsia="Calibri" w:hAnsi="Calibri"/>
+              </w:rPr>
               <w:t xml:space="preserve">.</w:t>
             </w:r>
             <w:r>
@@ -26568,79 +26642,7 @@
                 <w:szCs w:val="18"/>
                 <w:rFonts w:ascii="Calibri" w:cs="Calibri" w:eastAsia="Calibri" w:hAnsi="Calibri"/>
               </w:rPr>
-              <w:t xml:space="preserve">" This sits within </w:t>
-            </w:r>
-            <w:r>
-              <w:rPr>
-                <w:b/>
-                <w:bCs/>
-                <w:sz w:val="18"/>
-                <w:szCs w:val="18"/>
-                <w:rFonts w:ascii="Calibri" w:cs="Calibri" w:eastAsia="Calibri" w:hAnsi="Calibri"/>
-              </w:rPr>
-              <w:t xml:space="preserve">test completion</w:t>
-            </w:r>
-            <w:r>
-              <w:rPr>
-                <w:sz w:val="18"/>
-                <w:szCs w:val="18"/>
-                <w:rFonts w:ascii="Calibri" w:cs="Calibri" w:eastAsia="Calibri" w:hAnsi="Calibri"/>
-              </w:rPr>
-              <w:t xml:space="preserve">, alongside the </w:t>
-            </w:r>
-            <w:r>
-              <w:rPr>
-                <w:b/>
-                <w:bCs/>
-                <w:sz w:val="18"/>
-                <w:szCs w:val="18"/>
-                <w:rFonts w:ascii="Calibri" w:cs="Calibri" w:eastAsia="Calibri" w:hAnsi="Calibri"/>
-              </w:rPr>
-              <w:t xml:space="preserve">test summary report</w:t>
-            </w:r>
-            <w:r>
-              <w:rPr>
-                <w:sz w:val="18"/>
-                <w:szCs w:val="18"/>
-                <w:rFonts w:ascii="Calibri" w:cs="Calibri" w:eastAsia="Calibri" w:hAnsi="Calibri"/>
-              </w:rPr>
-              <w:t xml:space="preserve">, </w:t>
-            </w:r>
-            <w:r>
-              <w:rPr>
-                <w:b/>
-                <w:bCs/>
-                <w:sz w:val="18"/>
-                <w:szCs w:val="18"/>
-                <w:rFonts w:ascii="Calibri" w:cs="Calibri" w:eastAsia="Calibri" w:hAnsi="Calibri"/>
-              </w:rPr>
-              <w:t xml:space="preserve">aggregated metrics</w:t>
-            </w:r>
-            <w:r>
-              <w:rPr>
-                <w:sz w:val="18"/>
-                <w:szCs w:val="18"/>
-                <w:rFonts w:ascii="Calibri" w:cs="Calibri" w:eastAsia="Calibri" w:hAnsi="Calibri"/>
-              </w:rPr>
-              <w:t xml:space="preserve"> and </w:t>
-            </w:r>
-            <w:r>
-              <w:rPr>
-                <w:b/>
-                <w:bCs/>
-                <w:sz w:val="18"/>
-                <w:szCs w:val="18"/>
-                <w:rFonts w:ascii="Calibri" w:cs="Calibri" w:eastAsia="Calibri" w:hAnsi="Calibri"/>
-              </w:rPr>
-              <w:t xml:space="preserve">dashboards</w:t>
-            </w:r>
-            <w:r>
-              <w:rPr>
-                <w:sz w:val="18"/>
-                <w:szCs w:val="18"/>
-                <w:rFonts w:ascii="Calibri" w:cs="Calibri" w:eastAsia="Calibri" w:hAnsi="Calibri"/>
-              </w:rPr>
-              <w:t xml:space="preserve">.</w:t>
+              <w:t xml:space="preserve">"</w:t>
             </w:r>
           </w:p>
         </w:tc>
@@ -26665,7 +26667,7 @@
           <w:szCs w:val="19"/>
           <w:rFonts w:ascii="Calibri" w:cs="Calibri" w:eastAsia="Calibri" w:hAnsi="Calibri"/>
         </w:rPr>
-        <w:t xml:space="preserve">Q14. Tricky</w:t>
+        <w:t xml:space="preserve">Q14. Tricky · distributed</w:t>
       </w:r>
     </w:p>
     <w:p>
@@ -26679,7 +26681,7 @@
           <w:szCs w:val="19"/>
           <w:rFonts w:ascii="Calibri" w:cs="Calibri" w:eastAsia="Calibri" w:hAnsi="Calibri"/>
         </w:rPr>
-        <w:t xml:space="preserve">Which statement best captures the syllabus's description of the nature of performance testing?</w:t>
+        <w:t xml:space="preserve">What distinguishes a distributed system from a multi-tier system in the syllabus's treatment, and what extra risk follows?</w:t>
       </w:r>
     </w:p>
     <w:p>
@@ -26690,14 +26692,11 @@
       </w:pPr>
       <w:r>
         <w:rPr>
-          <w:b/>
-          <w:bCs/>
-          <w:color w:val="1E6B3A"/>
           <w:sz w:val="18"/>
           <w:szCs w:val="18"/>
           <w:rFonts w:ascii="Calibri" w:cs="Calibri" w:eastAsia="Calibri" w:hAnsi="Calibri"/>
         </w:rPr>
-        <w:t xml:space="preserve">a) It is iterative — information from one test corrects or optimizes application and system parameters, and the next iteration shows the results of the modifications, until test objectives are reached   ✔</w:t>
+        <w:t xml:space="preserve">a) Distributed systems run on a single server; the extra risk is disk fragmentation</w:t>
       </w:r>
     </w:p>
     <w:p>
@@ -26708,11 +26707,14 @@
       </w:pPr>
       <w:r>
         <w:rPr>
+          <w:b/>
+          <w:bCs/>
+          <w:color w:val="1E6B3A"/>
           <w:sz w:val="18"/>
           <w:szCs w:val="18"/>
           <w:rFonts w:ascii="Calibri" w:cs="Calibri" w:eastAsia="Calibri" w:hAnsi="Calibri"/>
         </w:rPr>
-        <w:t xml:space="preserve">b) It is a single pass conducted once the system is complete</w:t>
+        <w:t xml:space="preserve">b) The various servers may change dynamically; the extra risk is critical workflows or dataflows to, from, or through unreliable or unpredictable remote servers, especially with periodic connection problems or intermittent intense load   ✔</w:t>
       </w:r>
     </w:p>
     <w:p>
@@ -26727,7 +26729,7 @@
           <w:szCs w:val="18"/>
           <w:rFonts w:ascii="Calibri" w:cs="Calibri" w:eastAsia="Calibri" w:hAnsi="Calibri"/>
         </w:rPr>
-        <w:t xml:space="preserve">c) It is a strictly sequential process that cannot revisit earlier activities</w:t>
+        <w:t xml:space="preserve">c) Distributed systems are always virtualized; the extra risk is host misconfiguration</w:t>
       </w:r>
     </w:p>
     <w:p>
@@ -26742,7 +26744,7 @@
           <w:szCs w:val="18"/>
           <w:rFonts w:ascii="Calibri" w:cs="Calibri" w:eastAsia="Calibri" w:hAnsi="Calibri"/>
         </w:rPr>
-        <w:t xml:space="preserve">d) It concludes when the first set of measurements is captured</w:t>
+        <w:t xml:space="preserve">d) Distributed systems are always cloud-based; the extra risk is self-scaling misconfiguration</w:t>
       </w:r>
     </w:p>
     <w:tbl>
@@ -26785,7 +26787,7 @@
                 <w:szCs w:val="18"/>
                 <w:rFonts w:ascii="Calibri" w:cs="Calibri" w:eastAsia="Calibri" w:hAnsi="Calibri"/>
               </w:rPr>
-              <w:t xml:space="preserve">Correct answer: a   |   LO: PTFL-3.1.1 (K2) | Syllabus §3.1</w:t>
+              <w:t xml:space="preserve">Correct answer: b   |   LO: PTFL-3.2.1 (K2) | Syllabus §3.2</w:t>
             </w:r>
           </w:p>
         </w:tc>
@@ -26833,7 +26835,7 @@
                 <w:szCs w:val="18"/>
                 <w:rFonts w:ascii="Calibri" w:cs="Calibri" w:eastAsia="Calibri" w:hAnsi="Calibri"/>
               </w:rPr>
-              <w:t xml:space="preserve">Performance testing is </w:t>
+              <w:t xml:space="preserve">These are systems of systems, </w:t>
             </w:r>
             <w:r>
               <w:rPr>
@@ -26845,7 +26847,7 @@
                 <w:szCs w:val="18"/>
                 <w:rFonts w:ascii="Calibri" w:cs="Calibri" w:eastAsia="Calibri" w:hAnsi="Calibri"/>
               </w:rPr>
-              <w:t xml:space="preserve">iterative in nature</w:t>
+              <w:t xml:space="preserve">similar to a multi-tier architecture, but the various servers may change dynamically</w:t>
             </w:r>
             <w:r>
               <w:rPr>
@@ -26855,7 +26857,7 @@
                 <w:szCs w:val="18"/>
                 <w:rFonts w:ascii="Calibri" w:cs="Calibri" w:eastAsia="Calibri" w:hAnsi="Calibri"/>
               </w:rPr>
-              <w:t xml:space="preserve">. </w:t>
+              <w:t xml:space="preserve"> — such as an e-commerce system that accesses </w:t>
             </w:r>
             <w:r>
               <w:rPr>
@@ -26867,7 +26869,7 @@
                 <w:szCs w:val="18"/>
                 <w:rFonts w:ascii="Calibri" w:cs="Calibri" w:eastAsia="Calibri" w:hAnsi="Calibri"/>
               </w:rPr>
-              <w:t xml:space="preserve">Each test provides valuable insights</w:t>
+              <w:t xml:space="preserve">different inventory databases depending on the geographic location of the person placing the order</w:t>
             </w:r>
             <w:r>
               <w:rPr>
@@ -26877,7 +26879,7 @@
                 <w:szCs w:val="18"/>
                 <w:rFonts w:ascii="Calibri" w:cs="Calibri" w:eastAsia="Calibri" w:hAnsi="Calibri"/>
               </w:rPr>
-              <w:t xml:space="preserve"> into application and system performance. The information gathered from one test is used to </w:t>
+              <w:t xml:space="preserve">. </w:t>
             </w:r>
             <w:r>
               <w:rPr>
@@ -26889,7 +26891,7 @@
                 <w:szCs w:val="18"/>
                 <w:rFonts w:ascii="Calibri" w:cs="Calibri" w:eastAsia="Calibri" w:hAnsi="Calibri"/>
               </w:rPr>
-              <w:t xml:space="preserve">correct or optimize application and system parameters</w:t>
+              <w:t xml:space="preserve">In addition to the risks associated with multi-tier architectures</w:t>
             </w:r>
             <w:r>
               <w:rPr>
@@ -26899,7 +26901,7 @@
                 <w:szCs w:val="18"/>
                 <w:rFonts w:ascii="Calibri" w:cs="Calibri" w:eastAsia="Calibri" w:hAnsi="Calibri"/>
               </w:rPr>
-              <w:t xml:space="preserve">. The next test iteration will then </w:t>
+              <w:t xml:space="preserve">, this architecture can experience performance problems due to </w:t>
             </w:r>
             <w:r>
               <w:rPr>
@@ -26911,7 +26913,7 @@
                 <w:szCs w:val="18"/>
                 <w:rFonts w:ascii="Calibri" w:cs="Calibri" w:eastAsia="Calibri" w:hAnsi="Calibri"/>
               </w:rPr>
-              <w:t xml:space="preserve">show the results of modifications</w:t>
+              <w:t xml:space="preserve">critical workflows or dataflows to, from, or through unreliable or unpredictable remote servers</w:t>
             </w:r>
             <w:r>
               <w:rPr>
@@ -26921,7 +26923,7 @@
                 <w:szCs w:val="18"/>
                 <w:rFonts w:ascii="Calibri" w:cs="Calibri" w:eastAsia="Calibri" w:hAnsi="Calibri"/>
               </w:rPr>
-              <w:t xml:space="preserve">, and so on </w:t>
+              <w:t xml:space="preserve">, especially when such servers suffer </w:t>
             </w:r>
             <w:r>
               <w:rPr>
@@ -26933,7 +26935,7 @@
                 <w:szCs w:val="18"/>
                 <w:rFonts w:ascii="Calibri" w:cs="Calibri" w:eastAsia="Calibri" w:hAnsi="Calibri"/>
               </w:rPr>
-              <w:t xml:space="preserve">until test objectives are reached</w:t>
+              <w:t xml:space="preserve">periodic connection problems or intermittent periods of intense load</w:t>
             </w:r>
             <w:r>
               <w:rPr>
@@ -26951,43 +26953,7 @@
                 <w:szCs w:val="18"/>
                 <w:rFonts w:ascii="Calibri" w:cs="Calibri" w:eastAsia="Calibri" w:hAnsi="Calibri"/>
               </w:rPr>
-              <w:t xml:space="preserve">" This echoes Chapter 1's description of performance testing as </w:t>
-            </w:r>
-            <w:r>
-              <w:rPr>
-                <w:b/>
-                <w:bCs/>
-                <w:sz w:val="18"/>
-                <w:szCs w:val="18"/>
-                <w:rFonts w:ascii="Calibri" w:cs="Calibri" w:eastAsia="Calibri" w:hAnsi="Calibri"/>
-              </w:rPr>
-              <w:t xml:space="preserve">experimentation</w:t>
-            </w:r>
-            <w:r>
-              <w:rPr>
-                <w:sz w:val="18"/>
-                <w:szCs w:val="18"/>
-                <w:rFonts w:ascii="Calibri" w:cs="Calibri" w:eastAsia="Calibri" w:hAnsi="Calibri"/>
-              </w:rPr>
-              <w:t xml:space="preserve"> conducted </w:t>
-            </w:r>
-            <w:r>
-              <w:rPr>
-                <w:b/>
-                <w:bCs/>
-                <w:sz w:val="18"/>
-                <w:szCs w:val="18"/>
-                <w:rFonts w:ascii="Calibri" w:cs="Calibri" w:eastAsia="Calibri" w:hAnsi="Calibri"/>
-              </w:rPr>
-              <w:t xml:space="preserve">iteratively</w:t>
-            </w:r>
-            <w:r>
-              <w:rPr>
-                <w:sz w:val="18"/>
-                <w:szCs w:val="18"/>
-                <w:rFonts w:ascii="Calibri" w:cs="Calibri" w:eastAsia="Calibri" w:hAnsi="Calibri"/>
-              </w:rPr>
-              <w:t xml:space="preserve">.</w:t>
+              <w:t xml:space="preserve">"</w:t>
             </w:r>
           </w:p>
         </w:tc>
@@ -27012,7 +26978,7 @@
           <w:szCs w:val="19"/>
           <w:rFonts w:ascii="Calibri" w:cs="Calibri" w:eastAsia="Calibri" w:hAnsi="Calibri"/>
         </w:rPr>
-        <w:t xml:space="preserve">Q15. Architecture risk</w:t>
+        <w:t xml:space="preserve">Q15. K4 · process</w:t>
       </w:r>
     </w:p>
     <w:p>
@@ -27026,7 +26992,7 @@
           <w:szCs w:val="19"/>
           <w:rFonts w:ascii="Calibri" w:cs="Calibri" w:eastAsia="Calibri" w:hAnsi="Calibri"/>
         </w:rPr>
-        <w:t xml:space="preserve">Which performance risks does the syllabus associate specifically with virtualized systems?</w:t>
+        <w:t xml:space="preserve">In the syllabus's four-step process for performance-related product quality risks, what happens at step 2?</w:t>
       </w:r>
     </w:p>
     <w:p>
@@ -27041,7 +27007,7 @@
           <w:szCs w:val="18"/>
           <w:rFonts w:ascii="Calibri" w:cs="Calibri" w:eastAsia="Calibri" w:hAnsi="Calibri"/>
         </w:rPr>
-        <w:t xml:space="preserve">a) Poor or non-scalable database design and network bottlenecks</w:t>
+        <w:t xml:space="preserve">a) Risks are identified, focusing on time behavior, resource utilization and capacity</w:t>
       </w:r>
     </w:p>
     <w:p>
@@ -27056,7 +27022,7 @@
           <w:szCs w:val="18"/>
           <w:rFonts w:ascii="Calibri" w:cs="Calibri" w:eastAsia="Calibri" w:hAnsi="Calibri"/>
         </w:rPr>
-        <w:t xml:space="preserve">b) Firewalls, packet inspection and server load balancing</w:t>
+        <w:t xml:space="preserve">b) Mitigation actions are taken based on the nature of the risk item and the level of risk</w:t>
       </w:r>
     </w:p>
     <w:p>
@@ -27074,7 +27040,7 @@
           <w:szCs w:val="18"/>
           <w:rFonts w:ascii="Calibri" w:cs="Calibri" w:eastAsia="Calibri" w:hAnsi="Calibri"/>
         </w:rPr>
-        <w:t xml:space="preserve">c) Excessive load on the hardware across all the virtual machines, and improper configuration of the host virtual machine resulting in inadequate resources   ✔</w:t>
+        <w:t xml:space="preserve">c) Risks are assessed, ensuring the relevant architecture categories are addressed, and the overall level of risk is evaluated in terms of likelihood and impact using clearly defined criteria   ✔</w:t>
       </w:r>
     </w:p>
     <w:p>
@@ -27089,7 +27055,7 @@
           <w:szCs w:val="18"/>
           <w:rFonts w:ascii="Calibri" w:cs="Calibri" w:eastAsia="Calibri" w:hAnsi="Calibri"/>
         </w:rPr>
-        <w:t xml:space="preserve">d) Unexpected loads arriving through newly exposed APIs and web services</w:t>
+        <w:t xml:space="preserve">d) Risks are managed on an ongoing basis to ensure adequate mitigation prior to release</w:t>
       </w:r>
     </w:p>
     <w:tbl>
@@ -27132,7 +27098,7 @@
                 <w:szCs w:val="18"/>
                 <w:rFonts w:ascii="Calibri" w:cs="Calibri" w:eastAsia="Calibri" w:hAnsi="Calibri"/>
               </w:rPr>
-              <w:t xml:space="preserve">Correct answer: c   |   LO: PTFL-3.2.1 (K2) | Syllabus §3.2</w:t>
+              <w:t xml:space="preserve">Correct answer: c   |   LO: PTFL-3.3.1 (K4) | Syllabus §3.3</w:t>
             </w:r>
           </w:p>
         </w:tc>
@@ -27170,125 +27136,53 @@
                 <w:szCs w:val="18"/>
                 <w:rFonts w:ascii="Calibri" w:cs="Calibri" w:eastAsia="Calibri" w:hAnsi="Calibri"/>
               </w:rPr>
-              <w:t xml:space="preserve"> Those two are the only risks the syllabus names as </w:t>
-            </w:r>
-            <w:r>
-              <w:rPr>
-                <w:b/>
-                <w:bCs/>
-                <w:sz w:val="18"/>
-                <w:szCs w:val="18"/>
-                <w:rFonts w:ascii="Calibri" w:cs="Calibri" w:eastAsia="Calibri" w:hAnsi="Calibri"/>
-              </w:rPr>
-              <w:t xml:space="preserve">arising specifically from virtualization</w:t>
-            </w:r>
-            <w:r>
-              <w:rPr>
-                <w:sz w:val="18"/>
-                <w:szCs w:val="18"/>
-                <w:rFonts w:ascii="Calibri" w:cs="Calibri" w:eastAsia="Calibri" w:hAnsi="Calibri"/>
-              </w:rPr>
-              <w:t xml:space="preserve">. (a) belongs to </w:t>
-            </w:r>
-            <w:r>
-              <w:rPr>
-                <w:b/>
-                <w:bCs/>
-                <w:sz w:val="18"/>
-                <w:szCs w:val="18"/>
-                <w:rFonts w:ascii="Calibri" w:cs="Calibri" w:eastAsia="Calibri" w:hAnsi="Calibri"/>
-              </w:rPr>
-              <w:t xml:space="preserve">multi-tier systems</w:t>
-            </w:r>
-            <w:r>
-              <w:rPr>
-                <w:sz w:val="18"/>
-                <w:szCs w:val="18"/>
-                <w:rFonts w:ascii="Calibri" w:cs="Calibri" w:eastAsia="Calibri" w:hAnsi="Calibri"/>
-              </w:rPr>
-              <w:t xml:space="preserve">, (b) to </w:t>
-            </w:r>
-            <w:r>
-              <w:rPr>
-                <w:b/>
-                <w:bCs/>
-                <w:sz w:val="18"/>
-                <w:szCs w:val="18"/>
-                <w:rFonts w:ascii="Calibri" w:cs="Calibri" w:eastAsia="Calibri" w:hAnsi="Calibri"/>
-              </w:rPr>
-              <w:t xml:space="preserve">client-server systems</w:t>
-            </w:r>
-            <w:r>
-              <w:rPr>
-                <w:sz w:val="18"/>
-                <w:szCs w:val="18"/>
-                <w:rFonts w:ascii="Calibri" w:cs="Calibri" w:eastAsia="Calibri" w:hAnsi="Calibri"/>
-              </w:rPr>
-              <w:t xml:space="preserve">, and (d) to </w:t>
-            </w:r>
-            <w:r>
-              <w:rPr>
-                <w:b/>
-                <w:bCs/>
-                <w:sz w:val="18"/>
-                <w:szCs w:val="18"/>
-                <w:rFonts w:ascii="Calibri" w:cs="Calibri" w:eastAsia="Calibri" w:hAnsi="Calibri"/>
-              </w:rPr>
-              <w:t xml:space="preserve">mainframe applications</w:t>
-            </w:r>
-            <w:r>
-              <w:rPr>
-                <w:sz w:val="18"/>
-                <w:szCs w:val="18"/>
-                <w:rFonts w:ascii="Calibri" w:cs="Calibri" w:eastAsia="Calibri" w:hAnsi="Calibri"/>
-              </w:rPr>
-              <w:t xml:space="preserve">. Note the link back to </w:t>
-            </w:r>
-            <w:r>
-              <w:rPr>
-                <w:b/>
-                <w:bCs/>
-                <w:sz w:val="18"/>
-                <w:szCs w:val="18"/>
-                <w:rFonts w:ascii="Calibri" w:cs="Calibri" w:eastAsia="Calibri" w:hAnsi="Calibri"/>
-              </w:rPr>
-              <w:t xml:space="preserve">PTFL-2.1.1</w:t>
-            </w:r>
-            <w:r>
-              <w:rPr>
-                <w:sz w:val="18"/>
-                <w:szCs w:val="18"/>
-                <w:rFonts w:ascii="Calibri" w:cs="Calibri" w:eastAsia="Calibri" w:hAnsi="Calibri"/>
-              </w:rPr>
-              <w:t xml:space="preserve">, where </w:t>
-            </w:r>
-            <w:r>
-              <w:rPr>
-                <w:b/>
-                <w:bCs/>
-                <w:sz w:val="18"/>
-                <w:szCs w:val="18"/>
-                <w:rFonts w:ascii="Calibri" w:cs="Calibri" w:eastAsia="Calibri" w:hAnsi="Calibri"/>
-              </w:rPr>
-              <w:t xml:space="preserve">background load on shared resources</w:t>
-            </w:r>
-            <w:r>
-              <w:rPr>
-                <w:sz w:val="18"/>
-                <w:szCs w:val="18"/>
-                <w:rFonts w:ascii="Calibri" w:cs="Calibri" w:eastAsia="Calibri" w:hAnsi="Calibri"/>
-              </w:rPr>
-              <w:t xml:space="preserve"> is called out as </w:t>
-            </w:r>
-            <w:r>
-              <w:rPr>
-                <w:b/>
-                <w:bCs/>
-                <w:sz w:val="18"/>
-                <w:szCs w:val="18"/>
-                <w:rFonts w:ascii="Calibri" w:cs="Calibri" w:eastAsia="Calibri" w:hAnsi="Calibri"/>
-              </w:rPr>
-              <w:t xml:space="preserve">especially relevant in virtualized environments</w:t>
+              <w:t xml:space="preserve"> The four steps are </w:t>
+            </w:r>
+            <w:r>
+              <w:rPr>
+                <w:b/>
+                <w:bCs/>
+                <w:sz w:val="18"/>
+                <w:szCs w:val="18"/>
+                <w:rFonts w:ascii="Calibri" w:cs="Calibri" w:eastAsia="Calibri" w:hAnsi="Calibri"/>
+              </w:rPr>
+              <w:t xml:space="preserve">identify → assess → mitigate → manage</w:t>
+            </w:r>
+            <w:r>
+              <w:rPr>
+                <w:sz w:val="18"/>
+                <w:szCs w:val="18"/>
+                <w:rFonts w:ascii="Calibri" w:cs="Calibri" w:eastAsia="Calibri" w:hAnsi="Calibri"/>
+              </w:rPr>
+              <w:t xml:space="preserve">, and step 2 is exactly as stated in (c). Note the explicit cross-reference: assessment must ensure </w:t>
+            </w:r>
+            <w:r>
+              <w:rPr>
+                <w:b/>
+                <w:bCs/>
+                <w:sz w:val="18"/>
+                <w:szCs w:val="18"/>
+                <w:rFonts w:ascii="Calibri" w:cs="Calibri" w:eastAsia="Calibri" w:hAnsi="Calibri"/>
+              </w:rPr>
+              <w:t xml:space="preserve">the relevant architecture categories (see Section 3.2) are addressed</w:t>
+            </w:r>
+            <w:r>
+              <w:rPr>
+                <w:sz w:val="18"/>
+                <w:szCs w:val="18"/>
+                <w:rFonts w:ascii="Calibri" w:cs="Calibri" w:eastAsia="Calibri" w:hAnsi="Calibri"/>
+              </w:rPr>
+              <w:t xml:space="preserve"> — so </w:t>
+            </w:r>
+            <w:r>
+              <w:rPr>
+                <w:b/>
+                <w:bCs/>
+                <w:sz w:val="18"/>
+                <w:szCs w:val="18"/>
+                <w:rFonts w:ascii="Calibri" w:cs="Calibri" w:eastAsia="Calibri" w:hAnsi="Calibri"/>
+              </w:rPr>
+              <w:t xml:space="preserve">PTFL-3.2.1 knowledge is a prerequisite for the K4 question</w:t>
             </w:r>
             <w:r>
               <w:rPr>
@@ -27321,7 +27215,24 @@
           <w:szCs w:val="19"/>
           <w:rFonts w:ascii="Calibri" w:cs="Calibri" w:eastAsia="Calibri" w:hAnsi="Calibri"/>
         </w:rPr>
-        <w:t xml:space="preserve">Q16. Architecture risk</w:t>
+        <w:t xml:space="preserve">Q16. K4 · residual risk</w:t>
+      </w:r>
+    </w:p>
+    <w:p>
+      <w:pPr>
+        <w:keepNext/>
+        <w:spacing w:after="70" w:line="264"/>
+        <w:jc w:val="both"/>
+      </w:pPr>
+      <w:r>
+        <w:rPr>
+          <w:i/>
+          <w:iCs/>
+          <w:sz w:val="18"/>
+          <w:szCs w:val="18"/>
+          <w:rFonts w:ascii="Calibri" w:cs="Calibri" w:eastAsia="Calibri" w:hAnsi="Calibri"/>
+        </w:rPr>
+        <w:t xml:space="preserve">At the end of a performance test campaign, the test manager reports to the steering group: "Yes, it's still possible for customers to experience long delays during check out."</w:t>
       </w:r>
     </w:p>
     <w:p>
@@ -27335,7 +27246,7 @@
           <w:szCs w:val="19"/>
           <w:rFonts w:ascii="Calibri" w:cs="Calibri" w:eastAsia="Calibri" w:hAnsi="Calibri"/>
         </w:rPr>
-        <w:t xml:space="preserve">What performance risk does the syllabus associate with dynamic / cloud-based systems?</w:t>
+        <w:t xml:space="preserve">Why does the syllabus consider this an inadequate statement of residual risk, and what would be better?</w:t>
       </w:r>
     </w:p>
     <w:p>
@@ -27350,7 +27261,7 @@
           <w:szCs w:val="18"/>
           <w:rFonts w:ascii="Calibri" w:cs="Calibri" w:eastAsia="Calibri" w:hAnsi="Calibri"/>
         </w:rPr>
-        <w:t xml:space="preserve">a) They cannot scale beyond a fixed hardware ceiling</w:t>
+        <w:t xml:space="preserve">a) It is inadequate because residual risk should never be reported to business stakeholders</w:t>
       </w:r>
     </w:p>
     <w:p>
@@ -27361,14 +27272,11 @@
       </w:pPr>
       <w:r>
         <w:rPr>
-          <w:b/>
-          <w:bCs/>
-          <w:color w:val="1E6B3A"/>
           <w:sz w:val="18"/>
           <w:szCs w:val="18"/>
           <w:rFonts w:ascii="Calibri" w:cs="Calibri" w:eastAsia="Calibri" w:hAnsi="Calibri"/>
         </w:rPr>
-        <w:t xml:space="preserve">b) Failures to properly configure the self-scaling features during initial setup or subsequent updates   ✔</w:t>
+        <w:t xml:space="preserve">b) It is inadequate because performance risks can be eliminated completely with enough mitigation</w:t>
       </w:r>
     </w:p>
     <w:p>
@@ -27383,7 +27291,7 @@
           <w:szCs w:val="18"/>
           <w:rFonts w:ascii="Calibri" w:cs="Calibri" w:eastAsia="Calibri" w:hAnsi="Calibri"/>
         </w:rPr>
-        <w:t xml:space="preserve">c) They are the most prone of all architectures to memory leaks</w:t>
+        <w:t xml:space="preserve">c) It is adequate as stated; no improvement is required</w:t>
       </w:r>
     </w:p>
     <w:p>
@@ -27394,11 +27302,14 @@
       </w:pPr>
       <w:r>
         <w:rPr>
+          <w:b/>
+          <w:bCs/>
+          <w:color w:val="1E6B3A"/>
           <w:sz w:val="18"/>
           <w:szCs w:val="18"/>
           <w:rFonts w:ascii="Calibri" w:cs="Calibri" w:eastAsia="Calibri" w:hAnsi="Calibri"/>
         </w:rPr>
-        <w:t xml:space="preserve">d) They cannot be monitored in production</w:t>
+        <w:t xml:space="preserve">d) It gives no idea of what amount of risk mitigation has occurred or of the level of risk that remains — providing clear insight into the percentage of customers likely to experience delays equal to or exceeding certain thresholds would help people understand the status   ✔</w:t>
       </w:r>
     </w:p>
     <w:tbl>
@@ -27441,7 +27352,7 @@
                 <w:szCs w:val="18"/>
                 <w:rFonts w:ascii="Calibri" w:cs="Calibri" w:eastAsia="Calibri" w:hAnsi="Calibri"/>
               </w:rPr>
-              <w:t xml:space="preserve">Correct answer: b   |   LO: PTFL-3.2.1 (K2) | Syllabus §3.2</w:t>
+              <w:t xml:space="preserve">Correct answer: d   |   LO: PTFL-3.3.1 (K4) | Syllabus §3.3</w:t>
             </w:r>
           </w:p>
         </w:tc>
@@ -27479,71 +27390,53 @@
                 <w:szCs w:val="18"/>
                 <w:rFonts w:ascii="Calibri" w:cs="Calibri" w:eastAsia="Calibri" w:hAnsi="Calibri"/>
               </w:rPr>
-              <w:t xml:space="preserve"> Dynamic/cloud-based systems </w:t>
-            </w:r>
-            <w:r>
-              <w:rPr>
-                <w:b/>
-                <w:bCs/>
-                <w:sz w:val="18"/>
-                <w:szCs w:val="18"/>
-                <w:rFonts w:ascii="Calibri" w:cs="Calibri" w:eastAsia="Calibri" w:hAnsi="Calibri"/>
-              </w:rPr>
-              <w:t xml:space="preserve">offer the ability to scale on demand</w:t>
-            </w:r>
-            <w:r>
-              <w:rPr>
-                <w:sz w:val="18"/>
-                <w:szCs w:val="18"/>
-                <w:rFonts w:ascii="Calibri" w:cs="Calibri" w:eastAsia="Calibri" w:hAnsi="Calibri"/>
-              </w:rPr>
-              <w:t xml:space="preserve"> and are </w:t>
-            </w:r>
-            <w:r>
-              <w:rPr>
-                <w:b/>
-                <w:bCs/>
-                <w:sz w:val="18"/>
-                <w:szCs w:val="18"/>
-                <w:rFonts w:ascii="Calibri" w:cs="Calibri" w:eastAsia="Calibri" w:hAnsi="Calibri"/>
-              </w:rPr>
-              <w:t xml:space="preserve">typically distributed and virtualized multi-tier systems, albeit with self-scaling features designed specifically to mitigate some of the performance risks associated with those architectures</w:t>
-            </w:r>
-            <w:r>
-              <w:rPr>
-                <w:sz w:val="18"/>
-                <w:szCs w:val="18"/>
-                <w:rFonts w:ascii="Calibri" w:cs="Calibri" w:eastAsia="Calibri" w:hAnsi="Calibri"/>
-              </w:rPr>
-              <w:t xml:space="preserve">. </w:t>
-            </w:r>
-            <w:r>
-              <w:rPr>
-                <w:b/>
-                <w:bCs/>
-                <w:sz w:val="18"/>
-                <w:szCs w:val="18"/>
-                <w:rFonts w:ascii="Calibri" w:cs="Calibri" w:eastAsia="Calibri" w:hAnsi="Calibri"/>
-              </w:rPr>
-              <w:t xml:space="preserve">However, there are risks associated with failures to properly configure these features during initial setup or subsequent updates.</w:t>
-            </w:r>
-            <w:r>
-              <w:rPr>
-                <w:sz w:val="18"/>
-                <w:szCs w:val="18"/>
-                <w:rFonts w:ascii="Calibri" w:cs="Calibri" w:eastAsia="Calibri" w:hAnsi="Calibri"/>
-              </w:rPr>
-              <w:t xml:space="preserve"> On memory leaks, the official rationale is the opposite of (c): they are </w:t>
-            </w:r>
-            <w:r>
-              <w:rPr>
-                <w:b/>
-                <w:bCs/>
-                <w:sz w:val="18"/>
-                <w:szCs w:val="18"/>
-                <w:rFonts w:ascii="Calibri" w:cs="Calibri" w:eastAsia="Calibri" w:hAnsi="Calibri"/>
-              </w:rPr>
-              <w:t xml:space="preserve">less of a risk because the environment will scale to compensate</w:t>
+              <w:t xml:space="preserve"> This is the syllabus's own worked contrast, quoted almost verbatim. It follows from the principle that </w:t>
+            </w:r>
+            <w:r>
+              <w:rPr>
+                <w:b/>
+                <w:bCs/>
+                <w:sz w:val="18"/>
+                <w:szCs w:val="18"/>
+                <w:rFonts w:ascii="Calibri" w:cs="Calibri" w:eastAsia="Calibri" w:hAnsi="Calibri"/>
+              </w:rPr>
+              <w:t xml:space="preserve">performance-related risks can never be avoided completely</w:t>
+            </w:r>
+            <w:r>
+              <w:rPr>
+                <w:sz w:val="18"/>
+                <w:szCs w:val="18"/>
+                <w:rFonts w:ascii="Calibri" w:cs="Calibri" w:eastAsia="Calibri" w:hAnsi="Calibri"/>
+              </w:rPr>
+              <w:t xml:space="preserve"> — </w:t>
+            </w:r>
+            <w:r>
+              <w:rPr>
+                <w:b/>
+                <w:bCs/>
+                <w:sz w:val="18"/>
+                <w:szCs w:val="18"/>
+                <w:rFonts w:ascii="Calibri" w:cs="Calibri" w:eastAsia="Calibri" w:hAnsi="Calibri"/>
+              </w:rPr>
+              <w:t xml:space="preserve">some risk of performance-related production failure will always exist</w:t>
+            </w:r>
+            <w:r>
+              <w:rPr>
+                <w:sz w:val="18"/>
+                <w:szCs w:val="18"/>
+                <w:rFonts w:ascii="Calibri" w:cs="Calibri" w:eastAsia="Calibri" w:hAnsi="Calibri"/>
+              </w:rPr>
+              <w:t xml:space="preserve"> — so the risk management process </w:t>
+            </w:r>
+            <w:r>
+              <w:rPr>
+                <w:b/>
+                <w:bCs/>
+                <w:sz w:val="18"/>
+                <w:szCs w:val="18"/>
+                <w:rFonts w:ascii="Calibri" w:cs="Calibri" w:eastAsia="Calibri" w:hAnsi="Calibri"/>
+              </w:rPr>
+              <w:t xml:space="preserve">must include providing a realistic and specific evaluation of the residual level of risk to the business and technical stakeholders involved</w:t>
             </w:r>
             <w:r>
               <w:rPr>
@@ -27576,7 +27469,24 @@
           <w:szCs w:val="19"/>
           <w:rFonts w:ascii="Calibri" w:cs="Calibri" w:eastAsia="Calibri" w:hAnsi="Calibri"/>
         </w:rPr>
-        <w:t xml:space="preserve">Q17. Architecture risk</w:t>
+        <w:t xml:space="preserve">Q17. K4 · static prediction</w:t>
+      </w:r>
+    </w:p>
+    <w:p>
+      <w:pPr>
+        <w:keepNext/>
+        <w:spacing w:after="70" w:line="264"/>
+        <w:jc w:val="both"/>
+      </w:pPr>
+      <w:r>
+        <w:rPr>
+          <w:i/>
+          <w:iCs/>
+          <w:sz w:val="18"/>
+          <w:szCs w:val="18"/>
+          <w:rFonts w:ascii="Calibri" w:cs="Calibri" w:eastAsia="Calibri" w:hAnsi="Calibri"/>
+        </w:rPr>
+        <w:t xml:space="preserve">A system will handle large volumes of data via a relational database. The team is concerned about the slow performance of many-to-many joins caused by poor database design.</w:t>
       </w:r>
     </w:p>
     <w:p>
@@ -27590,7 +27500,7 @@
           <w:szCs w:val="19"/>
           <w:rFonts w:ascii="Calibri" w:cs="Calibri" w:eastAsia="Calibri" w:hAnsi="Calibri"/>
         </w:rPr>
-        <w:t xml:space="preserve">Which risks does the syllabus name for client-server systems, over and above the single-computer risks that apply to the client-side code?</w:t>
+        <w:t xml:space="preserve">According to the syllabus, when would this problem typically reveal itself, and how could it be predicted earlier?</w:t>
       </w:r>
     </w:p>
     <w:p>
@@ -27605,7 +27515,7 @@
           <w:szCs w:val="18"/>
           <w:rFonts w:ascii="Calibri" w:cs="Calibri" w:eastAsia="Calibri" w:hAnsi="Calibri"/>
         </w:rPr>
-        <w:t xml:space="preserve">a) Battery life, charge state and device temperature</w:t>
+        <w:t xml:space="preserve">a) It reveals itself during unit testing and can be predicted by profiling</w:t>
       </w:r>
     </w:p>
     <w:p>
@@ -27620,7 +27530,7 @@
           <w:szCs w:val="18"/>
           <w:rFonts w:ascii="Calibri" w:cs="Calibri" w:eastAsia="Calibri" w:hAnsi="Calibri"/>
         </w:rPr>
-        <w:t xml:space="preserve">b) Disk fragmentation and operating system mismanagement</w:t>
+        <w:t xml:space="preserve">b) It reveals itself only in production and cannot be predicted</w:t>
       </w:r>
     </w:p>
     <w:p>
@@ -27631,11 +27541,14 @@
       </w:pPr>
       <w:r>
         <w:rPr>
+          <w:b/>
+          <w:bCs/>
+          <w:color w:val="1E6B3A"/>
           <w:sz w:val="18"/>
           <w:szCs w:val="18"/>
           <w:rFonts w:ascii="Calibri" w:cs="Calibri" w:eastAsia="Calibri" w:hAnsi="Calibri"/>
         </w:rPr>
-        <w:t xml:space="preserve">c) Unexpected loads from newly exposed APIs</w:t>
+        <w:t xml:space="preserve">c) It may only reveal itself during dynamic testing with large-scale test datasets such as those used during system test, but a careful technical review including experienced database engineers can predict the problems prior to database implementation   ✔</w:t>
       </w:r>
     </w:p>
     <w:p>
@@ -27646,14 +27559,11 @@
       </w:pPr>
       <w:r>
         <w:rPr>
-          <w:b/>
-          <w:bCs/>
-          <w:color w:val="1E6B3A"/>
           <w:sz w:val="18"/>
           <w:szCs w:val="18"/>
           <w:rFonts w:ascii="Calibri" w:cs="Calibri" w:eastAsia="Calibri" w:hAnsi="Calibri"/>
         </w:rPr>
-        <w:t xml:space="preserve">d) Connection speed and reliability issues, network congestion at the client connection point such as public Wi-Fi, and potential problems due to firewalls, packet inspection and server load balancing   ✔</w:t>
+        <w:t xml:space="preserve">d) It reveals itself during acceptance testing and can be predicted by crowd testing</w:t>
       </w:r>
     </w:p>
     <w:tbl>
@@ -27696,7 +27606,7 @@
                 <w:szCs w:val="18"/>
                 <w:rFonts w:ascii="Calibri" w:cs="Calibri" w:eastAsia="Calibri" w:hAnsi="Calibri"/>
               </w:rPr>
-              <w:t xml:space="preserve">Correct answer: d   |   LO: PTFL-3.2.1 (K2) | Syllabus §3.2</w:t>
+              <w:t xml:space="preserve">Correct answer: c   |   LO: PTFL-3.3.1 (K4) | Syllabus §3.3</w:t>
             </w:r>
           </w:p>
         </w:tc>
@@ -27734,89 +27644,35 @@
                 <w:szCs w:val="18"/>
                 <w:rFonts w:ascii="Calibri" w:cs="Calibri" w:eastAsia="Calibri" w:hAnsi="Calibri"/>
               </w:rPr>
-              <w:t xml:space="preserve"> The syllabus states that </w:t>
-            </w:r>
-            <w:r>
-              <w:rPr>
-                <w:b/>
-                <w:bCs/>
-                <w:sz w:val="18"/>
-                <w:szCs w:val="18"/>
-                <w:rFonts w:ascii="Calibri" w:cs="Calibri" w:eastAsia="Calibri" w:hAnsi="Calibri"/>
-              </w:rPr>
-              <w:t xml:space="preserve">since there is code running on the client, the single computer risks apply to that code, while the server-side issues mentioned above apply as well</w:t>
-            </w:r>
-            <w:r>
-              <w:rPr>
-                <w:sz w:val="18"/>
-                <w:szCs w:val="18"/>
-                <w:rFonts w:ascii="Calibri" w:cs="Calibri" w:eastAsia="Calibri" w:hAnsi="Calibri"/>
-              </w:rPr>
-              <w:t xml:space="preserve">, and then adds </w:t>
-            </w:r>
-            <w:r>
-              <w:rPr>
-                <w:b/>
-                <w:bCs/>
-                <w:sz w:val="18"/>
-                <w:szCs w:val="18"/>
-                <w:rFonts w:ascii="Calibri" w:cs="Calibri" w:eastAsia="Calibri" w:hAnsi="Calibri"/>
-              </w:rPr>
-              <w:t xml:space="preserve">connection speed and reliability issues, network congestion at the client connection point (e.g., public Wi-Fi), and potential problems due to firewalls, packet inspection and server load balancing</w:t>
-            </w:r>
-            <w:r>
-              <w:rPr>
-                <w:sz w:val="18"/>
-                <w:szCs w:val="18"/>
-                <w:rFonts w:ascii="Calibri" w:cs="Calibri" w:eastAsia="Calibri" w:hAnsi="Calibri"/>
-              </w:rPr>
-              <w:t xml:space="preserve">. (a) belongs to </w:t>
-            </w:r>
-            <w:r>
-              <w:rPr>
-                <w:b/>
-                <w:bCs/>
-                <w:sz w:val="18"/>
-                <w:szCs w:val="18"/>
-                <w:rFonts w:ascii="Calibri" w:cs="Calibri" w:eastAsia="Calibri" w:hAnsi="Calibri"/>
-              </w:rPr>
-              <w:t xml:space="preserve">mobile applications</w:t>
-            </w:r>
-            <w:r>
-              <w:rPr>
-                <w:sz w:val="18"/>
-                <w:szCs w:val="18"/>
-                <w:rFonts w:ascii="Calibri" w:cs="Calibri" w:eastAsia="Calibri" w:hAnsi="Calibri"/>
-              </w:rPr>
-              <w:t xml:space="preserve">; (b) to </w:t>
-            </w:r>
-            <w:r>
-              <w:rPr>
-                <w:b/>
-                <w:bCs/>
-                <w:sz w:val="18"/>
-                <w:szCs w:val="18"/>
-                <w:rFonts w:ascii="Calibri" w:cs="Calibri" w:eastAsia="Calibri" w:hAnsi="Calibri"/>
-              </w:rPr>
-              <w:t xml:space="preserve">single computer systems</w:t>
-            </w:r>
-            <w:r>
-              <w:rPr>
-                <w:sz w:val="18"/>
-                <w:szCs w:val="18"/>
-                <w:rFonts w:ascii="Calibri" w:cs="Calibri" w:eastAsia="Calibri" w:hAnsi="Calibri"/>
-              </w:rPr>
-              <w:t xml:space="preserve">; (c) to </w:t>
-            </w:r>
-            <w:r>
-              <w:rPr>
-                <w:b/>
-                <w:bCs/>
-                <w:sz w:val="18"/>
-                <w:szCs w:val="18"/>
-                <w:rFonts w:ascii="Calibri" w:cs="Calibri" w:eastAsia="Calibri" w:hAnsi="Calibri"/>
-              </w:rPr>
-              <w:t xml:space="preserve">mainframe applications</w:t>
+              <w:t xml:space="preserve"> This is the syllabus's own worked example, and it is the reasoning that produces the official answer to question #17 — </w:t>
+            </w:r>
+            <w:r>
+              <w:rPr>
+                <w:b/>
+                <w:bCs/>
+                <w:sz w:val="18"/>
+                <w:szCs w:val="18"/>
+                <w:rFonts w:ascii="Calibri" w:cs="Calibri" w:eastAsia="Calibri" w:hAnsi="Calibri"/>
+              </w:rPr>
+              <w:t xml:space="preserve">pair an early static review with a later dynamic test</w:t>
+            </w:r>
+            <w:r>
+              <w:rPr>
+                <w:sz w:val="18"/>
+                <w:szCs w:val="18"/>
+                <w:rFonts w:ascii="Calibri" w:cs="Calibri" w:eastAsia="Calibri" w:hAnsi="Calibri"/>
+              </w:rPr>
+              <w:t xml:space="preserve">. The syllabus adds: </w:t>
+            </w:r>
+            <w:r>
+              <w:rPr>
+                <w:b/>
+                <w:bCs/>
+                <w:sz w:val="18"/>
+                <w:szCs w:val="18"/>
+                <w:rFonts w:ascii="Calibri" w:cs="Calibri" w:eastAsia="Calibri" w:hAnsi="Calibri"/>
+              </w:rPr>
+              <w:t xml:space="preserve">after such a review, in an iterative approach, risks are identified and assessed again</w:t>
             </w:r>
             <w:r>
               <w:rPr>
@@ -27849,7 +27705,7 @@
           <w:szCs w:val="19"/>
           <w:rFonts w:ascii="Calibri" w:cs="Calibri" w:eastAsia="Calibri" w:hAnsi="Calibri"/>
         </w:rPr>
-        <w:t xml:space="preserve">Q18. Architecture risk</w:t>
+        <w:t xml:space="preserve">Q18. K4 · sequential</w:t>
       </w:r>
     </w:p>
     <w:p>
@@ -27863,7 +27719,7 @@
           <w:szCs w:val="19"/>
           <w:rFonts w:ascii="Calibri" w:cs="Calibri" w:eastAsia="Calibri" w:hAnsi="Calibri"/>
         </w:rPr>
-        <w:t xml:space="preserve">Which factors does the syllabus list as affecting the limited and variable resources and connectivity available on a mobile device?</w:t>
+        <w:t xml:space="preserve">In a sequential development model, what does the syllabus describe as ideal practice for performance testing?</w:t>
       </w:r>
     </w:p>
     <w:p>
@@ -27874,14 +27730,11 @@
       </w:pPr>
       <w:r>
         <w:rPr>
-          <w:b/>
-          <w:bCs/>
-          <w:color w:val="1E6B3A"/>
           <w:sz w:val="18"/>
           <w:szCs w:val="18"/>
           <w:rFonts w:ascii="Calibri" w:cs="Calibri" w:eastAsia="Calibri" w:hAnsi="Calibri"/>
         </w:rPr>
-        <w:t xml:space="preserve">a) Location, battery life, charge state, available memory on the device and temperature   ✔</w:t>
+        <w:t xml:space="preserve">a) Scheduling all performance testing into a dedicated phase after system integration testing</w:t>
       </w:r>
     </w:p>
     <w:p>
@@ -27892,11 +27745,14 @@
       </w:pPr>
       <w:r>
         <w:rPr>
+          <w:b/>
+          <w:bCs/>
+          <w:color w:val="1E6B3A"/>
           <w:sz w:val="18"/>
           <w:szCs w:val="18"/>
           <w:rFonts w:ascii="Calibri" w:cs="Calibri" w:eastAsia="Calibri" w:hAnsi="Calibri"/>
         </w:rPr>
-        <w:t xml:space="preserve">b) Firewall configuration, packet inspection and load balancing</w:t>
+        <w:t xml:space="preserve">b) Including performance criteria as part of the acceptance criteria defined at the outset of the project, with performance testing activities conducted throughout the lifecycle   ✔</w:t>
       </w:r>
     </w:p>
     <w:p>
@@ -27911,7 +27767,7 @@
           <w:szCs w:val="18"/>
           <w:rFonts w:ascii="Calibri" w:cs="Calibri" w:eastAsia="Calibri" w:hAnsi="Calibri"/>
         </w:rPr>
-        <w:t xml:space="preserve">c) Disk fragmentation and background security software</w:t>
+        <w:t xml:space="preserve">c) Deferring performance criteria until the acceptance testing phase, when user needs are best understood</w:t>
       </w:r>
     </w:p>
     <w:p>
@@ -27926,7 +27782,7 @@
           <w:szCs w:val="18"/>
           <w:rFonts w:ascii="Calibri" w:cs="Calibri" w:eastAsia="Calibri" w:hAnsi="Calibri"/>
         </w:rPr>
-        <w:t xml:space="preserve">d) Host virtual machine configuration and hardware oversubscription</w:t>
+        <w:t xml:space="preserve">d) Contracting performance testing to the vendor under a supplier/acquirer model</w:t>
       </w:r>
     </w:p>
     <w:tbl>
@@ -27969,7 +27825,7 @@
                 <w:szCs w:val="18"/>
                 <w:rFonts w:ascii="Calibri" w:cs="Calibri" w:eastAsia="Calibri" w:hAnsi="Calibri"/>
               </w:rPr>
-              <w:t xml:space="preserve">Correct answer: a   |   LO: PTFL-3.2.1 (K2) | Syllabus §3.2</w:t>
+              <w:t xml:space="preserve">Correct answer: b   |   LO: PTFL-3.4.1 (K4) | Syllabus §3.4</w:t>
             </w:r>
           </w:p>
         </w:tc>
@@ -28007,61 +27863,113 @@
                 <w:szCs w:val="18"/>
                 <w:rFonts w:ascii="Calibri" w:cs="Calibri" w:eastAsia="Calibri" w:hAnsi="Calibri"/>
               </w:rPr>
-              <w:t xml:space="preserve"> The syllabus lists exactly these five. It adds that for apps using </w:t>
-            </w:r>
-            <w:r>
-              <w:rPr>
-                <w:b/>
-                <w:bCs/>
-                <w:sz w:val="18"/>
-                <w:szCs w:val="18"/>
-                <w:rFonts w:ascii="Calibri" w:cs="Calibri" w:eastAsia="Calibri" w:hAnsi="Calibri"/>
-              </w:rPr>
-              <w:t xml:space="preserve">device sensors or radios such as accelerometers or Bluetooth</w:t>
-            </w:r>
-            <w:r>
-              <w:rPr>
-                <w:sz w:val="18"/>
-                <w:szCs w:val="18"/>
-                <w:rFonts w:ascii="Calibri" w:cs="Calibri" w:eastAsia="Calibri" w:hAnsi="Calibri"/>
-              </w:rPr>
-              <w:t xml:space="preserve">, </w:t>
-            </w:r>
-            <w:r>
-              <w:rPr>
-                <w:b/>
-                <w:bCs/>
-                <w:sz w:val="18"/>
-                <w:szCs w:val="18"/>
-                <w:rFonts w:ascii="Calibri" w:cs="Calibri" w:eastAsia="Calibri" w:hAnsi="Calibri"/>
-              </w:rPr>
-              <w:t xml:space="preserve">slow dataflows from those sources could create problems</w:t>
-            </w:r>
-            <w:r>
-              <w:rPr>
-                <w:sz w:val="18"/>
-                <w:szCs w:val="18"/>
-                <w:rFonts w:ascii="Calibri" w:cs="Calibri" w:eastAsia="Calibri" w:hAnsi="Calibri"/>
-              </w:rPr>
-              <w:t xml:space="preserve">, and that </w:t>
-            </w:r>
-            <w:r>
-              <w:rPr>
-                <w:b/>
-                <w:bCs/>
-                <w:sz w:val="18"/>
-                <w:szCs w:val="18"/>
-                <w:rFonts w:ascii="Calibri" w:cs="Calibri" w:eastAsia="Calibri" w:hAnsi="Calibri"/>
-              </w:rPr>
-              <w:t xml:space="preserve">mobile applications often have heavy interactions with other local mobile apps and remote web services, any of which can potentially become a performance efficiency bottleneck</w:t>
-            </w:r>
-            <w:r>
-              <w:rPr>
+              <w:t xml:space="preserve"> "</w:t>
+            </w:r>
+            <w:r>
+              <w:rPr>
+                <w:i/>
+                <w:iCs/>
+                <w:sz w:val="18"/>
+                <w:szCs w:val="18"/>
+                <w:rFonts w:ascii="Calibri" w:cs="Calibri" w:eastAsia="Calibri" w:hAnsi="Calibri"/>
+              </w:rPr>
+              <w:t xml:space="preserve">The </w:t>
+            </w:r>
+            <w:r>
+              <w:rPr>
+                <w:b/>
+                <w:bCs/>
+                <w:i/>
+                <w:iCs/>
+                <w:sz w:val="18"/>
+                <w:szCs w:val="18"/>
+                <w:rFonts w:ascii="Calibri" w:cs="Calibri" w:eastAsia="Calibri" w:hAnsi="Calibri"/>
+              </w:rPr>
+              <w:t xml:space="preserve">ideal practice</w:t>
+            </w:r>
+            <w:r>
+              <w:rPr>
+                <w:i/>
+                <w:iCs/>
+                <w:sz w:val="18"/>
+                <w:szCs w:val="18"/>
+                <w:rFonts w:ascii="Calibri" w:cs="Calibri" w:eastAsia="Calibri" w:hAnsi="Calibri"/>
+              </w:rPr>
+              <w:t xml:space="preserve"> of performance testing in sequential development models is to </w:t>
+            </w:r>
+            <w:r>
+              <w:rPr>
+                <w:b/>
+                <w:bCs/>
+                <w:i/>
+                <w:iCs/>
+                <w:sz w:val="18"/>
+                <w:szCs w:val="18"/>
+                <w:rFonts w:ascii="Calibri" w:cs="Calibri" w:eastAsia="Calibri" w:hAnsi="Calibri"/>
+              </w:rPr>
+              <w:t xml:space="preserve">include performance criteria as a part of the acceptance criteria which are defined at the outset of a project</w:t>
+            </w:r>
+            <w:r>
+              <w:rPr>
+                <w:i/>
+                <w:iCs/>
+                <w:sz w:val="18"/>
+                <w:szCs w:val="18"/>
+                <w:rFonts w:ascii="Calibri" w:cs="Calibri" w:eastAsia="Calibri" w:hAnsi="Calibri"/>
+              </w:rPr>
+              <w:t xml:space="preserve">. Reinforcing the lifecycle view of testing, </w:t>
+            </w:r>
+            <w:r>
+              <w:rPr>
+                <w:b/>
+                <w:bCs/>
+                <w:i/>
+                <w:iCs/>
+                <w:sz w:val="18"/>
+                <w:szCs w:val="18"/>
+                <w:rFonts w:ascii="Calibri" w:cs="Calibri" w:eastAsia="Calibri" w:hAnsi="Calibri"/>
+              </w:rPr>
+              <w:t xml:space="preserve">performance testing activities should be conducted throughout the software development lifecycle</w:t>
+            </w:r>
+            <w:r>
+              <w:rPr>
+                <w:i/>
+                <w:iCs/>
+                <w:sz w:val="18"/>
+                <w:szCs w:val="18"/>
+                <w:rFonts w:ascii="Calibri" w:cs="Calibri" w:eastAsia="Calibri" w:hAnsi="Calibri"/>
+              </w:rPr>
+              <w:t xml:space="preserve">. As the project progresses, </w:t>
+            </w:r>
+            <w:r>
+              <w:rPr>
+                <w:b/>
+                <w:bCs/>
+                <w:i/>
+                <w:iCs/>
+                <w:sz w:val="18"/>
+                <w:szCs w:val="18"/>
+                <w:rFonts w:ascii="Calibri" w:cs="Calibri" w:eastAsia="Calibri" w:hAnsi="Calibri"/>
+              </w:rPr>
+              <w:t xml:space="preserve">each successive performance test activity should be based on items defined in the prior activities</w:t>
+            </w:r>
+            <w:r>
+              <w:rPr>
+                <w:i/>
+                <w:iCs/>
                 <w:sz w:val="18"/>
                 <w:szCs w:val="18"/>
                 <w:rFonts w:ascii="Calibri" w:cs="Calibri" w:eastAsia="Calibri" w:hAnsi="Calibri"/>
               </w:rPr>
               <w:t xml:space="preserve">.</w:t>
+            </w:r>
+            <w:r>
+              <w:rPr>
+                <w:sz w:val="18"/>
+                <w:szCs w:val="18"/>
+                <w:rFonts w:ascii="Calibri" w:cs="Calibri" w:eastAsia="Calibri" w:hAnsi="Calibri"/>
+              </w:rPr>
+              <w:t xml:space="preserve">"</w:t>
             </w:r>
           </w:p>
         </w:tc>
@@ -28086,7 +27994,7 @@
           <w:szCs w:val="19"/>
           <w:rFonts w:ascii="Calibri" w:cs="Calibri" w:eastAsia="Calibri" w:hAnsi="Calibri"/>
         </w:rPr>
-        <w:t xml:space="preserve">Q19. Tricky · contrast</w:t>
+        <w:t xml:space="preserve">Q19. Recall · Agile</w:t>
       </w:r>
     </w:p>
     <w:p>
@@ -28100,7 +28008,7 @@
           <w:szCs w:val="19"/>
           <w:rFonts w:ascii="Calibri" w:cs="Calibri" w:eastAsia="Calibri" w:hAnsi="Calibri"/>
         </w:rPr>
-        <w:t xml:space="preserve">How does the syllabus distinguish embedded real-time systems from mobile devices in terms of performance risk?</w:t>
+        <w:t xml:space="preserve">In Agile methodologies, where does the syllabus say the specific performance criteria are described?</w:t>
       </w:r>
     </w:p>
     <w:p>
@@ -28111,11 +28019,14 @@
       </w:pPr>
       <w:r>
         <w:rPr>
+          <w:b/>
+          <w:bCs/>
+          <w:color w:val="1E6B3A"/>
           <w:sz w:val="18"/>
           <w:szCs w:val="18"/>
           <w:rFonts w:ascii="Calibri" w:cs="Calibri" w:eastAsia="Calibri" w:hAnsi="Calibri"/>
         </w:rPr>
-        <w:t xml:space="preserve">a) Embedded systems are never connected to the Internet, so connectivity is not a risk</w:t>
+        <w:t xml:space="preserve">a) In the acceptance criteria associated with "non-functional" user stories   ✔</w:t>
       </w:r>
     </w:p>
     <w:p>
@@ -28130,7 +28041,7 @@
           <w:szCs w:val="18"/>
           <w:rFonts w:ascii="Calibri" w:cs="Calibri" w:eastAsia="Calibri" w:hAnsi="Calibri"/>
         </w:rPr>
-        <w:t xml:space="preserve">b) Embedded systems have unlimited memory compared with mobile devices</w:t>
+        <w:t xml:space="preserve">b) In the performance test plan only, never in user stories</w:t>
       </w:r>
     </w:p>
     <w:p>
@@ -28141,14 +28052,11 @@
       </w:pPr>
       <w:r>
         <w:rPr>
-          <w:b/>
-          <w:bCs/>
-          <w:color w:val="1E6B3A"/>
           <w:sz w:val="18"/>
           <w:szCs w:val="18"/>
           <w:rFonts w:ascii="Calibri" w:cs="Calibri" w:eastAsia="Calibri" w:hAnsi="Calibri"/>
         </w:rPr>
-        <w:t xml:space="preserve">c) They share many risks including connectivity, but the diminished performance of a mobile video game is usually not a safety hazard, while such slowdowns in a vehicle braking system could prove catastrophic   ✔</w:t>
+        <w:t xml:space="preserve">c) In the definition of done for the release</w:t>
       </w:r>
     </w:p>
     <w:p>
@@ -28163,7 +28071,7 @@
           <w:szCs w:val="18"/>
           <w:rFonts w:ascii="Calibri" w:cs="Calibri" w:eastAsia="Calibri" w:hAnsi="Calibri"/>
         </w:rPr>
-        <w:t xml:space="preserve">d) Embedded systems are exempt from resource utilization risks because they are purpose-built</w:t>
+        <w:t xml:space="preserve">d) In the contract between vendor and customer</w:t>
       </w:r>
     </w:p>
     <w:tbl>
@@ -28206,7 +28114,7 @@
                 <w:szCs w:val="18"/>
                 <w:rFonts w:ascii="Calibri" w:cs="Calibri" w:eastAsia="Calibri" w:hAnsi="Calibri"/>
               </w:rPr>
-              <w:t xml:space="preserve">Correct answer: c   |   LO: PTFL-3.2.1 (K2) | Syllabus §3.2</w:t>
+              <w:t xml:space="preserve">Correct answer: a   |   LO: PTFL-3.4.1 (K4) | Syllabus §3.4</w:t>
             </w:r>
           </w:p>
         </w:tc>
@@ -28244,43 +28152,117 @@
                 <w:szCs w:val="18"/>
                 <w:rFonts w:ascii="Calibri" w:cs="Calibri" w:eastAsia="Calibri" w:hAnsi="Calibri"/>
               </w:rPr>
-              <w:t xml:space="preserve"> The syllabus says embedded real-time systems </w:t>
-            </w:r>
-            <w:r>
-              <w:rPr>
-                <w:b/>
-                <w:bCs/>
-                <w:sz w:val="18"/>
-                <w:szCs w:val="18"/>
-                <w:rFonts w:ascii="Calibri" w:cs="Calibri" w:eastAsia="Calibri" w:hAnsi="Calibri"/>
-              </w:rPr>
-              <w:t xml:space="preserve">often have many of the risks of mobile devices, including (increasingly) connectivity-related issues since these devices are connected to the Internet</w:t>
-            </w:r>
-            <w:r>
-              <w:rPr>
-                <w:sz w:val="18"/>
-                <w:szCs w:val="18"/>
-                <w:rFonts w:ascii="Calibri" w:cs="Calibri" w:eastAsia="Calibri" w:hAnsi="Calibri"/>
-              </w:rPr>
-              <w:t xml:space="preserve">, and then draws the distinction in exactly the terms of option (c). Examples given of embedded real-time systems are </w:t>
-            </w:r>
-            <w:r>
-              <w:rPr>
-                <w:b/>
-                <w:bCs/>
-                <w:sz w:val="18"/>
-                <w:szCs w:val="18"/>
-                <w:rFonts w:ascii="Calibri" w:cs="Calibri" w:eastAsia="Calibri" w:hAnsi="Calibri"/>
-              </w:rPr>
-              <w:t xml:space="preserve">cars (entertainment systems and intelligent braking systems), elevators, traffic signals and HVAC systems</w:t>
-            </w:r>
-            <w:r>
-              <w:rPr>
+              <w:t xml:space="preserve"> "</w:t>
+            </w:r>
+            <w:r>
+              <w:rPr>
+                <w:b/>
+                <w:bCs/>
+                <w:i/>
+                <w:iCs/>
+                <w:sz w:val="18"/>
+                <w:szCs w:val="18"/>
+                <w:rFonts w:ascii="Calibri" w:cs="Calibri" w:eastAsia="Calibri" w:hAnsi="Calibri"/>
+              </w:rPr>
+              <w:t xml:space="preserve">User stories often form the basis of performance requirements in Agile methodologies</w:t>
+            </w:r>
+            <w:r>
+              <w:rPr>
+                <w:i/>
+                <w:iCs/>
+                <w:sz w:val="18"/>
+                <w:szCs w:val="18"/>
+                <w:rFonts w:ascii="Calibri" w:cs="Calibri" w:eastAsia="Calibri" w:hAnsi="Calibri"/>
+              </w:rPr>
+              <w:t xml:space="preserve">, with the </w:t>
+            </w:r>
+            <w:r>
+              <w:rPr>
+                <w:b/>
+                <w:bCs/>
+                <w:i/>
+                <w:iCs/>
+                <w:sz w:val="18"/>
+                <w:szCs w:val="18"/>
+                <w:rFonts w:ascii="Calibri" w:cs="Calibri" w:eastAsia="Calibri" w:hAnsi="Calibri"/>
+              </w:rPr>
+              <w:t xml:space="preserve">specific performance criteria described in the associated acceptance criteria</w:t>
+            </w:r>
+            <w:r>
+              <w:rPr>
+                <w:i/>
+                <w:iCs/>
+                <w:sz w:val="18"/>
+                <w:szCs w:val="18"/>
+                <w:rFonts w:ascii="Calibri" w:cs="Calibri" w:eastAsia="Calibri" w:hAnsi="Calibri"/>
+              </w:rPr>
+              <w:t xml:space="preserve">. These are referred to as </w:t>
+            </w:r>
+            <w:r>
+              <w:rPr>
+                <w:b/>
+                <w:bCs/>
+                <w:i/>
+                <w:iCs/>
+                <w:sz w:val="18"/>
+                <w:szCs w:val="18"/>
+                <w:rFonts w:ascii="Calibri" w:cs="Calibri" w:eastAsia="Calibri" w:hAnsi="Calibri"/>
+              </w:rPr>
+              <w:t xml:space="preserve">"non-functional" user stories</w:t>
+            </w:r>
+            <w:r>
+              <w:rPr>
+                <w:i/>
+                <w:iCs/>
                 <w:sz w:val="18"/>
                 <w:szCs w:val="18"/>
                 <w:rFonts w:ascii="Calibri" w:cs="Calibri" w:eastAsia="Calibri" w:hAnsi="Calibri"/>
               </w:rPr>
               <w:t xml:space="preserve">.</w:t>
+            </w:r>
+            <w:r>
+              <w:rPr>
+                <w:sz w:val="18"/>
+                <w:szCs w:val="18"/>
+                <w:rFonts w:ascii="Calibri" w:cs="Calibri" w:eastAsia="Calibri" w:hAnsi="Calibri"/>
+              </w:rPr>
+              <w:t xml:space="preserve">" Option (d) describes the </w:t>
+            </w:r>
+            <w:r>
+              <w:rPr>
+                <w:b/>
+                <w:bCs/>
+                <w:sz w:val="18"/>
+                <w:szCs w:val="18"/>
+                <w:rFonts w:ascii="Calibri" w:cs="Calibri" w:eastAsia="Calibri" w:hAnsi="Calibri"/>
+              </w:rPr>
+              <w:t xml:space="preserve">customized vendor-developed software</w:t>
+            </w:r>
+            <w:r>
+              <w:rPr>
+                <w:sz w:val="18"/>
+                <w:szCs w:val="18"/>
+                <w:rFonts w:ascii="Calibri" w:cs="Calibri" w:eastAsia="Calibri" w:hAnsi="Calibri"/>
+              </w:rPr>
+              <w:t xml:space="preserve"> case under the </w:t>
+            </w:r>
+            <w:r>
+              <w:rPr>
+                <w:b/>
+                <w:bCs/>
+                <w:sz w:val="18"/>
+                <w:szCs w:val="18"/>
+                <w:rFonts w:ascii="Calibri" w:cs="Calibri" w:eastAsia="Calibri" w:hAnsi="Calibri"/>
+              </w:rPr>
+              <w:t xml:space="preserve">supplier/acquirer</w:t>
+            </w:r>
+            <w:r>
+              <w:rPr>
+                <w:sz w:val="18"/>
+                <w:szCs w:val="18"/>
+                <w:rFonts w:ascii="Calibri" w:cs="Calibri" w:eastAsia="Calibri" w:hAnsi="Calibri"/>
+              </w:rPr>
+              <w:t xml:space="preserve"> model.</w:t>
             </w:r>
           </w:p>
         </w:tc>
@@ -28305,4039 +28287,7 @@
           <w:szCs w:val="19"/>
           <w:rFonts w:ascii="Calibri" w:cs="Calibri" w:eastAsia="Calibri" w:hAnsi="Calibri"/>
         </w:rPr>
-        <w:t xml:space="preserve">Q20. Architecture risk</w:t>
-      </w:r>
-    </w:p>
-    <w:p>
-      <w:pPr>
-        <w:keepNext/>
-        <w:spacing w:after="60" w:line="264"/>
-      </w:pPr>
-      <w:r>
-        <w:rPr>
-          <w:sz w:val="19"/>
-          <w:szCs w:val="19"/>
-          <w:rFonts w:ascii="Calibri" w:cs="Calibri" w:eastAsia="Calibri" w:hAnsi="Calibri"/>
-        </w:rPr>
-        <w:t xml:space="preserve">What does the syllabus identify as the modern performance risk for mainframe applications?</w:t>
-      </w:r>
-    </w:p>
-    <w:p>
-      <w:pPr>
-        <w:keepNext/>
-        <w:spacing w:after="40" w:line="258"/>
-        <w:ind w:left="300" w:hanging="160"/>
-      </w:pPr>
-      <w:r>
-        <w:rPr>
-          <w:sz w:val="18"/>
-          <w:szCs w:val="18"/>
-          <w:rFonts w:ascii="Calibri" w:cs="Calibri" w:eastAsia="Calibri" w:hAnsi="Calibri"/>
-        </w:rPr>
-        <w:t xml:space="preserve">a) They cannot process batch workloads within a nightly window</w:t>
-      </w:r>
-    </w:p>
-    <w:p>
-      <w:pPr>
-        <w:keepNext/>
-        <w:spacing w:after="40" w:line="258"/>
-        <w:ind w:left="300" w:hanging="160"/>
-      </w:pPr>
-      <w:r>
-        <w:rPr>
-          <w:b/>
-          <w:bCs/>
-          <w:color w:val="1E6B3A"/>
-          <w:sz w:val="18"/>
-          <w:szCs w:val="18"/>
-          <w:rFonts w:ascii="Calibri" w:cs="Calibri" w:eastAsia="Calibri" w:hAnsi="Calibri"/>
-        </w:rPr>
-        <w:t xml:space="preserve">b) Many are now accessible via APIs, web services, or through their database, which can result in unexpected loads that affect throughput of established applications   ✔</w:t>
-      </w:r>
-    </w:p>
-    <w:p>
-      <w:pPr>
-        <w:keepNext/>
-        <w:spacing w:after="40" w:line="258"/>
-        <w:ind w:left="300" w:hanging="160"/>
-      </w:pPr>
-      <w:r>
-        <w:rPr>
-          <w:sz w:val="18"/>
-          <w:szCs w:val="18"/>
-          <w:rFonts w:ascii="Calibri" w:cs="Calibri" w:eastAsia="Calibri" w:hAnsi="Calibri"/>
-        </w:rPr>
-        <w:t xml:space="preserve">c) They are the architecture most prone to memory leaks</w:t>
-      </w:r>
-    </w:p>
-    <w:p>
-      <w:pPr>
-        <w:keepNext/>
-        <w:spacing w:after="40" w:line="258"/>
-        <w:ind w:left="300" w:hanging="160"/>
-      </w:pPr>
-      <w:r>
-        <w:rPr>
-          <w:sz w:val="18"/>
-          <w:szCs w:val="18"/>
-          <w:rFonts w:ascii="Calibri" w:cs="Calibri" w:eastAsia="Calibri" w:hAnsi="Calibri"/>
-        </w:rPr>
-        <w:t xml:space="preserve">d) They cannot be virtualized</w:t>
-      </w:r>
-    </w:p>
-    <w:tbl>
-      <w:tblPr>
-        <w:tblW w:type="dxa" w:w="9638"/>
-        <w:tblBorders>
-          <w:top w:val="single" w:color="1E6B3A" w:sz="6"/>
-          <w:left w:val="single" w:color="1E6B3A" w:sz="6"/>
-          <w:bottom w:val="single" w:color="1E6B3A" w:sz="6"/>
-          <w:right w:val="single" w:color="1E6B3A" w:sz="6"/>
-          <w:insideH w:val="single" w:color="1E6B3A" w:sz="3"/>
-          <w:insideV w:val="none" w:color="1E6B3A" w:sz="0"/>
-        </w:tblBorders>
-      </w:tblPr>
-      <w:tblGrid>
-        <w:gridCol w:w="9638"/>
-      </w:tblGrid>
-      <w:tr>
-        <w:tc>
-          <w:tcPr>
-            <w:tcW w:type="dxa" w:w="9638"/>
-            <w:shd w:fill="E8F3EC" w:color="auto" w:val="clear"/>
-            <w:tcMar>
-              <w:top w:type="dxa" w:w="90"/>
-              <w:left w:type="dxa" w:w="140"/>
-              <w:bottom w:type="dxa" w:w="60"/>
-              <w:right w:type="dxa" w:w="140"/>
-            </w:tcMar>
-          </w:tcPr>
-          <w:p>
-            <w:pPr>
-              <w:spacing w:after="0"/>
-            </w:pPr>
-            <w:r>
-              <w:rPr>
-                <w:b/>
-                <w:bCs/>
-                <w:color w:val="1E6B3A"/>
-                <w:sz w:val="18"/>
-                <w:szCs w:val="18"/>
-                <w:rFonts w:ascii="Calibri" w:cs="Calibri" w:eastAsia="Calibri" w:hAnsi="Calibri"/>
-              </w:rPr>
-              <w:t xml:space="preserve">Correct answer: b   |   LO: PTFL-3.2.1 (K2) | Syllabus §3.2</w:t>
-            </w:r>
-          </w:p>
-        </w:tc>
-      </w:tr>
-      <w:tr>
-        <w:tc>
-          <w:tcPr>
-            <w:tcW w:type="dxa" w:w="9638"/>
-            <w:shd w:fill="E8F3EC" w:color="auto" w:val="clear"/>
-            <w:tcMar>
-              <w:top w:type="dxa" w:w="60"/>
-              <w:left w:type="dxa" w:w="140"/>
-              <w:bottom w:type="dxa" w:w="90"/>
-              <w:right w:type="dxa" w:w="140"/>
-            </w:tcMar>
-          </w:tcPr>
-          <w:p>
-            <w:pPr>
-              <w:spacing w:after="0" w:line="258"/>
-              <w:jc w:val="both"/>
-            </w:pPr>
-            <w:r>
-              <w:rPr>
-                <w:b/>
-                <w:bCs/>
-                <w:sz w:val="18"/>
-                <w:szCs w:val="18"/>
-                <w:rFonts w:ascii="Calibri" w:cs="Calibri" w:eastAsia="Calibri" w:hAnsi="Calibri"/>
-              </w:rPr>
-              <w:t xml:space="preserve">Why:</w:t>
-            </w:r>
-            <w:r>
-              <w:rPr>
-                <w:sz w:val="18"/>
-                <w:szCs w:val="18"/>
-                <w:rFonts w:ascii="Calibri" w:cs="Calibri" w:eastAsia="Calibri" w:hAnsi="Calibri"/>
-              </w:rPr>
-              <w:t xml:space="preserve"> "</w:t>
-            </w:r>
-            <w:r>
-              <w:rPr>
-                <w:b/>
-                <w:bCs/>
-                <w:i/>
-                <w:iCs/>
-                <w:sz w:val="18"/>
-                <w:szCs w:val="18"/>
-                <w:rFonts w:ascii="Calibri" w:cs="Calibri" w:eastAsia="Calibri" w:hAnsi="Calibri"/>
-              </w:rPr>
-              <w:t xml:space="preserve">Most are quite predictable and fast when used as originally designed</w:t>
-            </w:r>
-            <w:r>
-              <w:rPr>
-                <w:i/>
-                <w:iCs/>
-                <w:sz w:val="18"/>
-                <w:szCs w:val="18"/>
-                <w:rFonts w:ascii="Calibri" w:cs="Calibri" w:eastAsia="Calibri" w:hAnsi="Calibri"/>
-              </w:rPr>
-              <w:t xml:space="preserve">, but </w:t>
-            </w:r>
-            <w:r>
-              <w:rPr>
-                <w:b/>
-                <w:bCs/>
-                <w:i/>
-                <w:iCs/>
-                <w:sz w:val="18"/>
-                <w:szCs w:val="18"/>
-                <w:rFonts w:ascii="Calibri" w:cs="Calibri" w:eastAsia="Calibri" w:hAnsi="Calibri"/>
-              </w:rPr>
-              <w:t xml:space="preserve">many of these are now accessible via APIs, web services, or through their database, which can result in unexpected loads that affect throughput of established applications</w:t>
-            </w:r>
-            <w:r>
-              <w:rPr>
-                <w:i/>
-                <w:iCs/>
-                <w:sz w:val="18"/>
-                <w:szCs w:val="18"/>
-                <w:rFonts w:ascii="Calibri" w:cs="Calibri" w:eastAsia="Calibri" w:hAnsi="Calibri"/>
-              </w:rPr>
-              <w:t xml:space="preserve">.</w:t>
-            </w:r>
-            <w:r>
-              <w:rPr>
-                <w:sz w:val="18"/>
-                <w:szCs w:val="18"/>
-                <w:rFonts w:ascii="Calibri" w:cs="Calibri" w:eastAsia="Calibri" w:hAnsi="Calibri"/>
-              </w:rPr>
-              <w:t xml:space="preserve">" On memory leaks, the official rationale excludes mainframes: </w:t>
-            </w:r>
-            <w:r>
-              <w:rPr>
-                <w:b/>
-                <w:bCs/>
-                <w:sz w:val="18"/>
-                <w:szCs w:val="18"/>
-                <w:rFonts w:ascii="Calibri" w:cs="Calibri" w:eastAsia="Calibri" w:hAnsi="Calibri"/>
-              </w:rPr>
-              <w:t xml:space="preserve">mainframes tend to run older code, often written in the higher level languages that provide their own memory management</w:t>
-            </w:r>
-            <w:r>
-              <w:rPr>
-                <w:sz w:val="18"/>
-                <w:szCs w:val="18"/>
-                <w:rFonts w:ascii="Calibri" w:cs="Calibri" w:eastAsia="Calibri" w:hAnsi="Calibri"/>
-              </w:rPr>
-              <w:t xml:space="preserve">.</w:t>
-            </w:r>
-          </w:p>
-        </w:tc>
-      </w:tr>
-    </w:tbl>
-    <w:p>
-      <w:pPr>
-        <w:spacing w:after="120"/>
-      </w:pPr>
-    </w:p>
-    <w:p>
-      <w:pPr>
-        <w:keepNext/>
-        <w:spacing w:before="200" w:after="60"/>
-      </w:pPr>
-      <w:r>
-        <w:rPr>
-          <w:b/>
-          <w:bCs/>
-          <w:color w:val="1F3864"/>
-          <w:sz w:val="19"/>
-          <w:szCs w:val="19"/>
-          <w:rFonts w:ascii="Calibri" w:cs="Calibri" w:eastAsia="Calibri" w:hAnsi="Calibri"/>
-        </w:rPr>
-        <w:t xml:space="preserve">Q21. Tricky · combination</w:t>
-      </w:r>
-    </w:p>
-    <w:p>
-      <w:pPr>
-        <w:keepNext/>
-        <w:spacing w:after="60" w:line="264"/>
-      </w:pPr>
-      <w:r>
-        <w:rPr>
-          <w:sz w:val="19"/>
-          <w:szCs w:val="19"/>
-          <w:rFonts w:ascii="Calibri" w:cs="Calibri" w:eastAsia="Calibri" w:hAnsi="Calibri"/>
-        </w:rPr>
-        <w:t xml:space="preserve">What does the syllabus say about applications that incorporate more than one of the nine architectures?</w:t>
-      </w:r>
-    </w:p>
-    <w:p>
-      <w:pPr>
-        <w:keepNext/>
-        <w:spacing w:after="40" w:line="258"/>
-        <w:ind w:left="300" w:hanging="160"/>
-      </w:pPr>
-      <w:r>
-        <w:rPr>
-          <w:sz w:val="18"/>
-          <w:szCs w:val="18"/>
-          <w:rFonts w:ascii="Calibri" w:cs="Calibri" w:eastAsia="Calibri" w:hAnsi="Calibri"/>
-        </w:rPr>
-        <w:t xml:space="preserve">a) Only the risks of the dominant architecture apply</w:t>
-      </w:r>
-    </w:p>
-    <w:p>
-      <w:pPr>
-        <w:keepNext/>
-        <w:spacing w:after="40" w:line="258"/>
-        <w:ind w:left="300" w:hanging="160"/>
-      </w:pPr>
-      <w:r>
-        <w:rPr>
-          <w:sz w:val="18"/>
-          <w:szCs w:val="18"/>
-          <w:rFonts w:ascii="Calibri" w:cs="Calibri" w:eastAsia="Calibri" w:hAnsi="Calibri"/>
-        </w:rPr>
-        <w:t xml:space="preserve">b) The risks cancel each other out when architectures are combined</w:t>
-      </w:r>
-    </w:p>
-    <w:p>
-      <w:pPr>
-        <w:keepNext/>
-        <w:spacing w:after="40" w:line="258"/>
-        <w:ind w:left="300" w:hanging="160"/>
-      </w:pPr>
-      <w:r>
-        <w:rPr>
-          <w:sz w:val="18"/>
-          <w:szCs w:val="18"/>
-          <w:rFonts w:ascii="Calibri" w:cs="Calibri" w:eastAsia="Calibri" w:hAnsi="Calibri"/>
-        </w:rPr>
-        <w:t xml:space="preserve">c) Combined architectures are outside the scope of performance testing</w:t>
-      </w:r>
-    </w:p>
-    <w:p>
-      <w:pPr>
-        <w:keepNext/>
-        <w:spacing w:after="40" w:line="258"/>
-        <w:ind w:left="300" w:hanging="160"/>
-      </w:pPr>
-      <w:r>
-        <w:rPr>
-          <w:b/>
-          <w:bCs/>
-          <w:color w:val="1E6B3A"/>
-          <w:sz w:val="18"/>
-          <w:szCs w:val="18"/>
-          <w:rFonts w:ascii="Calibri" w:cs="Calibri" w:eastAsia="Calibri" w:hAnsi="Calibri"/>
-        </w:rPr>
-        <w:t xml:space="preserve">d) All relevant risks will apply — and with IoT and mobile it is possible that all architectures are present in some form and thus all risks can apply   ✔</w:t>
-      </w:r>
-    </w:p>
-    <w:tbl>
-      <w:tblPr>
-        <w:tblW w:type="dxa" w:w="9638"/>
-        <w:tblBorders>
-          <w:top w:val="single" w:color="1E6B3A" w:sz="6"/>
-          <w:left w:val="single" w:color="1E6B3A" w:sz="6"/>
-          <w:bottom w:val="single" w:color="1E6B3A" w:sz="6"/>
-          <w:right w:val="single" w:color="1E6B3A" w:sz="6"/>
-          <w:insideH w:val="single" w:color="1E6B3A" w:sz="3"/>
-          <w:insideV w:val="none" w:color="1E6B3A" w:sz="0"/>
-        </w:tblBorders>
-      </w:tblPr>
-      <w:tblGrid>
-        <w:gridCol w:w="9638"/>
-      </w:tblGrid>
-      <w:tr>
-        <w:tc>
-          <w:tcPr>
-            <w:tcW w:type="dxa" w:w="9638"/>
-            <w:shd w:fill="E8F3EC" w:color="auto" w:val="clear"/>
-            <w:tcMar>
-              <w:top w:type="dxa" w:w="90"/>
-              <w:left w:type="dxa" w:w="140"/>
-              <w:bottom w:type="dxa" w:w="60"/>
-              <w:right w:type="dxa" w:w="140"/>
-            </w:tcMar>
-          </w:tcPr>
-          <w:p>
-            <w:pPr>
-              <w:spacing w:after="0"/>
-            </w:pPr>
-            <w:r>
-              <w:rPr>
-                <w:b/>
-                <w:bCs/>
-                <w:color w:val="1E6B3A"/>
-                <w:sz w:val="18"/>
-                <w:szCs w:val="18"/>
-                <w:rFonts w:ascii="Calibri" w:cs="Calibri" w:eastAsia="Calibri" w:hAnsi="Calibri"/>
-              </w:rPr>
-              <w:t xml:space="preserve">Correct answer: d   |   LO: PTFL-3.2.1 (K2) | Syllabus §3.2</w:t>
-            </w:r>
-          </w:p>
-        </w:tc>
-      </w:tr>
-      <w:tr>
-        <w:tc>
-          <w:tcPr>
-            <w:tcW w:type="dxa" w:w="9638"/>
-            <w:shd w:fill="E8F3EC" w:color="auto" w:val="clear"/>
-            <w:tcMar>
-              <w:top w:type="dxa" w:w="60"/>
-              <w:left w:type="dxa" w:w="140"/>
-              <w:bottom w:type="dxa" w:w="90"/>
-              <w:right w:type="dxa" w:w="140"/>
-            </w:tcMar>
-          </w:tcPr>
-          <w:p>
-            <w:pPr>
-              <w:spacing w:after="0" w:line="258"/>
-              <w:jc w:val="both"/>
-            </w:pPr>
-            <w:r>
-              <w:rPr>
-                <w:b/>
-                <w:bCs/>
-                <w:sz w:val="18"/>
-                <w:szCs w:val="18"/>
-                <w:rFonts w:ascii="Calibri" w:cs="Calibri" w:eastAsia="Calibri" w:hAnsi="Calibri"/>
-              </w:rPr>
-              <w:t xml:space="preserve">Why:</w:t>
-            </w:r>
-            <w:r>
-              <w:rPr>
-                <w:sz w:val="18"/>
-                <w:szCs w:val="18"/>
-                <w:rFonts w:ascii="Calibri" w:cs="Calibri" w:eastAsia="Calibri" w:hAnsi="Calibri"/>
-              </w:rPr>
-              <w:t xml:space="preserve"> "</w:t>
-            </w:r>
-            <w:r>
-              <w:rPr>
-                <w:i/>
-                <w:iCs/>
-                <w:sz w:val="18"/>
-                <w:szCs w:val="18"/>
-                <w:rFonts w:ascii="Calibri" w:cs="Calibri" w:eastAsia="Calibri" w:hAnsi="Calibri"/>
-              </w:rPr>
-              <w:t xml:space="preserve">Note that </w:t>
-            </w:r>
-            <w:r>
-              <w:rPr>
-                <w:b/>
-                <w:bCs/>
-                <w:i/>
-                <w:iCs/>
-                <w:sz w:val="18"/>
-                <w:szCs w:val="18"/>
-                <w:rFonts w:ascii="Calibri" w:cs="Calibri" w:eastAsia="Calibri" w:hAnsi="Calibri"/>
-              </w:rPr>
-              <w:t xml:space="preserve">any particular application or system may incorporate two or more of the architectures listed above</w:t>
-            </w:r>
-            <w:r>
-              <w:rPr>
-                <w:i/>
-                <w:iCs/>
-                <w:sz w:val="18"/>
-                <w:szCs w:val="18"/>
-                <w:rFonts w:ascii="Calibri" w:cs="Calibri" w:eastAsia="Calibri" w:hAnsi="Calibri"/>
-              </w:rPr>
-              <w:t xml:space="preserve">, which means that </w:t>
-            </w:r>
-            <w:r>
-              <w:rPr>
-                <w:b/>
-                <w:bCs/>
-                <w:i/>
-                <w:iCs/>
-                <w:sz w:val="18"/>
-                <w:szCs w:val="18"/>
-                <w:rFonts w:ascii="Calibri" w:cs="Calibri" w:eastAsia="Calibri" w:hAnsi="Calibri"/>
-              </w:rPr>
-              <w:t xml:space="preserve">all relevant risks will apply to that application or system</w:t>
-            </w:r>
-            <w:r>
-              <w:rPr>
-                <w:i/>
-                <w:iCs/>
-                <w:sz w:val="18"/>
-                <w:szCs w:val="18"/>
-                <w:rFonts w:ascii="Calibri" w:cs="Calibri" w:eastAsia="Calibri" w:hAnsi="Calibri"/>
-              </w:rPr>
-              <w:t xml:space="preserve">. In fact, given the </w:t>
-            </w:r>
-            <w:r>
-              <w:rPr>
-                <w:b/>
-                <w:bCs/>
-                <w:i/>
-                <w:iCs/>
-                <w:sz w:val="18"/>
-                <w:szCs w:val="18"/>
-                <w:rFonts w:ascii="Calibri" w:cs="Calibri" w:eastAsia="Calibri" w:hAnsi="Calibri"/>
-              </w:rPr>
-              <w:t xml:space="preserve">Internet of Things and the explosion of mobile applications</w:t>
-            </w:r>
-            <w:r>
-              <w:rPr>
-                <w:i/>
-                <w:iCs/>
-                <w:sz w:val="18"/>
-                <w:szCs w:val="18"/>
-                <w:rFonts w:ascii="Calibri" w:cs="Calibri" w:eastAsia="Calibri" w:hAnsi="Calibri"/>
-              </w:rPr>
-              <w:t xml:space="preserve"> — two areas where </w:t>
-            </w:r>
-            <w:r>
-              <w:rPr>
-                <w:b/>
-                <w:bCs/>
-                <w:i/>
-                <w:iCs/>
-                <w:sz w:val="18"/>
-                <w:szCs w:val="18"/>
-                <w:rFonts w:ascii="Calibri" w:cs="Calibri" w:eastAsia="Calibri" w:hAnsi="Calibri"/>
-              </w:rPr>
-              <w:t xml:space="preserve">extreme levels of interaction and connection is the rule</w:t>
-            </w:r>
-            <w:r>
-              <w:rPr>
-                <w:i/>
-                <w:iCs/>
-                <w:sz w:val="18"/>
-                <w:szCs w:val="18"/>
-                <w:rFonts w:ascii="Calibri" w:cs="Calibri" w:eastAsia="Calibri" w:hAnsi="Calibri"/>
-              </w:rPr>
-              <w:t xml:space="preserve"> — </w:t>
-            </w:r>
-            <w:r>
-              <w:rPr>
-                <w:b/>
-                <w:bCs/>
-                <w:i/>
-                <w:iCs/>
-                <w:sz w:val="18"/>
-                <w:szCs w:val="18"/>
-                <w:rFonts w:ascii="Calibri" w:cs="Calibri" w:eastAsia="Calibri" w:hAnsi="Calibri"/>
-              </w:rPr>
-              <w:t xml:space="preserve">it is possible that all architectures are present in some form in an application, and thus all risks can apply</w:t>
-            </w:r>
-            <w:r>
-              <w:rPr>
-                <w:i/>
-                <w:iCs/>
-                <w:sz w:val="18"/>
-                <w:szCs w:val="18"/>
-                <w:rFonts w:ascii="Calibri" w:cs="Calibri" w:eastAsia="Calibri" w:hAnsi="Calibri"/>
-              </w:rPr>
-              <w:t xml:space="preserve">.</w:t>
-            </w:r>
-            <w:r>
-              <w:rPr>
-                <w:sz w:val="18"/>
-                <w:szCs w:val="18"/>
-                <w:rFonts w:ascii="Calibri" w:cs="Calibri" w:eastAsia="Calibri" w:hAnsi="Calibri"/>
-              </w:rPr>
-              <w:t xml:space="preserve">"</w:t>
-            </w:r>
-          </w:p>
-        </w:tc>
-      </w:tr>
-    </w:tbl>
-    <w:p>
-      <w:pPr>
-        <w:spacing w:after="120"/>
-      </w:pPr>
-    </w:p>
-    <w:p>
-      <w:pPr>
-        <w:keepNext/>
-        <w:spacing w:before="200" w:after="60"/>
-      </w:pPr>
-      <w:r>
-        <w:rPr>
-          <w:b/>
-          <w:bCs/>
-          <w:color w:val="1F3864"/>
-          <w:sz w:val="19"/>
-          <w:szCs w:val="19"/>
-          <w:rFonts w:ascii="Calibri" w:cs="Calibri" w:eastAsia="Calibri" w:hAnsi="Calibri"/>
-        </w:rPr>
-        <w:t xml:space="preserve">Q22. Non-architectural risk</w:t>
-      </w:r>
-    </w:p>
-    <w:p>
-      <w:pPr>
-        <w:keepNext/>
-        <w:spacing w:after="60" w:line="264"/>
-      </w:pPr>
-      <w:r>
-        <w:rPr>
-          <w:sz w:val="19"/>
-          <w:szCs w:val="19"/>
-          <w:rFonts w:ascii="Calibri" w:cs="Calibri" w:eastAsia="Calibri" w:hAnsi="Calibri"/>
-        </w:rPr>
-        <w:t xml:space="preserve">Besides architecture, which other technical decisions does the syllabus say influence and create performance risks?</w:t>
-      </w:r>
-    </w:p>
-    <w:p>
-      <w:pPr>
-        <w:keepNext/>
-        <w:spacing w:after="40" w:line="258"/>
-        <w:ind w:left="300" w:hanging="160"/>
-      </w:pPr>
-      <w:r>
-        <w:rPr>
-          <w:sz w:val="18"/>
-          <w:szCs w:val="18"/>
-          <w:rFonts w:ascii="Calibri" w:cs="Calibri" w:eastAsia="Calibri" w:hAnsi="Calibri"/>
-        </w:rPr>
-        <w:t xml:space="preserve">a) Choice of test tool vendor and licence model</w:t>
-      </w:r>
-    </w:p>
-    <w:p>
-      <w:pPr>
-        <w:keepNext/>
-        <w:spacing w:after="40" w:line="258"/>
-        <w:ind w:left="300" w:hanging="160"/>
-      </w:pPr>
-      <w:r>
-        <w:rPr>
-          <w:sz w:val="18"/>
-          <w:szCs w:val="18"/>
-          <w:rFonts w:ascii="Calibri" w:cs="Calibri" w:eastAsia="Calibri" w:hAnsi="Calibri"/>
-        </w:rPr>
-        <w:t xml:space="preserve">b) Choice of test level and test type</w:t>
-      </w:r>
-    </w:p>
-    <w:p>
-      <w:pPr>
-        <w:keepNext/>
-        <w:spacing w:after="40" w:line="258"/>
-        <w:ind w:left="300" w:hanging="160"/>
-      </w:pPr>
-      <w:r>
-        <w:rPr>
-          <w:b/>
-          <w:bCs/>
-          <w:color w:val="1E6B3A"/>
-          <w:sz w:val="18"/>
-          <w:szCs w:val="18"/>
-          <w:rFonts w:ascii="Calibri" w:cs="Calibri" w:eastAsia="Calibri" w:hAnsi="Calibri"/>
-        </w:rPr>
-        <w:t xml:space="preserve">c) Direct heap memory management in languages such as C and C++, relational versus non-relational databases, and the choice of a recursive as opposed to an iterative algorithm   ✔</w:t>
-      </w:r>
-    </w:p>
-    <w:p>
-      <w:pPr>
-        <w:keepNext/>
-        <w:spacing w:after="40" w:line="258"/>
-        <w:ind w:left="300" w:hanging="160"/>
-      </w:pPr>
-      <w:r>
-        <w:rPr>
-          <w:sz w:val="18"/>
-          <w:szCs w:val="18"/>
-          <w:rFonts w:ascii="Calibri" w:cs="Calibri" w:eastAsia="Calibri" w:hAnsi="Calibri"/>
-        </w:rPr>
-        <w:t xml:space="preserve">d) Choice of operational profile and load profile</w:t>
-      </w:r>
-    </w:p>
-    <w:tbl>
-      <w:tblPr>
-        <w:tblW w:type="dxa" w:w="9638"/>
-        <w:tblBorders>
-          <w:top w:val="single" w:color="1E6B3A" w:sz="6"/>
-          <w:left w:val="single" w:color="1E6B3A" w:sz="6"/>
-          <w:bottom w:val="single" w:color="1E6B3A" w:sz="6"/>
-          <w:right w:val="single" w:color="1E6B3A" w:sz="6"/>
-          <w:insideH w:val="single" w:color="1E6B3A" w:sz="3"/>
-          <w:insideV w:val="none" w:color="1E6B3A" w:sz="0"/>
-        </w:tblBorders>
-      </w:tblPr>
-      <w:tblGrid>
-        <w:gridCol w:w="9638"/>
-      </w:tblGrid>
-      <w:tr>
-        <w:tc>
-          <w:tcPr>
-            <w:tcW w:type="dxa" w:w="9638"/>
-            <w:shd w:fill="E8F3EC" w:color="auto" w:val="clear"/>
-            <w:tcMar>
-              <w:top w:type="dxa" w:w="90"/>
-              <w:left w:type="dxa" w:w="140"/>
-              <w:bottom w:type="dxa" w:w="60"/>
-              <w:right w:type="dxa" w:w="140"/>
-            </w:tcMar>
-          </w:tcPr>
-          <w:p>
-            <w:pPr>
-              <w:spacing w:after="0"/>
-            </w:pPr>
-            <w:r>
-              <w:rPr>
-                <w:b/>
-                <w:bCs/>
-                <w:color w:val="1E6B3A"/>
-                <w:sz w:val="18"/>
-                <w:szCs w:val="18"/>
-                <w:rFonts w:ascii="Calibri" w:cs="Calibri" w:eastAsia="Calibri" w:hAnsi="Calibri"/>
-              </w:rPr>
-              <w:t xml:space="preserve">Correct answer: c   |   LO: PTFL-3.2.1 (K2) | Syllabus §3.2</w:t>
-            </w:r>
-          </w:p>
-        </w:tc>
-      </w:tr>
-      <w:tr>
-        <w:tc>
-          <w:tcPr>
-            <w:tcW w:type="dxa" w:w="9638"/>
-            <w:shd w:fill="E8F3EC" w:color="auto" w:val="clear"/>
-            <w:tcMar>
-              <w:top w:type="dxa" w:w="60"/>
-              <w:left w:type="dxa" w:w="140"/>
-              <w:bottom w:type="dxa" w:w="90"/>
-              <w:right w:type="dxa" w:w="140"/>
-            </w:tcMar>
-          </w:tcPr>
-          <w:p>
-            <w:pPr>
-              <w:spacing w:after="0" w:line="258"/>
-              <w:jc w:val="both"/>
-            </w:pPr>
-            <w:r>
-              <w:rPr>
-                <w:b/>
-                <w:bCs/>
-                <w:sz w:val="18"/>
-                <w:szCs w:val="18"/>
-                <w:rFonts w:ascii="Calibri" w:cs="Calibri" w:eastAsia="Calibri" w:hAnsi="Calibri"/>
-              </w:rPr>
-              <w:t xml:space="preserve">Why:</w:t>
-            </w:r>
-            <w:r>
-              <w:rPr>
-                <w:sz w:val="18"/>
-                <w:szCs w:val="18"/>
-                <w:rFonts w:ascii="Calibri" w:cs="Calibri" w:eastAsia="Calibri" w:hAnsi="Calibri"/>
-              </w:rPr>
-              <w:t xml:space="preserve"> The syllabus gives these three examples and notes that such decisions </w:t>
-            </w:r>
-            <w:r>
-              <w:rPr>
-                <w:b/>
-                <w:bCs/>
-                <w:sz w:val="18"/>
-                <w:szCs w:val="18"/>
-                <w:rFonts w:ascii="Calibri" w:cs="Calibri" w:eastAsia="Calibri" w:hAnsi="Calibri"/>
-              </w:rPr>
-              <w:t xml:space="preserve">extend all the way down to the design of individual functions or methods</w:t>
-            </w:r>
-            <w:r>
-              <w:rPr>
-                <w:sz w:val="18"/>
-                <w:szCs w:val="18"/>
-                <w:rFonts w:ascii="Calibri" w:cs="Calibri" w:eastAsia="Calibri" w:hAnsi="Calibri"/>
-              </w:rPr>
-              <w:t xml:space="preserve">. It closes with a caution: </w:t>
-            </w:r>
-            <w:r>
-              <w:rPr>
-                <w:b/>
-                <w:bCs/>
-                <w:sz w:val="18"/>
-                <w:szCs w:val="18"/>
-                <w:rFonts w:ascii="Calibri" w:cs="Calibri" w:eastAsia="Calibri" w:hAnsi="Calibri"/>
-              </w:rPr>
-              <w:t xml:space="preserve">as a tester, the ability to know about or even influence such decisions will vary, depending on the roles and responsibilities of testers within the organization and software development lifecycle</w:t>
-            </w:r>
-            <w:r>
-              <w:rPr>
-                <w:sz w:val="18"/>
-                <w:szCs w:val="18"/>
-                <w:rFonts w:ascii="Calibri" w:cs="Calibri" w:eastAsia="Calibri" w:hAnsi="Calibri"/>
-              </w:rPr>
-              <w:t xml:space="preserve">.</w:t>
-            </w:r>
-          </w:p>
-        </w:tc>
-      </w:tr>
-    </w:tbl>
-    <w:p>
-      <w:pPr>
-        <w:spacing w:after="120"/>
-      </w:pPr>
-    </w:p>
-    <w:p>
-      <w:pPr>
-        <w:keepNext/>
-        <w:spacing w:before="200" w:after="60"/>
-      </w:pPr>
-      <w:r>
-        <w:rPr>
-          <w:b/>
-          <w:bCs/>
-          <w:color w:val="1F3864"/>
-          <w:sz w:val="19"/>
-          <w:szCs w:val="19"/>
-          <w:rFonts w:ascii="Calibri" w:cs="Calibri" w:eastAsia="Calibri" w:hAnsi="Calibri"/>
-        </w:rPr>
-        <w:t xml:space="preserve">Q23. Architecture risk</w:t>
-      </w:r>
-    </w:p>
-    <w:p>
-      <w:pPr>
-        <w:keepNext/>
-        <w:spacing w:after="60" w:line="264"/>
-      </w:pPr>
-      <w:r>
-        <w:rPr>
-          <w:sz w:val="19"/>
-          <w:szCs w:val="19"/>
-          <w:rFonts w:ascii="Calibri" w:cs="Calibri" w:eastAsia="Calibri" w:hAnsi="Calibri"/>
-        </w:rPr>
-        <w:t xml:space="preserve">Which architecture does the syllabus define as running entirely on one non-virtualized computer, and what two categories of risk does it name for it?</w:t>
-      </w:r>
-    </w:p>
-    <w:p>
-      <w:pPr>
-        <w:keepNext/>
-        <w:spacing w:after="40" w:line="258"/>
-        <w:ind w:left="300" w:hanging="160"/>
-      </w:pPr>
-      <w:r>
-        <w:rPr>
-          <w:b/>
-          <w:bCs/>
-          <w:color w:val="1E6B3A"/>
-          <w:sz w:val="18"/>
-          <w:szCs w:val="18"/>
-          <w:rFonts w:ascii="Calibri" w:cs="Calibri" w:eastAsia="Calibri" w:hAnsi="Calibri"/>
-        </w:rPr>
-        <w:t xml:space="preserve">a) Single computer systems; excessive resource consumption, and inefficient implementation of algorithms that do not make use of available resources   ✔</w:t>
-      </w:r>
-    </w:p>
-    <w:p>
-      <w:pPr>
-        <w:keepNext/>
-        <w:spacing w:after="40" w:line="258"/>
-        <w:ind w:left="300" w:hanging="160"/>
-      </w:pPr>
-      <w:r>
-        <w:rPr>
-          <w:sz w:val="18"/>
-          <w:szCs w:val="18"/>
-          <w:rFonts w:ascii="Calibri" w:cs="Calibri" w:eastAsia="Calibri" w:hAnsi="Calibri"/>
-        </w:rPr>
-        <w:t xml:space="preserve">b) Client-server systems; connection speed and firewall interference</w:t>
-      </w:r>
-    </w:p>
-    <w:p>
-      <w:pPr>
-        <w:keepNext/>
-        <w:spacing w:after="40" w:line="258"/>
-        <w:ind w:left="300" w:hanging="160"/>
-      </w:pPr>
-      <w:r>
-        <w:rPr>
-          <w:sz w:val="18"/>
-          <w:szCs w:val="18"/>
-          <w:rFonts w:ascii="Calibri" w:cs="Calibri" w:eastAsia="Calibri" w:hAnsi="Calibri"/>
-        </w:rPr>
-        <w:t xml:space="preserve">c) Multi-tier systems; database design and network bottlenecks</w:t>
-      </w:r>
-    </w:p>
-    <w:p>
-      <w:pPr>
-        <w:keepNext/>
-        <w:spacing w:after="40" w:line="258"/>
-        <w:ind w:left="300" w:hanging="160"/>
-      </w:pPr>
-      <w:r>
-        <w:rPr>
-          <w:sz w:val="18"/>
-          <w:szCs w:val="18"/>
-          <w:rFonts w:ascii="Calibri" w:cs="Calibri" w:eastAsia="Calibri" w:hAnsi="Calibri"/>
-        </w:rPr>
-        <w:t xml:space="preserve">d) Virtualized systems; hardware oversubscription and host misconfiguration</w:t>
-      </w:r>
-    </w:p>
-    <w:tbl>
-      <w:tblPr>
-        <w:tblW w:type="dxa" w:w="9638"/>
-        <w:tblBorders>
-          <w:top w:val="single" w:color="1E6B3A" w:sz="6"/>
-          <w:left w:val="single" w:color="1E6B3A" w:sz="6"/>
-          <w:bottom w:val="single" w:color="1E6B3A" w:sz="6"/>
-          <w:right w:val="single" w:color="1E6B3A" w:sz="6"/>
-          <w:insideH w:val="single" w:color="1E6B3A" w:sz="3"/>
-          <w:insideV w:val="none" w:color="1E6B3A" w:sz="0"/>
-        </w:tblBorders>
-      </w:tblPr>
-      <w:tblGrid>
-        <w:gridCol w:w="9638"/>
-      </w:tblGrid>
-      <w:tr>
-        <w:tc>
-          <w:tcPr>
-            <w:tcW w:type="dxa" w:w="9638"/>
-            <w:shd w:fill="E8F3EC" w:color="auto" w:val="clear"/>
-            <w:tcMar>
-              <w:top w:type="dxa" w:w="90"/>
-              <w:left w:type="dxa" w:w="140"/>
-              <w:bottom w:type="dxa" w:w="60"/>
-              <w:right w:type="dxa" w:w="140"/>
-            </w:tcMar>
-          </w:tcPr>
-          <w:p>
-            <w:pPr>
-              <w:spacing w:after="0"/>
-            </w:pPr>
-            <w:r>
-              <w:rPr>
-                <w:b/>
-                <w:bCs/>
-                <w:color w:val="1E6B3A"/>
-                <w:sz w:val="18"/>
-                <w:szCs w:val="18"/>
-                <w:rFonts w:ascii="Calibri" w:cs="Calibri" w:eastAsia="Calibri" w:hAnsi="Calibri"/>
-              </w:rPr>
-              <w:t xml:space="preserve">Correct answer: a   |   LO: PTFL-3.2.1 (K2) | Syllabus §3.2</w:t>
-            </w:r>
-          </w:p>
-        </w:tc>
-      </w:tr>
-      <w:tr>
-        <w:tc>
-          <w:tcPr>
-            <w:tcW w:type="dxa" w:w="9638"/>
-            <w:shd w:fill="E8F3EC" w:color="auto" w:val="clear"/>
-            <w:tcMar>
-              <w:top w:type="dxa" w:w="60"/>
-              <w:left w:type="dxa" w:w="140"/>
-              <w:bottom w:type="dxa" w:w="90"/>
-              <w:right w:type="dxa" w:w="140"/>
-            </w:tcMar>
-          </w:tcPr>
-          <w:p>
-            <w:pPr>
-              <w:spacing w:after="0" w:line="258"/>
-              <w:jc w:val="both"/>
-            </w:pPr>
-            <w:r>
-              <w:rPr>
-                <w:b/>
-                <w:bCs/>
-                <w:sz w:val="18"/>
-                <w:szCs w:val="18"/>
-                <w:rFonts w:ascii="Calibri" w:cs="Calibri" w:eastAsia="Calibri" w:hAnsi="Calibri"/>
-              </w:rPr>
-              <w:t xml:space="preserve">Why:</w:t>
-            </w:r>
-            <w:r>
-              <w:rPr>
-                <w:sz w:val="18"/>
-                <w:szCs w:val="18"/>
-                <w:rFonts w:ascii="Calibri" w:cs="Calibri" w:eastAsia="Calibri" w:hAnsi="Calibri"/>
-              </w:rPr>
-              <w:t xml:space="preserve"> </w:t>
-            </w:r>
-            <w:r>
-              <w:rPr>
-                <w:b/>
-                <w:bCs/>
-                <w:sz w:val="18"/>
-                <w:szCs w:val="18"/>
-                <w:rFonts w:ascii="Calibri" w:cs="Calibri" w:eastAsia="Calibri" w:hAnsi="Calibri"/>
-              </w:rPr>
-              <w:t xml:space="preserve">Single computer systems</w:t>
-            </w:r>
-            <w:r>
-              <w:rPr>
-                <w:sz w:val="18"/>
-                <w:szCs w:val="18"/>
-                <w:rFonts w:ascii="Calibri" w:cs="Calibri" w:eastAsia="Calibri" w:hAnsi="Calibri"/>
-              </w:rPr>
-              <w:t xml:space="preserve"> "</w:t>
-            </w:r>
-            <w:r>
-              <w:rPr>
-                <w:i/>
-                <w:iCs/>
-                <w:sz w:val="18"/>
-                <w:szCs w:val="18"/>
-                <w:rFonts w:ascii="Calibri" w:cs="Calibri" w:eastAsia="Calibri" w:hAnsi="Calibri"/>
-              </w:rPr>
-              <w:t xml:space="preserve">run </w:t>
-            </w:r>
-            <w:r>
-              <w:rPr>
-                <w:b/>
-                <w:bCs/>
-                <w:i/>
-                <w:iCs/>
-                <w:sz w:val="18"/>
-                <w:szCs w:val="18"/>
-                <w:rFonts w:ascii="Calibri" w:cs="Calibri" w:eastAsia="Calibri" w:hAnsi="Calibri"/>
-              </w:rPr>
-              <w:t xml:space="preserve">entirely on one non-virtualized computer</w:t>
-            </w:r>
-            <w:r>
-              <w:rPr>
-                <w:sz w:val="18"/>
-                <w:szCs w:val="18"/>
-                <w:rFonts w:ascii="Calibri" w:cs="Calibri" w:eastAsia="Calibri" w:hAnsi="Calibri"/>
-              </w:rPr>
-              <w:t xml:space="preserve">". Performance can degrade due to </w:t>
-            </w:r>
-            <w:r>
-              <w:rPr>
-                <w:b/>
-                <w:bCs/>
-                <w:sz w:val="18"/>
-                <w:szCs w:val="18"/>
-                <w:rFonts w:ascii="Calibri" w:cs="Calibri" w:eastAsia="Calibri" w:hAnsi="Calibri"/>
-              </w:rPr>
-              <w:t xml:space="preserve">excessive resource consumption including memory leaks, background activities such as security software, slow storage subsystems (e.g., low-speed external devices or disk fragmentation), and operating system mismanagement</w:t>
-            </w:r>
-            <w:r>
-              <w:rPr>
-                <w:sz w:val="18"/>
-                <w:szCs w:val="18"/>
-                <w:rFonts w:ascii="Calibri" w:cs="Calibri" w:eastAsia="Calibri" w:hAnsi="Calibri"/>
-              </w:rPr>
-              <w:t xml:space="preserve">; and due to </w:t>
-            </w:r>
-            <w:r>
-              <w:rPr>
-                <w:b/>
-                <w:bCs/>
-                <w:sz w:val="18"/>
-                <w:szCs w:val="18"/>
-                <w:rFonts w:ascii="Calibri" w:cs="Calibri" w:eastAsia="Calibri" w:hAnsi="Calibri"/>
-              </w:rPr>
-              <w:t xml:space="preserve">inefficient implementation of algorithms which do not make use of available resources (e.g., main memory) and as a result execute slower than required</w:t>
-            </w:r>
-            <w:r>
-              <w:rPr>
-                <w:sz w:val="18"/>
-                <w:szCs w:val="18"/>
-                <w:rFonts w:ascii="Calibri" w:cs="Calibri" w:eastAsia="Calibri" w:hAnsi="Calibri"/>
-              </w:rPr>
-              <w:t xml:space="preserve">.</w:t>
-            </w:r>
-          </w:p>
-        </w:tc>
-      </w:tr>
-    </w:tbl>
-    <w:p>
-      <w:pPr>
-        <w:spacing w:after="120"/>
-      </w:pPr>
-    </w:p>
-    <w:p>
-      <w:pPr>
-        <w:keepNext/>
-        <w:spacing w:before="200" w:after="60"/>
-      </w:pPr>
-      <w:r>
-        <w:rPr>
-          <w:b/>
-          <w:bCs/>
-          <w:color w:val="1F3864"/>
-          <w:sz w:val="19"/>
-          <w:szCs w:val="19"/>
-          <w:rFonts w:ascii="Calibri" w:cs="Calibri" w:eastAsia="Calibri" w:hAnsi="Calibri"/>
-        </w:rPr>
-        <w:t xml:space="preserve">Q24. Tricky · distributed</w:t>
-      </w:r>
-    </w:p>
-    <w:p>
-      <w:pPr>
-        <w:keepNext/>
-        <w:spacing w:after="60" w:line="264"/>
-      </w:pPr>
-      <w:r>
-        <w:rPr>
-          <w:sz w:val="19"/>
-          <w:szCs w:val="19"/>
-          <w:rFonts w:ascii="Calibri" w:cs="Calibri" w:eastAsia="Calibri" w:hAnsi="Calibri"/>
-        </w:rPr>
-        <w:t xml:space="preserve">What distinguishes a distributed system from a multi-tier system in the syllabus's treatment, and what extra risk follows?</w:t>
-      </w:r>
-    </w:p>
-    <w:p>
-      <w:pPr>
-        <w:keepNext/>
-        <w:spacing w:after="40" w:line="258"/>
-        <w:ind w:left="300" w:hanging="160"/>
-      </w:pPr>
-      <w:r>
-        <w:rPr>
-          <w:sz w:val="18"/>
-          <w:szCs w:val="18"/>
-          <w:rFonts w:ascii="Calibri" w:cs="Calibri" w:eastAsia="Calibri" w:hAnsi="Calibri"/>
-        </w:rPr>
-        <w:t xml:space="preserve">a) Distributed systems run on a single server; the extra risk is disk fragmentation</w:t>
-      </w:r>
-    </w:p>
-    <w:p>
-      <w:pPr>
-        <w:keepNext/>
-        <w:spacing w:after="40" w:line="258"/>
-        <w:ind w:left="300" w:hanging="160"/>
-      </w:pPr>
-      <w:r>
-        <w:rPr>
-          <w:b/>
-          <w:bCs/>
-          <w:color w:val="1E6B3A"/>
-          <w:sz w:val="18"/>
-          <w:szCs w:val="18"/>
-          <w:rFonts w:ascii="Calibri" w:cs="Calibri" w:eastAsia="Calibri" w:hAnsi="Calibri"/>
-        </w:rPr>
-        <w:t xml:space="preserve">b) The various servers may change dynamically; the extra risk is critical workflows or dataflows to, from, or through unreliable or unpredictable remote servers, especially with periodic connection problems or intermittent intense load   ✔</w:t>
-      </w:r>
-    </w:p>
-    <w:p>
-      <w:pPr>
-        <w:keepNext/>
-        <w:spacing w:after="40" w:line="258"/>
-        <w:ind w:left="300" w:hanging="160"/>
-      </w:pPr>
-      <w:r>
-        <w:rPr>
-          <w:sz w:val="18"/>
-          <w:szCs w:val="18"/>
-          <w:rFonts w:ascii="Calibri" w:cs="Calibri" w:eastAsia="Calibri" w:hAnsi="Calibri"/>
-        </w:rPr>
-        <w:t xml:space="preserve">c) Distributed systems are always virtualized; the extra risk is host misconfiguration</w:t>
-      </w:r>
-    </w:p>
-    <w:p>
-      <w:pPr>
-        <w:keepNext/>
-        <w:spacing w:after="40" w:line="258"/>
-        <w:ind w:left="300" w:hanging="160"/>
-      </w:pPr>
-      <w:r>
-        <w:rPr>
-          <w:sz w:val="18"/>
-          <w:szCs w:val="18"/>
-          <w:rFonts w:ascii="Calibri" w:cs="Calibri" w:eastAsia="Calibri" w:hAnsi="Calibri"/>
-        </w:rPr>
-        <w:t xml:space="preserve">d) Distributed systems are always cloud-based; the extra risk is self-scaling misconfiguration</w:t>
-      </w:r>
-    </w:p>
-    <w:tbl>
-      <w:tblPr>
-        <w:tblW w:type="dxa" w:w="9638"/>
-        <w:tblBorders>
-          <w:top w:val="single" w:color="1E6B3A" w:sz="6"/>
-          <w:left w:val="single" w:color="1E6B3A" w:sz="6"/>
-          <w:bottom w:val="single" w:color="1E6B3A" w:sz="6"/>
-          <w:right w:val="single" w:color="1E6B3A" w:sz="6"/>
-          <w:insideH w:val="single" w:color="1E6B3A" w:sz="3"/>
-          <w:insideV w:val="none" w:color="1E6B3A" w:sz="0"/>
-        </w:tblBorders>
-      </w:tblPr>
-      <w:tblGrid>
-        <w:gridCol w:w="9638"/>
-      </w:tblGrid>
-      <w:tr>
-        <w:tc>
-          <w:tcPr>
-            <w:tcW w:type="dxa" w:w="9638"/>
-            <w:shd w:fill="E8F3EC" w:color="auto" w:val="clear"/>
-            <w:tcMar>
-              <w:top w:type="dxa" w:w="90"/>
-              <w:left w:type="dxa" w:w="140"/>
-              <w:bottom w:type="dxa" w:w="60"/>
-              <w:right w:type="dxa" w:w="140"/>
-            </w:tcMar>
-          </w:tcPr>
-          <w:p>
-            <w:pPr>
-              <w:spacing w:after="0"/>
-            </w:pPr>
-            <w:r>
-              <w:rPr>
-                <w:b/>
-                <w:bCs/>
-                <w:color w:val="1E6B3A"/>
-                <w:sz w:val="18"/>
-                <w:szCs w:val="18"/>
-                <w:rFonts w:ascii="Calibri" w:cs="Calibri" w:eastAsia="Calibri" w:hAnsi="Calibri"/>
-              </w:rPr>
-              <w:t xml:space="preserve">Correct answer: b   |   LO: PTFL-3.2.1 (K2) | Syllabus §3.2</w:t>
-            </w:r>
-          </w:p>
-        </w:tc>
-      </w:tr>
-      <w:tr>
-        <w:tc>
-          <w:tcPr>
-            <w:tcW w:type="dxa" w:w="9638"/>
-            <w:shd w:fill="E8F3EC" w:color="auto" w:val="clear"/>
-            <w:tcMar>
-              <w:top w:type="dxa" w:w="60"/>
-              <w:left w:type="dxa" w:w="140"/>
-              <w:bottom w:type="dxa" w:w="90"/>
-              <w:right w:type="dxa" w:w="140"/>
-            </w:tcMar>
-          </w:tcPr>
-          <w:p>
-            <w:pPr>
-              <w:spacing w:after="0" w:line="258"/>
-              <w:jc w:val="both"/>
-            </w:pPr>
-            <w:r>
-              <w:rPr>
-                <w:b/>
-                <w:bCs/>
-                <w:sz w:val="18"/>
-                <w:szCs w:val="18"/>
-                <w:rFonts w:ascii="Calibri" w:cs="Calibri" w:eastAsia="Calibri" w:hAnsi="Calibri"/>
-              </w:rPr>
-              <w:t xml:space="preserve">Why:</w:t>
-            </w:r>
-            <w:r>
-              <w:rPr>
-                <w:sz w:val="18"/>
-                <w:szCs w:val="18"/>
-                <w:rFonts w:ascii="Calibri" w:cs="Calibri" w:eastAsia="Calibri" w:hAnsi="Calibri"/>
-              </w:rPr>
-              <w:t xml:space="preserve"> "</w:t>
-            </w:r>
-            <w:r>
-              <w:rPr>
-                <w:i/>
-                <w:iCs/>
-                <w:sz w:val="18"/>
-                <w:szCs w:val="18"/>
-                <w:rFonts w:ascii="Calibri" w:cs="Calibri" w:eastAsia="Calibri" w:hAnsi="Calibri"/>
-              </w:rPr>
-              <w:t xml:space="preserve">These are systems of systems, </w:t>
-            </w:r>
-            <w:r>
-              <w:rPr>
-                <w:b/>
-                <w:bCs/>
-                <w:i/>
-                <w:iCs/>
-                <w:sz w:val="18"/>
-                <w:szCs w:val="18"/>
-                <w:rFonts w:ascii="Calibri" w:cs="Calibri" w:eastAsia="Calibri" w:hAnsi="Calibri"/>
-              </w:rPr>
-              <w:t xml:space="preserve">similar to a multi-tier architecture, but the various servers may change dynamically</w:t>
-            </w:r>
-            <w:r>
-              <w:rPr>
-                <w:i/>
-                <w:iCs/>
-                <w:sz w:val="18"/>
-                <w:szCs w:val="18"/>
-                <w:rFonts w:ascii="Calibri" w:cs="Calibri" w:eastAsia="Calibri" w:hAnsi="Calibri"/>
-              </w:rPr>
-              <w:t xml:space="preserve"> — such as an e-commerce system that accesses </w:t>
-            </w:r>
-            <w:r>
-              <w:rPr>
-                <w:b/>
-                <w:bCs/>
-                <w:i/>
-                <w:iCs/>
-                <w:sz w:val="18"/>
-                <w:szCs w:val="18"/>
-                <w:rFonts w:ascii="Calibri" w:cs="Calibri" w:eastAsia="Calibri" w:hAnsi="Calibri"/>
-              </w:rPr>
-              <w:t xml:space="preserve">different inventory databases depending on the geographic location of the person placing the order</w:t>
-            </w:r>
-            <w:r>
-              <w:rPr>
-                <w:i/>
-                <w:iCs/>
-                <w:sz w:val="18"/>
-                <w:szCs w:val="18"/>
-                <w:rFonts w:ascii="Calibri" w:cs="Calibri" w:eastAsia="Calibri" w:hAnsi="Calibri"/>
-              </w:rPr>
-              <w:t xml:space="preserve">. </w:t>
-            </w:r>
-            <w:r>
-              <w:rPr>
-                <w:b/>
-                <w:bCs/>
-                <w:i/>
-                <w:iCs/>
-                <w:sz w:val="18"/>
-                <w:szCs w:val="18"/>
-                <w:rFonts w:ascii="Calibri" w:cs="Calibri" w:eastAsia="Calibri" w:hAnsi="Calibri"/>
-              </w:rPr>
-              <w:t xml:space="preserve">In addition to the risks associated with multi-tier architectures</w:t>
-            </w:r>
-            <w:r>
-              <w:rPr>
-                <w:i/>
-                <w:iCs/>
-                <w:sz w:val="18"/>
-                <w:szCs w:val="18"/>
-                <w:rFonts w:ascii="Calibri" w:cs="Calibri" w:eastAsia="Calibri" w:hAnsi="Calibri"/>
-              </w:rPr>
-              <w:t xml:space="preserve">, this architecture can experience performance problems due to </w:t>
-            </w:r>
-            <w:r>
-              <w:rPr>
-                <w:b/>
-                <w:bCs/>
-                <w:i/>
-                <w:iCs/>
-                <w:sz w:val="18"/>
-                <w:szCs w:val="18"/>
-                <w:rFonts w:ascii="Calibri" w:cs="Calibri" w:eastAsia="Calibri" w:hAnsi="Calibri"/>
-              </w:rPr>
-              <w:t xml:space="preserve">critical workflows or dataflows to, from, or through unreliable or unpredictable remote servers</w:t>
-            </w:r>
-            <w:r>
-              <w:rPr>
-                <w:i/>
-                <w:iCs/>
-                <w:sz w:val="18"/>
-                <w:szCs w:val="18"/>
-                <w:rFonts w:ascii="Calibri" w:cs="Calibri" w:eastAsia="Calibri" w:hAnsi="Calibri"/>
-              </w:rPr>
-              <w:t xml:space="preserve">, especially when such servers suffer </w:t>
-            </w:r>
-            <w:r>
-              <w:rPr>
-                <w:b/>
-                <w:bCs/>
-                <w:i/>
-                <w:iCs/>
-                <w:sz w:val="18"/>
-                <w:szCs w:val="18"/>
-                <w:rFonts w:ascii="Calibri" w:cs="Calibri" w:eastAsia="Calibri" w:hAnsi="Calibri"/>
-              </w:rPr>
-              <w:t xml:space="preserve">periodic connection problems or intermittent periods of intense load</w:t>
-            </w:r>
-            <w:r>
-              <w:rPr>
-                <w:i/>
-                <w:iCs/>
-                <w:sz w:val="18"/>
-                <w:szCs w:val="18"/>
-                <w:rFonts w:ascii="Calibri" w:cs="Calibri" w:eastAsia="Calibri" w:hAnsi="Calibri"/>
-              </w:rPr>
-              <w:t xml:space="preserve">.</w:t>
-            </w:r>
-            <w:r>
-              <w:rPr>
-                <w:sz w:val="18"/>
-                <w:szCs w:val="18"/>
-                <w:rFonts w:ascii="Calibri" w:cs="Calibri" w:eastAsia="Calibri" w:hAnsi="Calibri"/>
-              </w:rPr>
-              <w:t xml:space="preserve">"</w:t>
-            </w:r>
-          </w:p>
-        </w:tc>
-      </w:tr>
-    </w:tbl>
-    <w:p>
-      <w:pPr>
-        <w:spacing w:after="120"/>
-      </w:pPr>
-    </w:p>
-    <w:p>
-      <w:pPr>
-        <w:keepNext/>
-        <w:spacing w:before="200" w:after="60"/>
-      </w:pPr>
-      <w:r>
-        <w:rPr>
-          <w:b/>
-          <w:bCs/>
-          <w:color w:val="1F3864"/>
-          <w:sz w:val="19"/>
-          <w:szCs w:val="19"/>
-          <w:rFonts w:ascii="Calibri" w:cs="Calibri" w:eastAsia="Calibri" w:hAnsi="Calibri"/>
-        </w:rPr>
-        <w:t xml:space="preserve">Q25. K4 · process</w:t>
-      </w:r>
-    </w:p>
-    <w:p>
-      <w:pPr>
-        <w:keepNext/>
-        <w:spacing w:after="60" w:line="264"/>
-      </w:pPr>
-      <w:r>
-        <w:rPr>
-          <w:sz w:val="19"/>
-          <w:szCs w:val="19"/>
-          <w:rFonts w:ascii="Calibri" w:cs="Calibri" w:eastAsia="Calibri" w:hAnsi="Calibri"/>
-        </w:rPr>
-        <w:t xml:space="preserve">In the syllabus's four-step process for performance-related product quality risks, what happens at step 2?</w:t>
-      </w:r>
-    </w:p>
-    <w:p>
-      <w:pPr>
-        <w:keepNext/>
-        <w:spacing w:after="40" w:line="258"/>
-        <w:ind w:left="300" w:hanging="160"/>
-      </w:pPr>
-      <w:r>
-        <w:rPr>
-          <w:sz w:val="18"/>
-          <w:szCs w:val="18"/>
-          <w:rFonts w:ascii="Calibri" w:cs="Calibri" w:eastAsia="Calibri" w:hAnsi="Calibri"/>
-        </w:rPr>
-        <w:t xml:space="preserve">a) Risks are identified, focusing on time behavior, resource utilization and capacity</w:t>
-      </w:r>
-    </w:p>
-    <w:p>
-      <w:pPr>
-        <w:keepNext/>
-        <w:spacing w:after="40" w:line="258"/>
-        <w:ind w:left="300" w:hanging="160"/>
-      </w:pPr>
-      <w:r>
-        <w:rPr>
-          <w:sz w:val="18"/>
-          <w:szCs w:val="18"/>
-          <w:rFonts w:ascii="Calibri" w:cs="Calibri" w:eastAsia="Calibri" w:hAnsi="Calibri"/>
-        </w:rPr>
-        <w:t xml:space="preserve">b) Mitigation actions are taken based on the nature of the risk item and the level of risk</w:t>
-      </w:r>
-    </w:p>
-    <w:p>
-      <w:pPr>
-        <w:keepNext/>
-        <w:spacing w:after="40" w:line="258"/>
-        <w:ind w:left="300" w:hanging="160"/>
-      </w:pPr>
-      <w:r>
-        <w:rPr>
-          <w:b/>
-          <w:bCs/>
-          <w:color w:val="1E6B3A"/>
-          <w:sz w:val="18"/>
-          <w:szCs w:val="18"/>
-          <w:rFonts w:ascii="Calibri" w:cs="Calibri" w:eastAsia="Calibri" w:hAnsi="Calibri"/>
-        </w:rPr>
-        <w:t xml:space="preserve">c) Risks are assessed, ensuring the relevant architecture categories are addressed, and the overall level of risk is evaluated in terms of likelihood and impact using clearly defined criteria   ✔</w:t>
-      </w:r>
-    </w:p>
-    <w:p>
-      <w:pPr>
-        <w:keepNext/>
-        <w:spacing w:after="40" w:line="258"/>
-        <w:ind w:left="300" w:hanging="160"/>
-      </w:pPr>
-      <w:r>
-        <w:rPr>
-          <w:sz w:val="18"/>
-          <w:szCs w:val="18"/>
-          <w:rFonts w:ascii="Calibri" w:cs="Calibri" w:eastAsia="Calibri" w:hAnsi="Calibri"/>
-        </w:rPr>
-        <w:t xml:space="preserve">d) Risks are managed on an ongoing basis to ensure adequate mitigation prior to release</w:t>
-      </w:r>
-    </w:p>
-    <w:tbl>
-      <w:tblPr>
-        <w:tblW w:type="dxa" w:w="9638"/>
-        <w:tblBorders>
-          <w:top w:val="single" w:color="1E6B3A" w:sz="6"/>
-          <w:left w:val="single" w:color="1E6B3A" w:sz="6"/>
-          <w:bottom w:val="single" w:color="1E6B3A" w:sz="6"/>
-          <w:right w:val="single" w:color="1E6B3A" w:sz="6"/>
-          <w:insideH w:val="single" w:color="1E6B3A" w:sz="3"/>
-          <w:insideV w:val="none" w:color="1E6B3A" w:sz="0"/>
-        </w:tblBorders>
-      </w:tblPr>
-      <w:tblGrid>
-        <w:gridCol w:w="9638"/>
-      </w:tblGrid>
-      <w:tr>
-        <w:tc>
-          <w:tcPr>
-            <w:tcW w:type="dxa" w:w="9638"/>
-            <w:shd w:fill="E8F3EC" w:color="auto" w:val="clear"/>
-            <w:tcMar>
-              <w:top w:type="dxa" w:w="90"/>
-              <w:left w:type="dxa" w:w="140"/>
-              <w:bottom w:type="dxa" w:w="60"/>
-              <w:right w:type="dxa" w:w="140"/>
-            </w:tcMar>
-          </w:tcPr>
-          <w:p>
-            <w:pPr>
-              <w:spacing w:after="0"/>
-            </w:pPr>
-            <w:r>
-              <w:rPr>
-                <w:b/>
-                <w:bCs/>
-                <w:color w:val="1E6B3A"/>
-                <w:sz w:val="18"/>
-                <w:szCs w:val="18"/>
-                <w:rFonts w:ascii="Calibri" w:cs="Calibri" w:eastAsia="Calibri" w:hAnsi="Calibri"/>
-              </w:rPr>
-              <w:t xml:space="preserve">Correct answer: c   |   LO: PTFL-3.3.1 (K4) | Syllabus §3.3</w:t>
-            </w:r>
-          </w:p>
-        </w:tc>
-      </w:tr>
-      <w:tr>
-        <w:tc>
-          <w:tcPr>
-            <w:tcW w:type="dxa" w:w="9638"/>
-            <w:shd w:fill="E8F3EC" w:color="auto" w:val="clear"/>
-            <w:tcMar>
-              <w:top w:type="dxa" w:w="60"/>
-              <w:left w:type="dxa" w:w="140"/>
-              <w:bottom w:type="dxa" w:w="90"/>
-              <w:right w:type="dxa" w:w="140"/>
-            </w:tcMar>
-          </w:tcPr>
-          <w:p>
-            <w:pPr>
-              <w:spacing w:after="0" w:line="258"/>
-              <w:jc w:val="both"/>
-            </w:pPr>
-            <w:r>
-              <w:rPr>
-                <w:b/>
-                <w:bCs/>
-                <w:sz w:val="18"/>
-                <w:szCs w:val="18"/>
-                <w:rFonts w:ascii="Calibri" w:cs="Calibri" w:eastAsia="Calibri" w:hAnsi="Calibri"/>
-              </w:rPr>
-              <w:t xml:space="preserve">Why:</w:t>
-            </w:r>
-            <w:r>
-              <w:rPr>
-                <w:sz w:val="18"/>
-                <w:szCs w:val="18"/>
-                <w:rFonts w:ascii="Calibri" w:cs="Calibri" w:eastAsia="Calibri" w:hAnsi="Calibri"/>
-              </w:rPr>
-              <w:t xml:space="preserve"> The four steps are </w:t>
-            </w:r>
-            <w:r>
-              <w:rPr>
-                <w:b/>
-                <w:bCs/>
-                <w:sz w:val="18"/>
-                <w:szCs w:val="18"/>
-                <w:rFonts w:ascii="Calibri" w:cs="Calibri" w:eastAsia="Calibri" w:hAnsi="Calibri"/>
-              </w:rPr>
-              <w:t xml:space="preserve">identify → assess → mitigate → manage</w:t>
-            </w:r>
-            <w:r>
-              <w:rPr>
-                <w:sz w:val="18"/>
-                <w:szCs w:val="18"/>
-                <w:rFonts w:ascii="Calibri" w:cs="Calibri" w:eastAsia="Calibri" w:hAnsi="Calibri"/>
-              </w:rPr>
-              <w:t xml:space="preserve">, and step 2 is exactly as stated in (c). Note the explicit cross-reference: assessment must ensure </w:t>
-            </w:r>
-            <w:r>
-              <w:rPr>
-                <w:b/>
-                <w:bCs/>
-                <w:sz w:val="18"/>
-                <w:szCs w:val="18"/>
-                <w:rFonts w:ascii="Calibri" w:cs="Calibri" w:eastAsia="Calibri" w:hAnsi="Calibri"/>
-              </w:rPr>
-              <w:t xml:space="preserve">the relevant architecture categories (see Section 3.2) are addressed</w:t>
-            </w:r>
-            <w:r>
-              <w:rPr>
-                <w:sz w:val="18"/>
-                <w:szCs w:val="18"/>
-                <w:rFonts w:ascii="Calibri" w:cs="Calibri" w:eastAsia="Calibri" w:hAnsi="Calibri"/>
-              </w:rPr>
-              <w:t xml:space="preserve"> — so </w:t>
-            </w:r>
-            <w:r>
-              <w:rPr>
-                <w:b/>
-                <w:bCs/>
-                <w:sz w:val="18"/>
-                <w:szCs w:val="18"/>
-                <w:rFonts w:ascii="Calibri" w:cs="Calibri" w:eastAsia="Calibri" w:hAnsi="Calibri"/>
-              </w:rPr>
-              <w:t xml:space="preserve">PTFL-3.2.1 knowledge is a prerequisite for the K4 question</w:t>
-            </w:r>
-            <w:r>
-              <w:rPr>
-                <w:sz w:val="18"/>
-                <w:szCs w:val="18"/>
-                <w:rFonts w:ascii="Calibri" w:cs="Calibri" w:eastAsia="Calibri" w:hAnsi="Calibri"/>
-              </w:rPr>
-              <w:t xml:space="preserve">.</w:t>
-            </w:r>
-          </w:p>
-        </w:tc>
-      </w:tr>
-    </w:tbl>
-    <w:p>
-      <w:pPr>
-        <w:spacing w:after="120"/>
-      </w:pPr>
-    </w:p>
-    <w:p>
-      <w:pPr>
-        <w:keepNext/>
-        <w:spacing w:before="200" w:after="60"/>
-      </w:pPr>
-      <w:r>
-        <w:rPr>
-          <w:b/>
-          <w:bCs/>
-          <w:color w:val="1F3864"/>
-          <w:sz w:val="19"/>
-          <w:szCs w:val="19"/>
-          <w:rFonts w:ascii="Calibri" w:cs="Calibri" w:eastAsia="Calibri" w:hAnsi="Calibri"/>
-        </w:rPr>
-        <w:t xml:space="preserve">Q26. K4 · stakeholders</w:t>
-      </w:r>
-    </w:p>
-    <w:p>
-      <w:pPr>
-        <w:keepNext/>
-        <w:spacing w:after="60" w:line="264"/>
-      </w:pPr>
-      <w:r>
-        <w:rPr>
-          <w:sz w:val="19"/>
-          <w:szCs w:val="19"/>
-          <w:rFonts w:ascii="Calibri" w:cs="Calibri" w:eastAsia="Calibri" w:hAnsi="Calibri"/>
-        </w:rPr>
-        <w:t xml:space="preserve">According to the syllabus, what must business stakeholders appreciate about performance risk?</w:t>
-      </w:r>
-    </w:p>
-    <w:p>
-      <w:pPr>
-        <w:keepNext/>
-        <w:spacing w:after="40" w:line="258"/>
-        <w:ind w:left="300" w:hanging="160"/>
-      </w:pPr>
-      <w:r>
-        <w:rPr>
-          <w:b/>
-          <w:bCs/>
-          <w:color w:val="1E6B3A"/>
-          <w:sz w:val="18"/>
-          <w:szCs w:val="18"/>
-          <w:rFonts w:ascii="Calibri" w:cs="Calibri" w:eastAsia="Calibri" w:hAnsi="Calibri"/>
-        </w:rPr>
-        <w:t xml:space="preserve">a) That intended usage, business-, societal- or safety-criticality, potential financial and/or reputational damage, and civil or criminal legal liability create risks and influence the impact of failures   ✔</w:t>
-      </w:r>
-    </w:p>
-    <w:p>
-      <w:pPr>
-        <w:keepNext/>
-        <w:spacing w:after="40" w:line="258"/>
-        <w:ind w:left="300" w:hanging="160"/>
-      </w:pPr>
-      <w:r>
-        <w:rPr>
-          <w:sz w:val="18"/>
-          <w:szCs w:val="18"/>
-          <w:rFonts w:ascii="Calibri" w:cs="Calibri" w:eastAsia="Calibri" w:hAnsi="Calibri"/>
-        </w:rPr>
-        <w:t xml:space="preserve">b) That architecture, design and implementation decisions influence the likelihood of defects</w:t>
-      </w:r>
-    </w:p>
-    <w:p>
-      <w:pPr>
-        <w:keepNext/>
-        <w:spacing w:after="40" w:line="258"/>
-        <w:ind w:left="300" w:hanging="160"/>
-      </w:pPr>
-      <w:r>
-        <w:rPr>
-          <w:sz w:val="18"/>
-          <w:szCs w:val="18"/>
-          <w:rFonts w:ascii="Calibri" w:cs="Calibri" w:eastAsia="Calibri" w:hAnsi="Calibri"/>
-        </w:rPr>
-        <w:t xml:space="preserve">c) That performance testing should be conducted only in production</w:t>
-      </w:r>
-    </w:p>
-    <w:p>
-      <w:pPr>
-        <w:keepNext/>
-        <w:spacing w:after="40" w:line="258"/>
-        <w:ind w:left="300" w:hanging="160"/>
-      </w:pPr>
-      <w:r>
-        <w:rPr>
-          <w:sz w:val="18"/>
-          <w:szCs w:val="18"/>
-          <w:rFonts w:ascii="Calibri" w:cs="Calibri" w:eastAsia="Calibri" w:hAnsi="Calibri"/>
-        </w:rPr>
-        <w:t xml:space="preserve">d) That residual risk can be eliminated entirely with sufficient mitigation</w:t>
-      </w:r>
-    </w:p>
-    <w:tbl>
-      <w:tblPr>
-        <w:tblW w:type="dxa" w:w="9638"/>
-        <w:tblBorders>
-          <w:top w:val="single" w:color="1E6B3A" w:sz="6"/>
-          <w:left w:val="single" w:color="1E6B3A" w:sz="6"/>
-          <w:bottom w:val="single" w:color="1E6B3A" w:sz="6"/>
-          <w:right w:val="single" w:color="1E6B3A" w:sz="6"/>
-          <w:insideH w:val="single" w:color="1E6B3A" w:sz="3"/>
-          <w:insideV w:val="none" w:color="1E6B3A" w:sz="0"/>
-        </w:tblBorders>
-      </w:tblPr>
-      <w:tblGrid>
-        <w:gridCol w:w="9638"/>
-      </w:tblGrid>
-      <w:tr>
-        <w:tc>
-          <w:tcPr>
-            <w:tcW w:type="dxa" w:w="9638"/>
-            <w:shd w:fill="E8F3EC" w:color="auto" w:val="clear"/>
-            <w:tcMar>
-              <w:top w:type="dxa" w:w="90"/>
-              <w:left w:type="dxa" w:w="140"/>
-              <w:bottom w:type="dxa" w:w="60"/>
-              <w:right w:type="dxa" w:w="140"/>
-            </w:tcMar>
-          </w:tcPr>
-          <w:p>
-            <w:pPr>
-              <w:spacing w:after="0"/>
-            </w:pPr>
-            <w:r>
-              <w:rPr>
-                <w:b/>
-                <w:bCs/>
-                <w:color w:val="1E6B3A"/>
-                <w:sz w:val="18"/>
-                <w:szCs w:val="18"/>
-                <w:rFonts w:ascii="Calibri" w:cs="Calibri" w:eastAsia="Calibri" w:hAnsi="Calibri"/>
-              </w:rPr>
-              <w:t xml:space="preserve">Correct answer: a   |   LO: PTFL-3.3.1 (K4) | Syllabus §3.3</w:t>
-            </w:r>
-          </w:p>
-        </w:tc>
-      </w:tr>
-      <w:tr>
-        <w:tc>
-          <w:tcPr>
-            <w:tcW w:type="dxa" w:w="9638"/>
-            <w:shd w:fill="E8F3EC" w:color="auto" w:val="clear"/>
-            <w:tcMar>
-              <w:top w:type="dxa" w:w="60"/>
-              <w:left w:type="dxa" w:w="140"/>
-              <w:bottom w:type="dxa" w:w="90"/>
-              <w:right w:type="dxa" w:w="140"/>
-            </w:tcMar>
-          </w:tcPr>
-          <w:p>
-            <w:pPr>
-              <w:spacing w:after="0" w:line="258"/>
-              <w:jc w:val="both"/>
-            </w:pPr>
-            <w:r>
-              <w:rPr>
-                <w:b/>
-                <w:bCs/>
-                <w:sz w:val="18"/>
-                <w:szCs w:val="18"/>
-                <w:rFonts w:ascii="Calibri" w:cs="Calibri" w:eastAsia="Calibri" w:hAnsi="Calibri"/>
-              </w:rPr>
-              <w:t xml:space="preserve">Why:</w:t>
-            </w:r>
-            <w:r>
-              <w:rPr>
-                <w:sz w:val="18"/>
-                <w:szCs w:val="18"/>
-                <w:rFonts w:ascii="Calibri" w:cs="Calibri" w:eastAsia="Calibri" w:hAnsi="Calibri"/>
-              </w:rPr>
-              <w:t xml:space="preserve"> The syllabus splits the two groups precisely: </w:t>
-            </w:r>
-            <w:r>
-              <w:rPr>
-                <w:b/>
-                <w:bCs/>
-                <w:sz w:val="18"/>
-                <w:szCs w:val="18"/>
-                <w:rFonts w:ascii="Calibri" w:cs="Calibri" w:eastAsia="Calibri" w:hAnsi="Calibri"/>
-              </w:rPr>
-              <w:t xml:space="preserve">business stakeholders must appreciate that intended usage, business-, societal-, or safety-criticality, potential financial and/or reputational damage, civil or criminal legal liability and similar factors affect risk from a business perspective, creating risks and influencing the impact of failures</w:t>
-            </w:r>
-            <w:r>
-              <w:rPr>
-                <w:sz w:val="18"/>
-                <w:szCs w:val="18"/>
-                <w:rFonts w:ascii="Calibri" w:cs="Calibri" w:eastAsia="Calibri" w:hAnsi="Calibri"/>
-              </w:rPr>
-              <w:t xml:space="preserve">, while </w:t>
-            </w:r>
-            <w:r>
-              <w:rPr>
-                <w:b/>
-                <w:bCs/>
-                <w:sz w:val="18"/>
-                <w:szCs w:val="18"/>
-                <w:rFonts w:ascii="Calibri" w:cs="Calibri" w:eastAsia="Calibri" w:hAnsi="Calibri"/>
-              </w:rPr>
-              <w:t xml:space="preserve">technical stakeholders must appreciate that architecture, design, and implementation decisions affect performance risks from a technical perspective, creating risks and influencing the likelihood of defects</w:t>
-            </w:r>
-            <w:r>
-              <w:rPr>
-                <w:sz w:val="18"/>
-                <w:szCs w:val="18"/>
-                <w:rFonts w:ascii="Calibri" w:cs="Calibri" w:eastAsia="Calibri" w:hAnsi="Calibri"/>
-              </w:rPr>
-              <w:t xml:space="preserve">. </w:t>
-            </w:r>
-            <w:r>
-              <w:rPr>
-                <w:b/>
-                <w:bCs/>
-                <w:sz w:val="18"/>
-                <w:szCs w:val="18"/>
-                <w:rFonts w:ascii="Calibri" w:cs="Calibri" w:eastAsia="Calibri" w:hAnsi="Calibri"/>
-              </w:rPr>
-              <w:t xml:space="preserve">Business = impact. Technical = likelihood.</w:t>
-            </w:r>
-          </w:p>
-        </w:tc>
-      </w:tr>
-    </w:tbl>
-    <w:p>
-      <w:pPr>
-        <w:spacing w:after="120"/>
-      </w:pPr>
-    </w:p>
-    <w:p>
-      <w:pPr>
-        <w:keepNext/>
-        <w:spacing w:before="200" w:after="60"/>
-      </w:pPr>
-      <w:r>
-        <w:rPr>
-          <w:b/>
-          <w:bCs/>
-          <w:color w:val="1F3864"/>
-          <w:sz w:val="19"/>
-          <w:szCs w:val="19"/>
-          <w:rFonts w:ascii="Calibri" w:cs="Calibri" w:eastAsia="Calibri" w:hAnsi="Calibri"/>
-        </w:rPr>
-        <w:t xml:space="preserve">Q27. K4 · residual risk</w:t>
-      </w:r>
-    </w:p>
-    <w:p>
-      <w:pPr>
-        <w:keepNext/>
-        <w:spacing w:after="70" w:line="264"/>
-        <w:jc w:val="both"/>
-      </w:pPr>
-      <w:r>
-        <w:rPr>
-          <w:i/>
-          <w:iCs/>
-          <w:sz w:val="18"/>
-          <w:szCs w:val="18"/>
-          <w:rFonts w:ascii="Calibri" w:cs="Calibri" w:eastAsia="Calibri" w:hAnsi="Calibri"/>
-        </w:rPr>
-        <w:t xml:space="preserve">At the end of a performance test campaign, the test manager reports to the steering group: "Yes, it's still possible for customers to experience long delays during check out."</w:t>
-      </w:r>
-    </w:p>
-    <w:p>
-      <w:pPr>
-        <w:keepNext/>
-        <w:spacing w:after="60" w:line="264"/>
-      </w:pPr>
-      <w:r>
-        <w:rPr>
-          <w:sz w:val="19"/>
-          <w:szCs w:val="19"/>
-          <w:rFonts w:ascii="Calibri" w:cs="Calibri" w:eastAsia="Calibri" w:hAnsi="Calibri"/>
-        </w:rPr>
-        <w:t xml:space="preserve">Why does the syllabus consider this an inadequate statement of residual risk, and what would be better?</w:t>
-      </w:r>
-    </w:p>
-    <w:p>
-      <w:pPr>
-        <w:keepNext/>
-        <w:spacing w:after="40" w:line="258"/>
-        <w:ind w:left="300" w:hanging="160"/>
-      </w:pPr>
-      <w:r>
-        <w:rPr>
-          <w:sz w:val="18"/>
-          <w:szCs w:val="18"/>
-          <w:rFonts w:ascii="Calibri" w:cs="Calibri" w:eastAsia="Calibri" w:hAnsi="Calibri"/>
-        </w:rPr>
-        <w:t xml:space="preserve">a) It is inadequate because residual risk should never be reported to business stakeholders</w:t>
-      </w:r>
-    </w:p>
-    <w:p>
-      <w:pPr>
-        <w:keepNext/>
-        <w:spacing w:after="40" w:line="258"/>
-        <w:ind w:left="300" w:hanging="160"/>
-      </w:pPr>
-      <w:r>
-        <w:rPr>
-          <w:sz w:val="18"/>
-          <w:szCs w:val="18"/>
-          <w:rFonts w:ascii="Calibri" w:cs="Calibri" w:eastAsia="Calibri" w:hAnsi="Calibri"/>
-        </w:rPr>
-        <w:t xml:space="preserve">b) It is inadequate because performance risks can be eliminated completely with enough mitigation</w:t>
-      </w:r>
-    </w:p>
-    <w:p>
-      <w:pPr>
-        <w:keepNext/>
-        <w:spacing w:after="40" w:line="258"/>
-        <w:ind w:left="300" w:hanging="160"/>
-      </w:pPr>
-      <w:r>
-        <w:rPr>
-          <w:sz w:val="18"/>
-          <w:szCs w:val="18"/>
-          <w:rFonts w:ascii="Calibri" w:cs="Calibri" w:eastAsia="Calibri" w:hAnsi="Calibri"/>
-        </w:rPr>
-        <w:t xml:space="preserve">c) It is adequate as stated; no improvement is required</w:t>
-      </w:r>
-    </w:p>
-    <w:p>
-      <w:pPr>
-        <w:keepNext/>
-        <w:spacing w:after="40" w:line="258"/>
-        <w:ind w:left="300" w:hanging="160"/>
-      </w:pPr>
-      <w:r>
-        <w:rPr>
-          <w:b/>
-          <w:bCs/>
-          <w:color w:val="1E6B3A"/>
-          <w:sz w:val="18"/>
-          <w:szCs w:val="18"/>
-          <w:rFonts w:ascii="Calibri" w:cs="Calibri" w:eastAsia="Calibri" w:hAnsi="Calibri"/>
-        </w:rPr>
-        <w:t xml:space="preserve">d) It gives no idea of what amount of risk mitigation has occurred or of the level of risk that remains — providing clear insight into the percentage of customers likely to experience delays equal to or exceeding certain thresholds would help people understand the status   ✔</w:t>
-      </w:r>
-    </w:p>
-    <w:tbl>
-      <w:tblPr>
-        <w:tblW w:type="dxa" w:w="9638"/>
-        <w:tblBorders>
-          <w:top w:val="single" w:color="1E6B3A" w:sz="6"/>
-          <w:left w:val="single" w:color="1E6B3A" w:sz="6"/>
-          <w:bottom w:val="single" w:color="1E6B3A" w:sz="6"/>
-          <w:right w:val="single" w:color="1E6B3A" w:sz="6"/>
-          <w:insideH w:val="single" w:color="1E6B3A" w:sz="3"/>
-          <w:insideV w:val="none" w:color="1E6B3A" w:sz="0"/>
-        </w:tblBorders>
-      </w:tblPr>
-      <w:tblGrid>
-        <w:gridCol w:w="9638"/>
-      </w:tblGrid>
-      <w:tr>
-        <w:tc>
-          <w:tcPr>
-            <w:tcW w:type="dxa" w:w="9638"/>
-            <w:shd w:fill="E8F3EC" w:color="auto" w:val="clear"/>
-            <w:tcMar>
-              <w:top w:type="dxa" w:w="90"/>
-              <w:left w:type="dxa" w:w="140"/>
-              <w:bottom w:type="dxa" w:w="60"/>
-              <w:right w:type="dxa" w:w="140"/>
-            </w:tcMar>
-          </w:tcPr>
-          <w:p>
-            <w:pPr>
-              <w:spacing w:after="0"/>
-            </w:pPr>
-            <w:r>
-              <w:rPr>
-                <w:b/>
-                <w:bCs/>
-                <w:color w:val="1E6B3A"/>
-                <w:sz w:val="18"/>
-                <w:szCs w:val="18"/>
-                <w:rFonts w:ascii="Calibri" w:cs="Calibri" w:eastAsia="Calibri" w:hAnsi="Calibri"/>
-              </w:rPr>
-              <w:t xml:space="preserve">Correct answer: d   |   LO: PTFL-3.3.1 (K4) | Syllabus §3.3</w:t>
-            </w:r>
-          </w:p>
-        </w:tc>
-      </w:tr>
-      <w:tr>
-        <w:tc>
-          <w:tcPr>
-            <w:tcW w:type="dxa" w:w="9638"/>
-            <w:shd w:fill="E8F3EC" w:color="auto" w:val="clear"/>
-            <w:tcMar>
-              <w:top w:type="dxa" w:w="60"/>
-              <w:left w:type="dxa" w:w="140"/>
-              <w:bottom w:type="dxa" w:w="90"/>
-              <w:right w:type="dxa" w:w="140"/>
-            </w:tcMar>
-          </w:tcPr>
-          <w:p>
-            <w:pPr>
-              <w:spacing w:after="0" w:line="258"/>
-              <w:jc w:val="both"/>
-            </w:pPr>
-            <w:r>
-              <w:rPr>
-                <w:b/>
-                <w:bCs/>
-                <w:sz w:val="18"/>
-                <w:szCs w:val="18"/>
-                <w:rFonts w:ascii="Calibri" w:cs="Calibri" w:eastAsia="Calibri" w:hAnsi="Calibri"/>
-              </w:rPr>
-              <w:t xml:space="preserve">Why:</w:t>
-            </w:r>
-            <w:r>
-              <w:rPr>
-                <w:sz w:val="18"/>
-                <w:szCs w:val="18"/>
-                <w:rFonts w:ascii="Calibri" w:cs="Calibri" w:eastAsia="Calibri" w:hAnsi="Calibri"/>
-              </w:rPr>
-              <w:t xml:space="preserve"> This is the syllabus's own worked contrast, quoted almost verbatim. It follows from the principle that </w:t>
-            </w:r>
-            <w:r>
-              <w:rPr>
-                <w:b/>
-                <w:bCs/>
-                <w:sz w:val="18"/>
-                <w:szCs w:val="18"/>
-                <w:rFonts w:ascii="Calibri" w:cs="Calibri" w:eastAsia="Calibri" w:hAnsi="Calibri"/>
-              </w:rPr>
-              <w:t xml:space="preserve">performance-related risks can never be avoided completely</w:t>
-            </w:r>
-            <w:r>
-              <w:rPr>
-                <w:sz w:val="18"/>
-                <w:szCs w:val="18"/>
-                <w:rFonts w:ascii="Calibri" w:cs="Calibri" w:eastAsia="Calibri" w:hAnsi="Calibri"/>
-              </w:rPr>
-              <w:t xml:space="preserve"> — </w:t>
-            </w:r>
-            <w:r>
-              <w:rPr>
-                <w:b/>
-                <w:bCs/>
-                <w:sz w:val="18"/>
-                <w:szCs w:val="18"/>
-                <w:rFonts w:ascii="Calibri" w:cs="Calibri" w:eastAsia="Calibri" w:hAnsi="Calibri"/>
-              </w:rPr>
-              <w:t xml:space="preserve">some risk of performance-related production failure will always exist</w:t>
-            </w:r>
-            <w:r>
-              <w:rPr>
-                <w:sz w:val="18"/>
-                <w:szCs w:val="18"/>
-                <w:rFonts w:ascii="Calibri" w:cs="Calibri" w:eastAsia="Calibri" w:hAnsi="Calibri"/>
-              </w:rPr>
-              <w:t xml:space="preserve"> — so the risk management process </w:t>
-            </w:r>
-            <w:r>
-              <w:rPr>
-                <w:b/>
-                <w:bCs/>
-                <w:sz w:val="18"/>
-                <w:szCs w:val="18"/>
-                <w:rFonts w:ascii="Calibri" w:cs="Calibri" w:eastAsia="Calibri" w:hAnsi="Calibri"/>
-              </w:rPr>
-              <w:t xml:space="preserve">must include providing a realistic and specific evaluation of the residual level of risk to the business and technical stakeholders involved</w:t>
-            </w:r>
-            <w:r>
-              <w:rPr>
-                <w:sz w:val="18"/>
-                <w:szCs w:val="18"/>
-                <w:rFonts w:ascii="Calibri" w:cs="Calibri" w:eastAsia="Calibri" w:hAnsi="Calibri"/>
-              </w:rPr>
-              <w:t xml:space="preserve">.</w:t>
-            </w:r>
-          </w:p>
-        </w:tc>
-      </w:tr>
-    </w:tbl>
-    <w:p>
-      <w:pPr>
-        <w:spacing w:after="120"/>
-      </w:pPr>
-    </w:p>
-    <w:p>
-      <w:pPr>
-        <w:keepNext/>
-        <w:spacing w:before="200" w:after="60"/>
-      </w:pPr>
-      <w:r>
-        <w:rPr>
-          <w:b/>
-          <w:bCs/>
-          <w:color w:val="1F3864"/>
-          <w:sz w:val="19"/>
-          <w:szCs w:val="19"/>
-          <w:rFonts w:ascii="Calibri" w:cs="Calibri" w:eastAsia="Calibri" w:hAnsi="Calibri"/>
-        </w:rPr>
-        <w:t xml:space="preserve">Q28. K4 · early mitigation</w:t>
-      </w:r>
-    </w:p>
-    <w:p>
-      <w:pPr>
-        <w:keepNext/>
-        <w:spacing w:after="70" w:line="264"/>
-        <w:jc w:val="both"/>
-      </w:pPr>
-      <w:r>
-        <w:rPr>
-          <w:i/>
-          <w:iCs/>
-          <w:sz w:val="18"/>
-          <w:szCs w:val="18"/>
-          <w:rFonts w:ascii="Calibri" w:cs="Calibri" w:eastAsia="Calibri" w:hAnsi="Calibri"/>
-        </w:rPr>
-        <w:t xml:space="preserve">On a new product, the expected number of transactions and simultaneous users genuinely cannot be specified early in the project.</w:t>
-      </w:r>
-    </w:p>
-    <w:p>
-      <w:pPr>
-        <w:keepNext/>
-        <w:spacing w:after="60" w:line="264"/>
-      </w:pPr>
-      <w:r>
-        <w:rPr>
-          <w:sz w:val="19"/>
-          <w:szCs w:val="19"/>
-          <w:rFonts w:ascii="Calibri" w:cs="Calibri" w:eastAsia="Calibri" w:hAnsi="Calibri"/>
-        </w:rPr>
-        <w:t xml:space="preserve">What does the syllabus recommend?</w:t>
-      </w:r>
-    </w:p>
-    <w:p>
-      <w:pPr>
-        <w:keepNext/>
-        <w:spacing w:after="40" w:line="258"/>
-        <w:ind w:left="300" w:hanging="160"/>
-      </w:pPr>
-      <w:r>
-        <w:rPr>
-          <w:sz w:val="18"/>
-          <w:szCs w:val="18"/>
-          <w:rFonts w:ascii="Calibri" w:cs="Calibri" w:eastAsia="Calibri" w:hAnsi="Calibri"/>
-        </w:rPr>
-        <w:t xml:space="preserve">a) Defer all performance risk analysis until the numbers are known</w:t>
-      </w:r>
-    </w:p>
-    <w:p>
-      <w:pPr>
-        <w:keepNext/>
-        <w:spacing w:after="40" w:line="258"/>
-        <w:ind w:left="300" w:hanging="160"/>
-      </w:pPr>
-      <w:r>
-        <w:rPr>
-          <w:b/>
-          <w:bCs/>
-          <w:color w:val="1E6B3A"/>
-          <w:sz w:val="18"/>
-          <w:szCs w:val="18"/>
-          <w:rFonts w:ascii="Calibri" w:cs="Calibri" w:eastAsia="Calibri" w:hAnsi="Calibri"/>
-        </w:rPr>
-        <w:t xml:space="preserve">b) Ensure design and architecture decisions allow for highly variable scalability, for example on-demand cloud-based computing resources, so that early risk mitigation decisions can be made   ✔</w:t>
-      </w:r>
-    </w:p>
-    <w:p>
-      <w:pPr>
-        <w:keepNext/>
-        <w:spacing w:after="40" w:line="258"/>
-        <w:ind w:left="300" w:hanging="160"/>
-      </w:pPr>
-      <w:r>
-        <w:rPr>
-          <w:sz w:val="18"/>
-          <w:szCs w:val="18"/>
-          <w:rFonts w:ascii="Calibri" w:cs="Calibri" w:eastAsia="Calibri" w:hAnsi="Calibri"/>
-        </w:rPr>
-        <w:t xml:space="preserve">c) Test in production, since only real usage will reveal the numbers</w:t>
-      </w:r>
-    </w:p>
-    <w:p>
-      <w:pPr>
-        <w:keepNext/>
-        <w:spacing w:after="40" w:line="258"/>
-        <w:ind w:left="300" w:hanging="160"/>
-      </w:pPr>
-      <w:r>
-        <w:rPr>
-          <w:sz w:val="18"/>
-          <w:szCs w:val="18"/>
-          <w:rFonts w:ascii="Calibri" w:cs="Calibri" w:eastAsia="Calibri" w:hAnsi="Calibri"/>
-        </w:rPr>
-        <w:t xml:space="preserve">d) Set arbitrary targets and treat them as contractual acceptance criteria</w:t>
-      </w:r>
-    </w:p>
-    <w:tbl>
-      <w:tblPr>
-        <w:tblW w:type="dxa" w:w="9638"/>
-        <w:tblBorders>
-          <w:top w:val="single" w:color="1E6B3A" w:sz="6"/>
-          <w:left w:val="single" w:color="1E6B3A" w:sz="6"/>
-          <w:bottom w:val="single" w:color="1E6B3A" w:sz="6"/>
-          <w:right w:val="single" w:color="1E6B3A" w:sz="6"/>
-          <w:insideH w:val="single" w:color="1E6B3A" w:sz="3"/>
-          <w:insideV w:val="none" w:color="1E6B3A" w:sz="0"/>
-        </w:tblBorders>
-      </w:tblPr>
-      <w:tblGrid>
-        <w:gridCol w:w="9638"/>
-      </w:tblGrid>
-      <w:tr>
-        <w:tc>
-          <w:tcPr>
-            <w:tcW w:type="dxa" w:w="9638"/>
-            <w:shd w:fill="E8F3EC" w:color="auto" w:val="clear"/>
-            <w:tcMar>
-              <w:top w:type="dxa" w:w="90"/>
-              <w:left w:type="dxa" w:w="140"/>
-              <w:bottom w:type="dxa" w:w="60"/>
-              <w:right w:type="dxa" w:w="140"/>
-            </w:tcMar>
-          </w:tcPr>
-          <w:p>
-            <w:pPr>
-              <w:spacing w:after="0"/>
-            </w:pPr>
-            <w:r>
-              <w:rPr>
-                <w:b/>
-                <w:bCs/>
-                <w:color w:val="1E6B3A"/>
-                <w:sz w:val="18"/>
-                <w:szCs w:val="18"/>
-                <w:rFonts w:ascii="Calibri" w:cs="Calibri" w:eastAsia="Calibri" w:hAnsi="Calibri"/>
-              </w:rPr>
-              <w:t xml:space="preserve">Correct answer: b   |   LO: PTFL-3.3.1 (K4) | Syllabus §3.3</w:t>
-            </w:r>
-          </w:p>
-        </w:tc>
-      </w:tr>
-      <w:tr>
-        <w:tc>
-          <w:tcPr>
-            <w:tcW w:type="dxa" w:w="9638"/>
-            <w:shd w:fill="E8F3EC" w:color="auto" w:val="clear"/>
-            <w:tcMar>
-              <w:top w:type="dxa" w:w="60"/>
-              <w:left w:type="dxa" w:w="140"/>
-              <w:bottom w:type="dxa" w:w="90"/>
-              <w:right w:type="dxa" w:w="140"/>
-            </w:tcMar>
-          </w:tcPr>
-          <w:p>
-            <w:pPr>
-              <w:spacing w:after="0" w:line="258"/>
-              <w:jc w:val="both"/>
-            </w:pPr>
-            <w:r>
-              <w:rPr>
-                <w:b/>
-                <w:bCs/>
-                <w:sz w:val="18"/>
-                <w:szCs w:val="18"/>
-                <w:rFonts w:ascii="Calibri" w:cs="Calibri" w:eastAsia="Calibri" w:hAnsi="Calibri"/>
-              </w:rPr>
-              <w:t xml:space="preserve">Why:</w:t>
-            </w:r>
-            <w:r>
-              <w:rPr>
-                <w:sz w:val="18"/>
-                <w:szCs w:val="18"/>
-                <w:rFonts w:ascii="Calibri" w:cs="Calibri" w:eastAsia="Calibri" w:hAnsi="Calibri"/>
-              </w:rPr>
-              <w:t xml:space="preserve"> "</w:t>
-            </w:r>
-            <w:r>
-              <w:rPr>
-                <w:i/>
-                <w:iCs/>
-                <w:sz w:val="18"/>
-                <w:szCs w:val="18"/>
-                <w:rFonts w:ascii="Calibri" w:cs="Calibri" w:eastAsia="Calibri" w:hAnsi="Calibri"/>
-              </w:rPr>
-              <w:t xml:space="preserve">When critical performance-related decisions such as </w:t>
-            </w:r>
-            <w:r>
-              <w:rPr>
-                <w:b/>
-                <w:bCs/>
-                <w:i/>
-                <w:iCs/>
-                <w:sz w:val="18"/>
-                <w:szCs w:val="18"/>
-                <w:rFonts w:ascii="Calibri" w:cs="Calibri" w:eastAsia="Calibri" w:hAnsi="Calibri"/>
-              </w:rPr>
-              <w:t xml:space="preserve">the expected number of transactions or simultaneous users cannot be specified early in the project</w:t>
-            </w:r>
-            <w:r>
-              <w:rPr>
-                <w:i/>
-                <w:iCs/>
-                <w:sz w:val="18"/>
-                <w:szCs w:val="18"/>
-                <w:rFonts w:ascii="Calibri" w:cs="Calibri" w:eastAsia="Calibri" w:hAnsi="Calibri"/>
-              </w:rPr>
-              <w:t xml:space="preserve">, it is important that </w:t>
-            </w:r>
-            <w:r>
-              <w:rPr>
-                <w:b/>
-                <w:bCs/>
-                <w:i/>
-                <w:iCs/>
-                <w:sz w:val="18"/>
-                <w:szCs w:val="18"/>
-                <w:rFonts w:ascii="Calibri" w:cs="Calibri" w:eastAsia="Calibri" w:hAnsi="Calibri"/>
-              </w:rPr>
-              <w:t xml:space="preserve">design and architecture decisions allow for highly variable scalability (e.g., on-demand cloud-based computing resources)</w:t>
-            </w:r>
-            <w:r>
-              <w:rPr>
-                <w:i/>
-                <w:iCs/>
-                <w:sz w:val="18"/>
-                <w:szCs w:val="18"/>
-                <w:rFonts w:ascii="Calibri" w:cs="Calibri" w:eastAsia="Calibri" w:hAnsi="Calibri"/>
-              </w:rPr>
-              <w:t xml:space="preserve">. </w:t>
-            </w:r>
-            <w:r>
-              <w:rPr>
-                <w:b/>
-                <w:bCs/>
-                <w:i/>
-                <w:iCs/>
-                <w:sz w:val="18"/>
-                <w:szCs w:val="18"/>
-                <w:rFonts w:ascii="Calibri" w:cs="Calibri" w:eastAsia="Calibri" w:hAnsi="Calibri"/>
-              </w:rPr>
-              <w:t xml:space="preserve">This enables early risk mitigation decisions to be made.</w:t>
-            </w:r>
-            <w:r>
-              <w:rPr>
-                <w:sz w:val="18"/>
-                <w:szCs w:val="18"/>
-                <w:rFonts w:ascii="Calibri" w:cs="Calibri" w:eastAsia="Calibri" w:hAnsi="Calibri"/>
-              </w:rPr>
-              <w:t xml:space="preserve">" It is a direct illustration of the principle that </w:t>
-            </w:r>
-            <w:r>
-              <w:rPr>
-                <w:b/>
-                <w:bCs/>
-                <w:sz w:val="18"/>
-                <w:szCs w:val="18"/>
-                <w:rFonts w:ascii="Calibri" w:cs="Calibri" w:eastAsia="Calibri" w:hAnsi="Calibri"/>
-              </w:rPr>
-              <w:t xml:space="preserve">risk mitigation and management must span and influence the entire software development process, not just dynamic testing</w:t>
-            </w:r>
-            <w:r>
-              <w:rPr>
-                <w:sz w:val="18"/>
-                <w:szCs w:val="18"/>
-                <w:rFonts w:ascii="Calibri" w:cs="Calibri" w:eastAsia="Calibri" w:hAnsi="Calibri"/>
-              </w:rPr>
-              <w:t xml:space="preserve">.</w:t>
-            </w:r>
-          </w:p>
-        </w:tc>
-      </w:tr>
-    </w:tbl>
-    <w:p>
-      <w:pPr>
-        <w:spacing w:after="120"/>
-      </w:pPr>
-    </w:p>
-    <w:p>
-      <w:pPr>
-        <w:keepNext/>
-        <w:spacing w:before="200" w:after="60"/>
-      </w:pPr>
-      <w:r>
-        <w:rPr>
-          <w:b/>
-          <w:bCs/>
-          <w:color w:val="1F3864"/>
-          <w:sz w:val="19"/>
-          <w:szCs w:val="19"/>
-          <w:rFonts w:ascii="Calibri" w:cs="Calibri" w:eastAsia="Calibri" w:hAnsi="Calibri"/>
-        </w:rPr>
-        <w:t xml:space="preserve">Q29. K4 · static prediction</w:t>
-      </w:r>
-    </w:p>
-    <w:p>
-      <w:pPr>
-        <w:keepNext/>
-        <w:spacing w:after="70" w:line="264"/>
-        <w:jc w:val="both"/>
-      </w:pPr>
-      <w:r>
-        <w:rPr>
-          <w:i/>
-          <w:iCs/>
-          <w:sz w:val="18"/>
-          <w:szCs w:val="18"/>
-          <w:rFonts w:ascii="Calibri" w:cs="Calibri" w:eastAsia="Calibri" w:hAnsi="Calibri"/>
-        </w:rPr>
-        <w:t xml:space="preserve">A system will handle large volumes of data via a relational database. The team is concerned about the slow performance of many-to-many joins caused by poor database design.</w:t>
-      </w:r>
-    </w:p>
-    <w:p>
-      <w:pPr>
-        <w:keepNext/>
-        <w:spacing w:after="60" w:line="264"/>
-      </w:pPr>
-      <w:r>
-        <w:rPr>
-          <w:sz w:val="19"/>
-          <w:szCs w:val="19"/>
-          <w:rFonts w:ascii="Calibri" w:cs="Calibri" w:eastAsia="Calibri" w:hAnsi="Calibri"/>
-        </w:rPr>
-        <w:t xml:space="preserve">According to the syllabus, when would this problem typically reveal itself, and how could it be predicted earlier?</w:t>
-      </w:r>
-    </w:p>
-    <w:p>
-      <w:pPr>
-        <w:keepNext/>
-        <w:spacing w:after="40" w:line="258"/>
-        <w:ind w:left="300" w:hanging="160"/>
-      </w:pPr>
-      <w:r>
-        <w:rPr>
-          <w:sz w:val="18"/>
-          <w:szCs w:val="18"/>
-          <w:rFonts w:ascii="Calibri" w:cs="Calibri" w:eastAsia="Calibri" w:hAnsi="Calibri"/>
-        </w:rPr>
-        <w:t xml:space="preserve">a) It reveals itself during unit testing and can be predicted by profiling</w:t>
-      </w:r>
-    </w:p>
-    <w:p>
-      <w:pPr>
-        <w:keepNext/>
-        <w:spacing w:after="40" w:line="258"/>
-        <w:ind w:left="300" w:hanging="160"/>
-      </w:pPr>
-      <w:r>
-        <w:rPr>
-          <w:sz w:val="18"/>
-          <w:szCs w:val="18"/>
-          <w:rFonts w:ascii="Calibri" w:cs="Calibri" w:eastAsia="Calibri" w:hAnsi="Calibri"/>
-        </w:rPr>
-        <w:t xml:space="preserve">b) It reveals itself only in production and cannot be predicted</w:t>
-      </w:r>
-    </w:p>
-    <w:p>
-      <w:pPr>
-        <w:keepNext/>
-        <w:spacing w:after="40" w:line="258"/>
-        <w:ind w:left="300" w:hanging="160"/>
-      </w:pPr>
-      <w:r>
-        <w:rPr>
-          <w:b/>
-          <w:bCs/>
-          <w:color w:val="1E6B3A"/>
-          <w:sz w:val="18"/>
-          <w:szCs w:val="18"/>
-          <w:rFonts w:ascii="Calibri" w:cs="Calibri" w:eastAsia="Calibri" w:hAnsi="Calibri"/>
-        </w:rPr>
-        <w:t xml:space="preserve">c) It may only reveal itself during dynamic testing with large-scale test datasets such as those used during system test, but a careful technical review including experienced database engineers can predict the problems prior to database implementation   ✔</w:t>
-      </w:r>
-    </w:p>
-    <w:p>
-      <w:pPr>
-        <w:keepNext/>
-        <w:spacing w:after="40" w:line="258"/>
-        <w:ind w:left="300" w:hanging="160"/>
-      </w:pPr>
-      <w:r>
-        <w:rPr>
-          <w:sz w:val="18"/>
-          <w:szCs w:val="18"/>
-          <w:rFonts w:ascii="Calibri" w:cs="Calibri" w:eastAsia="Calibri" w:hAnsi="Calibri"/>
-        </w:rPr>
-        <w:t xml:space="preserve">d) It reveals itself during acceptance testing and can be predicted by crowd testing</w:t>
-      </w:r>
-    </w:p>
-    <w:tbl>
-      <w:tblPr>
-        <w:tblW w:type="dxa" w:w="9638"/>
-        <w:tblBorders>
-          <w:top w:val="single" w:color="1E6B3A" w:sz="6"/>
-          <w:left w:val="single" w:color="1E6B3A" w:sz="6"/>
-          <w:bottom w:val="single" w:color="1E6B3A" w:sz="6"/>
-          <w:right w:val="single" w:color="1E6B3A" w:sz="6"/>
-          <w:insideH w:val="single" w:color="1E6B3A" w:sz="3"/>
-          <w:insideV w:val="none" w:color="1E6B3A" w:sz="0"/>
-        </w:tblBorders>
-      </w:tblPr>
-      <w:tblGrid>
-        <w:gridCol w:w="9638"/>
-      </w:tblGrid>
-      <w:tr>
-        <w:tc>
-          <w:tcPr>
-            <w:tcW w:type="dxa" w:w="9638"/>
-            <w:shd w:fill="E8F3EC" w:color="auto" w:val="clear"/>
-            <w:tcMar>
-              <w:top w:type="dxa" w:w="90"/>
-              <w:left w:type="dxa" w:w="140"/>
-              <w:bottom w:type="dxa" w:w="60"/>
-              <w:right w:type="dxa" w:w="140"/>
-            </w:tcMar>
-          </w:tcPr>
-          <w:p>
-            <w:pPr>
-              <w:spacing w:after="0"/>
-            </w:pPr>
-            <w:r>
-              <w:rPr>
-                <w:b/>
-                <w:bCs/>
-                <w:color w:val="1E6B3A"/>
-                <w:sz w:val="18"/>
-                <w:szCs w:val="18"/>
-                <w:rFonts w:ascii="Calibri" w:cs="Calibri" w:eastAsia="Calibri" w:hAnsi="Calibri"/>
-              </w:rPr>
-              <w:t xml:space="preserve">Correct answer: c   |   LO: PTFL-3.3.1 (K4) | Syllabus §3.3</w:t>
-            </w:r>
-          </w:p>
-        </w:tc>
-      </w:tr>
-      <w:tr>
-        <w:tc>
-          <w:tcPr>
-            <w:tcW w:type="dxa" w:w="9638"/>
-            <w:shd w:fill="E8F3EC" w:color="auto" w:val="clear"/>
-            <w:tcMar>
-              <w:top w:type="dxa" w:w="60"/>
-              <w:left w:type="dxa" w:w="140"/>
-              <w:bottom w:type="dxa" w:w="90"/>
-              <w:right w:type="dxa" w:w="140"/>
-            </w:tcMar>
-          </w:tcPr>
-          <w:p>
-            <w:pPr>
-              <w:spacing w:after="0" w:line="258"/>
-              <w:jc w:val="both"/>
-            </w:pPr>
-            <w:r>
-              <w:rPr>
-                <w:b/>
-                <w:bCs/>
-                <w:sz w:val="18"/>
-                <w:szCs w:val="18"/>
-                <w:rFonts w:ascii="Calibri" w:cs="Calibri" w:eastAsia="Calibri" w:hAnsi="Calibri"/>
-              </w:rPr>
-              <w:t xml:space="preserve">Why:</w:t>
-            </w:r>
-            <w:r>
-              <w:rPr>
-                <w:sz w:val="18"/>
-                <w:szCs w:val="18"/>
-                <w:rFonts w:ascii="Calibri" w:cs="Calibri" w:eastAsia="Calibri" w:hAnsi="Calibri"/>
-              </w:rPr>
-              <w:t xml:space="preserve"> This is the syllabus's own worked example, and it is the reasoning that produces the official answer to question #17 — </w:t>
-            </w:r>
-            <w:r>
-              <w:rPr>
-                <w:b/>
-                <w:bCs/>
-                <w:sz w:val="18"/>
-                <w:szCs w:val="18"/>
-                <w:rFonts w:ascii="Calibri" w:cs="Calibri" w:eastAsia="Calibri" w:hAnsi="Calibri"/>
-              </w:rPr>
-              <w:t xml:space="preserve">pair an early static review with a later dynamic test</w:t>
-            </w:r>
-            <w:r>
-              <w:rPr>
-                <w:sz w:val="18"/>
-                <w:szCs w:val="18"/>
-                <w:rFonts w:ascii="Calibri" w:cs="Calibri" w:eastAsia="Calibri" w:hAnsi="Calibri"/>
-              </w:rPr>
-              <w:t xml:space="preserve">. The syllabus adds: </w:t>
-            </w:r>
-            <w:r>
-              <w:rPr>
-                <w:b/>
-                <w:bCs/>
-                <w:sz w:val="18"/>
-                <w:szCs w:val="18"/>
-                <w:rFonts w:ascii="Calibri" w:cs="Calibri" w:eastAsia="Calibri" w:hAnsi="Calibri"/>
-              </w:rPr>
-              <w:t xml:space="preserve">after such a review, in an iterative approach, risks are identified and assessed again</w:t>
-            </w:r>
-            <w:r>
-              <w:rPr>
-                <w:sz w:val="18"/>
-                <w:szCs w:val="18"/>
-                <w:rFonts w:ascii="Calibri" w:cs="Calibri" w:eastAsia="Calibri" w:hAnsi="Calibri"/>
-              </w:rPr>
-              <w:t xml:space="preserve">.</w:t>
-            </w:r>
-          </w:p>
-        </w:tc>
-      </w:tr>
-    </w:tbl>
-    <w:p>
-      <w:pPr>
-        <w:spacing w:after="120"/>
-      </w:pPr>
-    </w:p>
-    <w:p>
-      <w:pPr>
-        <w:keepNext/>
-        <w:spacing w:before="200" w:after="60"/>
-      </w:pPr>
-      <w:r>
-        <w:rPr>
-          <w:b/>
-          <w:bCs/>
-          <w:color w:val="1F3864"/>
-          <w:sz w:val="19"/>
-          <w:szCs w:val="19"/>
-          <w:rFonts w:ascii="Calibri" w:cs="Calibri" w:eastAsia="Calibri" w:hAnsi="Calibri"/>
-        </w:rPr>
-        <w:t xml:space="preserve">Q30. K4 · timing</w:t>
-      </w:r>
-    </w:p>
-    <w:p>
-      <w:pPr>
-        <w:keepNext/>
-        <w:spacing w:after="60" w:line="264"/>
-      </w:pPr>
-      <w:r>
-        <w:rPr>
-          <w:sz w:val="19"/>
-          <w:szCs w:val="19"/>
-          <w:rFonts w:ascii="Calibri" w:cs="Calibri" w:eastAsia="Calibri" w:hAnsi="Calibri"/>
-        </w:rPr>
-        <w:t xml:space="preserve">What does the syllabus warn testers against, when it comes to the timing of performance risk work?</w:t>
-      </w:r>
-    </w:p>
-    <w:p>
-      <w:pPr>
-        <w:keepNext/>
-        <w:spacing w:after="40" w:line="258"/>
-        <w:ind w:left="300" w:hanging="160"/>
-      </w:pPr>
-      <w:r>
-        <w:rPr>
-          <w:b/>
-          <w:bCs/>
-          <w:color w:val="1E6B3A"/>
-          <w:sz w:val="18"/>
-          <w:szCs w:val="18"/>
-          <w:rFonts w:ascii="Calibri" w:cs="Calibri" w:eastAsia="Calibri" w:hAnsi="Calibri"/>
-        </w:rPr>
-        <w:t xml:space="preserve">a) Relying entirely on performance testing conducted towards the end of the system test level and system integration test level   ✔</w:t>
-      </w:r>
-    </w:p>
-    <w:p>
-      <w:pPr>
-        <w:keepNext/>
-        <w:spacing w:after="40" w:line="258"/>
-        <w:ind w:left="300" w:hanging="160"/>
-      </w:pPr>
-      <w:r>
-        <w:rPr>
-          <w:sz w:val="18"/>
-          <w:szCs w:val="18"/>
-          <w:rFonts w:ascii="Calibri" w:cs="Calibri" w:eastAsia="Calibri" w:hAnsi="Calibri"/>
-        </w:rPr>
-        <w:t xml:space="preserve">b) Beginning risk analysis before the architecture has been chosen</w:t>
-      </w:r>
-    </w:p>
-    <w:p>
-      <w:pPr>
-        <w:keepNext/>
-        <w:spacing w:after="40" w:line="258"/>
-        <w:ind w:left="300" w:hanging="160"/>
-      </w:pPr>
-      <w:r>
-        <w:rPr>
-          <w:sz w:val="18"/>
-          <w:szCs w:val="18"/>
-          <w:rFonts w:ascii="Calibri" w:cs="Calibri" w:eastAsia="Calibri" w:hAnsi="Calibri"/>
-        </w:rPr>
-        <w:t xml:space="preserve">c) Involving business stakeholders in technical risk assessment</w:t>
-      </w:r>
-    </w:p>
-    <w:p>
-      <w:pPr>
-        <w:keepNext/>
-        <w:spacing w:after="40" w:line="258"/>
-        <w:ind w:left="300" w:hanging="160"/>
-      </w:pPr>
-      <w:r>
-        <w:rPr>
-          <w:sz w:val="18"/>
-          <w:szCs w:val="18"/>
-          <w:rFonts w:ascii="Calibri" w:cs="Calibri" w:eastAsia="Calibri" w:hAnsi="Calibri"/>
-        </w:rPr>
-        <w:t xml:space="preserve">d) Repeating the risk analysis more than once per release</w:t>
-      </w:r>
-    </w:p>
-    <w:tbl>
-      <w:tblPr>
-        <w:tblW w:type="dxa" w:w="9638"/>
-        <w:tblBorders>
-          <w:top w:val="single" w:color="1E6B3A" w:sz="6"/>
-          <w:left w:val="single" w:color="1E6B3A" w:sz="6"/>
-          <w:bottom w:val="single" w:color="1E6B3A" w:sz="6"/>
-          <w:right w:val="single" w:color="1E6B3A" w:sz="6"/>
-          <w:insideH w:val="single" w:color="1E6B3A" w:sz="3"/>
-          <w:insideV w:val="none" w:color="1E6B3A" w:sz="0"/>
-        </w:tblBorders>
-      </w:tblPr>
-      <w:tblGrid>
-        <w:gridCol w:w="9638"/>
-      </w:tblGrid>
-      <w:tr>
-        <w:tc>
-          <w:tcPr>
-            <w:tcW w:type="dxa" w:w="9638"/>
-            <w:shd w:fill="E8F3EC" w:color="auto" w:val="clear"/>
-            <w:tcMar>
-              <w:top w:type="dxa" w:w="90"/>
-              <w:left w:type="dxa" w:w="140"/>
-              <w:bottom w:type="dxa" w:w="60"/>
-              <w:right w:type="dxa" w:w="140"/>
-            </w:tcMar>
-          </w:tcPr>
-          <w:p>
-            <w:pPr>
-              <w:spacing w:after="0"/>
-            </w:pPr>
-            <w:r>
-              <w:rPr>
-                <w:b/>
-                <w:bCs/>
-                <w:color w:val="1E6B3A"/>
-                <w:sz w:val="18"/>
-                <w:szCs w:val="18"/>
-                <w:rFonts w:ascii="Calibri" w:cs="Calibri" w:eastAsia="Calibri" w:hAnsi="Calibri"/>
-              </w:rPr>
-              <w:t xml:space="preserve">Correct answer: a   |   LO: PTFL-3.3.1 (K4) | Syllabus §3.3</w:t>
-            </w:r>
-          </w:p>
-        </w:tc>
-      </w:tr>
-      <w:tr>
-        <w:tc>
-          <w:tcPr>
-            <w:tcW w:type="dxa" w:w="9638"/>
-            <w:shd w:fill="E8F3EC" w:color="auto" w:val="clear"/>
-            <w:tcMar>
-              <w:top w:type="dxa" w:w="60"/>
-              <w:left w:type="dxa" w:w="140"/>
-              <w:bottom w:type="dxa" w:w="90"/>
-              <w:right w:type="dxa" w:w="140"/>
-            </w:tcMar>
-          </w:tcPr>
-          <w:p>
-            <w:pPr>
-              <w:spacing w:after="0" w:line="258"/>
-              <w:jc w:val="both"/>
-            </w:pPr>
-            <w:r>
-              <w:rPr>
-                <w:b/>
-                <w:bCs/>
-                <w:sz w:val="18"/>
-                <w:szCs w:val="18"/>
-                <w:rFonts w:ascii="Calibri" w:cs="Calibri" w:eastAsia="Calibri" w:hAnsi="Calibri"/>
-              </w:rPr>
-              <w:t xml:space="preserve">Why:</w:t>
-            </w:r>
-            <w:r>
-              <w:rPr>
-                <w:sz w:val="18"/>
-                <w:szCs w:val="18"/>
-                <w:rFonts w:ascii="Calibri" w:cs="Calibri" w:eastAsia="Calibri" w:hAnsi="Calibri"/>
-              </w:rPr>
-              <w:t xml:space="preserve"> "</w:t>
-            </w:r>
-            <w:r>
-              <w:rPr>
-                <w:i/>
-                <w:iCs/>
-                <w:sz w:val="18"/>
-                <w:szCs w:val="18"/>
-                <w:rFonts w:ascii="Calibri" w:cs="Calibri" w:eastAsia="Calibri" w:hAnsi="Calibri"/>
-              </w:rPr>
-              <w:t xml:space="preserve">For performance-related risks, it is especially important that </w:t>
-            </w:r>
-            <w:r>
-              <w:rPr>
-                <w:b/>
-                <w:bCs/>
-                <w:i/>
-                <w:iCs/>
-                <w:sz w:val="18"/>
-                <w:szCs w:val="18"/>
-                <w:rFonts w:ascii="Calibri" w:cs="Calibri" w:eastAsia="Calibri" w:hAnsi="Calibri"/>
-              </w:rPr>
-              <w:t xml:space="preserve">the risk analysis process be started early and is repeated regularly</w:t>
-            </w:r>
-            <w:r>
-              <w:rPr>
-                <w:i/>
-                <w:iCs/>
-                <w:sz w:val="18"/>
-                <w:szCs w:val="18"/>
-                <w:rFonts w:ascii="Calibri" w:cs="Calibri" w:eastAsia="Calibri" w:hAnsi="Calibri"/>
-              </w:rPr>
-              <w:t xml:space="preserve">. In other words, </w:t>
-            </w:r>
-            <w:r>
-              <w:rPr>
-                <w:b/>
-                <w:bCs/>
-                <w:i/>
-                <w:iCs/>
-                <w:sz w:val="18"/>
-                <w:szCs w:val="18"/>
-                <w:rFonts w:ascii="Calibri" w:cs="Calibri" w:eastAsia="Calibri" w:hAnsi="Calibri"/>
-              </w:rPr>
-              <w:t xml:space="preserve">the tester should avoid relying entirely on performance testing conducted towards the end of the system test level and system integration test level</w:t>
-            </w:r>
-            <w:r>
-              <w:rPr>
-                <w:i/>
-                <w:iCs/>
-                <w:sz w:val="18"/>
-                <w:szCs w:val="18"/>
-                <w:rFonts w:ascii="Calibri" w:cs="Calibri" w:eastAsia="Calibri" w:hAnsi="Calibri"/>
-              </w:rPr>
-              <w:t xml:space="preserve">.</w:t>
-            </w:r>
-            <w:r>
-              <w:rPr>
-                <w:sz w:val="18"/>
-                <w:szCs w:val="18"/>
-                <w:rFonts w:ascii="Calibri" w:cs="Calibri" w:eastAsia="Calibri" w:hAnsi="Calibri"/>
-              </w:rPr>
-              <w:t xml:space="preserve">" The syllabus notes that </w:t>
-            </w:r>
-            <w:r>
-              <w:rPr>
-                <w:b/>
-                <w:bCs/>
-                <w:sz w:val="18"/>
-                <w:szCs w:val="18"/>
-                <w:rFonts w:ascii="Calibri" w:cs="Calibri" w:eastAsia="Calibri" w:hAnsi="Calibri"/>
-              </w:rPr>
-              <w:t xml:space="preserve">larger and more complex systems of systems projects</w:t>
-            </w:r>
-            <w:r>
-              <w:rPr>
-                <w:sz w:val="18"/>
-                <w:szCs w:val="18"/>
-                <w:rFonts w:ascii="Calibri" w:cs="Calibri" w:eastAsia="Calibri" w:hAnsi="Calibri"/>
-              </w:rPr>
-              <w:t xml:space="preserve"> have met </w:t>
-            </w:r>
-            <w:r>
-              <w:rPr>
-                <w:b/>
-                <w:bCs/>
-                <w:sz w:val="18"/>
-                <w:szCs w:val="18"/>
-                <w:rFonts w:ascii="Calibri" w:cs="Calibri" w:eastAsia="Calibri" w:hAnsi="Calibri"/>
-              </w:rPr>
-              <w:t xml:space="preserve">unfortunate surprises</w:t>
-            </w:r>
-            <w:r>
-              <w:rPr>
-                <w:sz w:val="18"/>
-                <w:szCs w:val="18"/>
-                <w:rFonts w:ascii="Calibri" w:cs="Calibri" w:eastAsia="Calibri" w:hAnsi="Calibri"/>
-              </w:rPr>
-              <w:t xml:space="preserve"> for precisely this reason.</w:t>
-            </w:r>
-          </w:p>
-        </w:tc>
-      </w:tr>
-    </w:tbl>
-    <w:p>
-      <w:pPr>
-        <w:spacing w:after="120"/>
-      </w:pPr>
-    </w:p>
-    <w:p>
-      <w:pPr>
-        <w:keepNext/>
-        <w:spacing w:before="200" w:after="60"/>
-      </w:pPr>
-      <w:r>
-        <w:rPr>
-          <w:b/>
-          <w:bCs/>
-          <w:color w:val="1F3864"/>
-          <w:sz w:val="19"/>
-          <w:szCs w:val="19"/>
-          <w:rFonts w:ascii="Calibri" w:cs="Calibri" w:eastAsia="Calibri" w:hAnsi="Calibri"/>
-        </w:rPr>
-        <w:t xml:space="preserve">Q31. K4 · sequential</w:t>
-      </w:r>
-    </w:p>
-    <w:p>
-      <w:pPr>
-        <w:keepNext/>
-        <w:spacing w:after="60" w:line="264"/>
-      </w:pPr>
-      <w:r>
-        <w:rPr>
-          <w:sz w:val="19"/>
-          <w:szCs w:val="19"/>
-          <w:rFonts w:ascii="Calibri" w:cs="Calibri" w:eastAsia="Calibri" w:hAnsi="Calibri"/>
-        </w:rPr>
-        <w:t xml:space="preserve">In a sequential development model, what does the syllabus describe as ideal practice for performance testing?</w:t>
-      </w:r>
-    </w:p>
-    <w:p>
-      <w:pPr>
-        <w:keepNext/>
-        <w:spacing w:after="40" w:line="258"/>
-        <w:ind w:left="300" w:hanging="160"/>
-      </w:pPr>
-      <w:r>
-        <w:rPr>
-          <w:sz w:val="18"/>
-          <w:szCs w:val="18"/>
-          <w:rFonts w:ascii="Calibri" w:cs="Calibri" w:eastAsia="Calibri" w:hAnsi="Calibri"/>
-        </w:rPr>
-        <w:t xml:space="preserve">a) Scheduling all performance testing into a dedicated phase after system integration testing</w:t>
-      </w:r>
-    </w:p>
-    <w:p>
-      <w:pPr>
-        <w:keepNext/>
-        <w:spacing w:after="40" w:line="258"/>
-        <w:ind w:left="300" w:hanging="160"/>
-      </w:pPr>
-      <w:r>
-        <w:rPr>
-          <w:b/>
-          <w:bCs/>
-          <w:color w:val="1E6B3A"/>
-          <w:sz w:val="18"/>
-          <w:szCs w:val="18"/>
-          <w:rFonts w:ascii="Calibri" w:cs="Calibri" w:eastAsia="Calibri" w:hAnsi="Calibri"/>
-        </w:rPr>
-        <w:t xml:space="preserve">b) Including performance criteria as part of the acceptance criteria defined at the outset of the project, with performance testing activities conducted throughout the lifecycle   ✔</w:t>
-      </w:r>
-    </w:p>
-    <w:p>
-      <w:pPr>
-        <w:keepNext/>
-        <w:spacing w:after="40" w:line="258"/>
-        <w:ind w:left="300" w:hanging="160"/>
-      </w:pPr>
-      <w:r>
-        <w:rPr>
-          <w:sz w:val="18"/>
-          <w:szCs w:val="18"/>
-          <w:rFonts w:ascii="Calibri" w:cs="Calibri" w:eastAsia="Calibri" w:hAnsi="Calibri"/>
-        </w:rPr>
-        <w:t xml:space="preserve">c) Deferring performance criteria until the acceptance testing phase, when user needs are best understood</w:t>
-      </w:r>
-    </w:p>
-    <w:p>
-      <w:pPr>
-        <w:keepNext/>
-        <w:spacing w:after="40" w:line="258"/>
-        <w:ind w:left="300" w:hanging="160"/>
-      </w:pPr>
-      <w:r>
-        <w:rPr>
-          <w:sz w:val="18"/>
-          <w:szCs w:val="18"/>
-          <w:rFonts w:ascii="Calibri" w:cs="Calibri" w:eastAsia="Calibri" w:hAnsi="Calibri"/>
-        </w:rPr>
-        <w:t xml:space="preserve">d) Contracting performance testing to the vendor under a supplier/acquirer model</w:t>
-      </w:r>
-    </w:p>
-    <w:tbl>
-      <w:tblPr>
-        <w:tblW w:type="dxa" w:w="9638"/>
-        <w:tblBorders>
-          <w:top w:val="single" w:color="1E6B3A" w:sz="6"/>
-          <w:left w:val="single" w:color="1E6B3A" w:sz="6"/>
-          <w:bottom w:val="single" w:color="1E6B3A" w:sz="6"/>
-          <w:right w:val="single" w:color="1E6B3A" w:sz="6"/>
-          <w:insideH w:val="single" w:color="1E6B3A" w:sz="3"/>
-          <w:insideV w:val="none" w:color="1E6B3A" w:sz="0"/>
-        </w:tblBorders>
-      </w:tblPr>
-      <w:tblGrid>
-        <w:gridCol w:w="9638"/>
-      </w:tblGrid>
-      <w:tr>
-        <w:tc>
-          <w:tcPr>
-            <w:tcW w:type="dxa" w:w="9638"/>
-            <w:shd w:fill="E8F3EC" w:color="auto" w:val="clear"/>
-            <w:tcMar>
-              <w:top w:type="dxa" w:w="90"/>
-              <w:left w:type="dxa" w:w="140"/>
-              <w:bottom w:type="dxa" w:w="60"/>
-              <w:right w:type="dxa" w:w="140"/>
-            </w:tcMar>
-          </w:tcPr>
-          <w:p>
-            <w:pPr>
-              <w:spacing w:after="0"/>
-            </w:pPr>
-            <w:r>
-              <w:rPr>
-                <w:b/>
-                <w:bCs/>
-                <w:color w:val="1E6B3A"/>
-                <w:sz w:val="18"/>
-                <w:szCs w:val="18"/>
-                <w:rFonts w:ascii="Calibri" w:cs="Calibri" w:eastAsia="Calibri" w:hAnsi="Calibri"/>
-              </w:rPr>
-              <w:t xml:space="preserve">Correct answer: b   |   LO: PTFL-3.4.1 (K4) | Syllabus §3.4</w:t>
-            </w:r>
-          </w:p>
-        </w:tc>
-      </w:tr>
-      <w:tr>
-        <w:tc>
-          <w:tcPr>
-            <w:tcW w:type="dxa" w:w="9638"/>
-            <w:shd w:fill="E8F3EC" w:color="auto" w:val="clear"/>
-            <w:tcMar>
-              <w:top w:type="dxa" w:w="60"/>
-              <w:left w:type="dxa" w:w="140"/>
-              <w:bottom w:type="dxa" w:w="90"/>
-              <w:right w:type="dxa" w:w="140"/>
-            </w:tcMar>
-          </w:tcPr>
-          <w:p>
-            <w:pPr>
-              <w:spacing w:after="0" w:line="258"/>
-              <w:jc w:val="both"/>
-            </w:pPr>
-            <w:r>
-              <w:rPr>
-                <w:b/>
-                <w:bCs/>
-                <w:sz w:val="18"/>
-                <w:szCs w:val="18"/>
-                <w:rFonts w:ascii="Calibri" w:cs="Calibri" w:eastAsia="Calibri" w:hAnsi="Calibri"/>
-              </w:rPr>
-              <w:t xml:space="preserve">Why:</w:t>
-            </w:r>
-            <w:r>
-              <w:rPr>
-                <w:sz w:val="18"/>
-                <w:szCs w:val="18"/>
-                <w:rFonts w:ascii="Calibri" w:cs="Calibri" w:eastAsia="Calibri" w:hAnsi="Calibri"/>
-              </w:rPr>
-              <w:t xml:space="preserve"> "</w:t>
-            </w:r>
-            <w:r>
-              <w:rPr>
-                <w:i/>
-                <w:iCs/>
-                <w:sz w:val="18"/>
-                <w:szCs w:val="18"/>
-                <w:rFonts w:ascii="Calibri" w:cs="Calibri" w:eastAsia="Calibri" w:hAnsi="Calibri"/>
-              </w:rPr>
-              <w:t xml:space="preserve">The </w:t>
-            </w:r>
-            <w:r>
-              <w:rPr>
-                <w:b/>
-                <w:bCs/>
-                <w:i/>
-                <w:iCs/>
-                <w:sz w:val="18"/>
-                <w:szCs w:val="18"/>
-                <w:rFonts w:ascii="Calibri" w:cs="Calibri" w:eastAsia="Calibri" w:hAnsi="Calibri"/>
-              </w:rPr>
-              <w:t xml:space="preserve">ideal practice</w:t>
-            </w:r>
-            <w:r>
-              <w:rPr>
-                <w:i/>
-                <w:iCs/>
-                <w:sz w:val="18"/>
-                <w:szCs w:val="18"/>
-                <w:rFonts w:ascii="Calibri" w:cs="Calibri" w:eastAsia="Calibri" w:hAnsi="Calibri"/>
-              </w:rPr>
-              <w:t xml:space="preserve"> of performance testing in sequential development models is to </w:t>
-            </w:r>
-            <w:r>
-              <w:rPr>
-                <w:b/>
-                <w:bCs/>
-                <w:i/>
-                <w:iCs/>
-                <w:sz w:val="18"/>
-                <w:szCs w:val="18"/>
-                <w:rFonts w:ascii="Calibri" w:cs="Calibri" w:eastAsia="Calibri" w:hAnsi="Calibri"/>
-              </w:rPr>
-              <w:t xml:space="preserve">include performance criteria as a part of the acceptance criteria which are defined at the outset of a project</w:t>
-            </w:r>
-            <w:r>
-              <w:rPr>
-                <w:i/>
-                <w:iCs/>
-                <w:sz w:val="18"/>
-                <w:szCs w:val="18"/>
-                <w:rFonts w:ascii="Calibri" w:cs="Calibri" w:eastAsia="Calibri" w:hAnsi="Calibri"/>
-              </w:rPr>
-              <w:t xml:space="preserve">. Reinforcing the lifecycle view of testing, </w:t>
-            </w:r>
-            <w:r>
-              <w:rPr>
-                <w:b/>
-                <w:bCs/>
-                <w:i/>
-                <w:iCs/>
-                <w:sz w:val="18"/>
-                <w:szCs w:val="18"/>
-                <w:rFonts w:ascii="Calibri" w:cs="Calibri" w:eastAsia="Calibri" w:hAnsi="Calibri"/>
-              </w:rPr>
-              <w:t xml:space="preserve">performance testing activities should be conducted throughout the software development lifecycle</w:t>
-            </w:r>
-            <w:r>
-              <w:rPr>
-                <w:i/>
-                <w:iCs/>
-                <w:sz w:val="18"/>
-                <w:szCs w:val="18"/>
-                <w:rFonts w:ascii="Calibri" w:cs="Calibri" w:eastAsia="Calibri" w:hAnsi="Calibri"/>
-              </w:rPr>
-              <w:t xml:space="preserve">. As the project progresses, </w:t>
-            </w:r>
-            <w:r>
-              <w:rPr>
-                <w:b/>
-                <w:bCs/>
-                <w:i/>
-                <w:iCs/>
-                <w:sz w:val="18"/>
-                <w:szCs w:val="18"/>
-                <w:rFonts w:ascii="Calibri" w:cs="Calibri" w:eastAsia="Calibri" w:hAnsi="Calibri"/>
-              </w:rPr>
-              <w:t xml:space="preserve">each successive performance test activity should be based on items defined in the prior activities</w:t>
-            </w:r>
-            <w:r>
-              <w:rPr>
-                <w:i/>
-                <w:iCs/>
-                <w:sz w:val="18"/>
-                <w:szCs w:val="18"/>
-                <w:rFonts w:ascii="Calibri" w:cs="Calibri" w:eastAsia="Calibri" w:hAnsi="Calibri"/>
-              </w:rPr>
-              <w:t xml:space="preserve">.</w:t>
-            </w:r>
-            <w:r>
-              <w:rPr>
-                <w:sz w:val="18"/>
-                <w:szCs w:val="18"/>
-                <w:rFonts w:ascii="Calibri" w:cs="Calibri" w:eastAsia="Calibri" w:hAnsi="Calibri"/>
-              </w:rPr>
-              <w:t xml:space="preserve">"</w:t>
-            </w:r>
-          </w:p>
-        </w:tc>
-      </w:tr>
-    </w:tbl>
-    <w:p>
-      <w:pPr>
-        <w:spacing w:after="120"/>
-      </w:pPr>
-    </w:p>
-    <w:p>
-      <w:pPr>
-        <w:keepNext/>
-        <w:spacing w:before="200" w:after="60"/>
-      </w:pPr>
-      <w:r>
-        <w:rPr>
-          <w:b/>
-          <w:bCs/>
-          <w:color w:val="1F3864"/>
-          <w:sz w:val="19"/>
-          <w:szCs w:val="19"/>
-          <w:rFonts w:ascii="Calibri" w:cs="Calibri" w:eastAsia="Calibri" w:hAnsi="Calibri"/>
-        </w:rPr>
-        <w:t xml:space="preserve">Q32. Recall · sequential</w:t>
-      </w:r>
-    </w:p>
-    <w:p>
-      <w:pPr>
-        <w:keepNext/>
-        <w:spacing w:after="60" w:line="264"/>
-      </w:pPr>
-      <w:r>
-        <w:rPr>
-          <w:sz w:val="19"/>
-          <w:szCs w:val="19"/>
-          <w:rFonts w:ascii="Calibri" w:cs="Calibri" w:eastAsia="Calibri" w:hAnsi="Calibri"/>
-        </w:rPr>
-        <w:t xml:space="preserve">At which sequential phase does the syllabus permit system interfaces to be simulated, and under what condition?</w:t>
-      </w:r>
-    </w:p>
-    <w:p>
-      <w:pPr>
-        <w:keepNext/>
-        <w:spacing w:after="40" w:line="258"/>
-        <w:ind w:left="300" w:hanging="160"/>
-      </w:pPr>
-      <w:r>
-        <w:rPr>
-          <w:sz w:val="18"/>
-          <w:szCs w:val="18"/>
-          <w:rFonts w:ascii="Calibri" w:cs="Calibri" w:eastAsia="Calibri" w:hAnsi="Calibri"/>
-        </w:rPr>
-        <w:t xml:space="preserve">a) Component integration testing, provided the simulator is built by the same team</w:t>
-      </w:r>
-    </w:p>
-    <w:p>
-      <w:pPr>
-        <w:keepNext/>
-        <w:spacing w:after="40" w:line="258"/>
-        <w:ind w:left="300" w:hanging="160"/>
-      </w:pPr>
-      <w:r>
-        <w:rPr>
-          <w:sz w:val="18"/>
-          <w:szCs w:val="18"/>
-          <w:rFonts w:ascii="Calibri" w:cs="Calibri" w:eastAsia="Calibri" w:hAnsi="Calibri"/>
-        </w:rPr>
-        <w:t xml:space="preserve">b) Acceptance testing, provided the customer agrees</w:t>
-      </w:r>
-    </w:p>
-    <w:p>
-      <w:pPr>
-        <w:keepNext/>
-        <w:spacing w:after="40" w:line="258"/>
-        <w:ind w:left="300" w:hanging="160"/>
-      </w:pPr>
-      <w:r>
-        <w:rPr>
-          <w:sz w:val="18"/>
-          <w:szCs w:val="18"/>
-          <w:rFonts w:ascii="Calibri" w:cs="Calibri" w:eastAsia="Calibri" w:hAnsi="Calibri"/>
-        </w:rPr>
-        <w:t xml:space="preserve">c) System integration testing, provided the whole system is otherwise representative</w:t>
-      </w:r>
-    </w:p>
-    <w:p>
-      <w:pPr>
-        <w:keepNext/>
-        <w:spacing w:after="40" w:line="258"/>
-        <w:ind w:left="300" w:hanging="160"/>
-      </w:pPr>
-      <w:r>
-        <w:rPr>
-          <w:b/>
-          <w:bCs/>
-          <w:color w:val="1E6B3A"/>
-          <w:sz w:val="18"/>
-          <w:szCs w:val="18"/>
-          <w:rFonts w:ascii="Calibri" w:cs="Calibri" w:eastAsia="Calibri" w:hAnsi="Calibri"/>
-        </w:rPr>
-        <w:t xml:space="preserve">d) System testing, provided the simulated interfaces give a true representation of performance   ✔</w:t>
-      </w:r>
-    </w:p>
-    <w:tbl>
-      <w:tblPr>
-        <w:tblW w:type="dxa" w:w="9638"/>
-        <w:tblBorders>
-          <w:top w:val="single" w:color="1E6B3A" w:sz="6"/>
-          <w:left w:val="single" w:color="1E6B3A" w:sz="6"/>
-          <w:bottom w:val="single" w:color="1E6B3A" w:sz="6"/>
-          <w:right w:val="single" w:color="1E6B3A" w:sz="6"/>
-          <w:insideH w:val="single" w:color="1E6B3A" w:sz="3"/>
-          <w:insideV w:val="none" w:color="1E6B3A" w:sz="0"/>
-        </w:tblBorders>
-      </w:tblPr>
-      <w:tblGrid>
-        <w:gridCol w:w="9638"/>
-      </w:tblGrid>
-      <w:tr>
-        <w:tc>
-          <w:tcPr>
-            <w:tcW w:type="dxa" w:w="9638"/>
-            <w:shd w:fill="E8F3EC" w:color="auto" w:val="clear"/>
-            <w:tcMar>
-              <w:top w:type="dxa" w:w="90"/>
-              <w:left w:type="dxa" w:w="140"/>
-              <w:bottom w:type="dxa" w:w="60"/>
-              <w:right w:type="dxa" w:w="140"/>
-            </w:tcMar>
-          </w:tcPr>
-          <w:p>
-            <w:pPr>
-              <w:spacing w:after="0"/>
-            </w:pPr>
-            <w:r>
-              <w:rPr>
-                <w:b/>
-                <w:bCs/>
-                <w:color w:val="1E6B3A"/>
-                <w:sz w:val="18"/>
-                <w:szCs w:val="18"/>
-                <w:rFonts w:ascii="Calibri" w:cs="Calibri" w:eastAsia="Calibri" w:hAnsi="Calibri"/>
-              </w:rPr>
-              <w:t xml:space="preserve">Correct answer: d   |   LO: PTFL-3.4.1 (K4) | Syllabus §3.4</w:t>
-            </w:r>
-          </w:p>
-        </w:tc>
-      </w:tr>
-      <w:tr>
-        <w:tc>
-          <w:tcPr>
-            <w:tcW w:type="dxa" w:w="9638"/>
-            <w:shd w:fill="E8F3EC" w:color="auto" w:val="clear"/>
-            <w:tcMar>
-              <w:top w:type="dxa" w:w="60"/>
-              <w:left w:type="dxa" w:w="140"/>
-              <w:bottom w:type="dxa" w:w="90"/>
-              <w:right w:type="dxa" w:w="140"/>
-            </w:tcMar>
-          </w:tcPr>
-          <w:p>
-            <w:pPr>
-              <w:spacing w:after="0" w:line="258"/>
-              <w:jc w:val="both"/>
-            </w:pPr>
-            <w:r>
-              <w:rPr>
-                <w:b/>
-                <w:bCs/>
-                <w:sz w:val="18"/>
-                <w:szCs w:val="18"/>
-                <w:rFonts w:ascii="Calibri" w:cs="Calibri" w:eastAsia="Calibri" w:hAnsi="Calibri"/>
-              </w:rPr>
-              <w:t xml:space="preserve">Why:</w:t>
-            </w:r>
-            <w:r>
-              <w:rPr>
-                <w:sz w:val="18"/>
-                <w:szCs w:val="18"/>
-                <w:rFonts w:ascii="Calibri" w:cs="Calibri" w:eastAsia="Calibri" w:hAnsi="Calibri"/>
-              </w:rPr>
-              <w:t xml:space="preserve"> At </w:t>
-            </w:r>
-            <w:r>
-              <w:rPr>
-                <w:b/>
-                <w:bCs/>
-                <w:sz w:val="18"/>
-                <w:szCs w:val="18"/>
-                <w:rFonts w:ascii="Calibri" w:cs="Calibri" w:eastAsia="Calibri" w:hAnsi="Calibri"/>
-              </w:rPr>
-              <w:t xml:space="preserve">System Testing</w:t>
-            </w:r>
-            <w:r>
-              <w:rPr>
-                <w:sz w:val="18"/>
-                <w:szCs w:val="18"/>
-                <w:rFonts w:ascii="Calibri" w:cs="Calibri" w:eastAsia="Calibri" w:hAnsi="Calibri"/>
-              </w:rPr>
-              <w:t xml:space="preserve">: "</w:t>
-            </w:r>
-            <w:r>
-              <w:rPr>
-                <w:i/>
-                <w:iCs/>
-                <w:sz w:val="18"/>
-                <w:szCs w:val="18"/>
-                <w:rFonts w:ascii="Calibri" w:cs="Calibri" w:eastAsia="Calibri" w:hAnsi="Calibri"/>
-              </w:rPr>
-              <w:t xml:space="preserve">Conduct performance testing at the system level, which includes </w:t>
-            </w:r>
-            <w:r>
-              <w:rPr>
-                <w:b/>
-                <w:bCs/>
-                <w:i/>
-                <w:iCs/>
-                <w:sz w:val="18"/>
-                <w:szCs w:val="18"/>
-                <w:rFonts w:ascii="Calibri" w:cs="Calibri" w:eastAsia="Calibri" w:hAnsi="Calibri"/>
-              </w:rPr>
-              <w:t xml:space="preserve">hardware, software, procedures and data that are representative of the production environment</w:t>
-            </w:r>
-            <w:r>
-              <w:rPr>
-                <w:i/>
-                <w:iCs/>
-                <w:sz w:val="18"/>
-                <w:szCs w:val="18"/>
-                <w:rFonts w:ascii="Calibri" w:cs="Calibri" w:eastAsia="Calibri" w:hAnsi="Calibri"/>
-              </w:rPr>
-              <w:t xml:space="preserve">. </w:t>
-            </w:r>
-            <w:r>
-              <w:rPr>
-                <w:b/>
-                <w:bCs/>
-                <w:i/>
-                <w:iCs/>
-                <w:sz w:val="18"/>
-                <w:szCs w:val="18"/>
-                <w:rFonts w:ascii="Calibri" w:cs="Calibri" w:eastAsia="Calibri" w:hAnsi="Calibri"/>
-              </w:rPr>
-              <w:t xml:space="preserve">System interfaces may be simulated provided that they give a true representation of performance.</w:t>
-            </w:r>
-            <w:r>
-              <w:rPr>
-                <w:sz w:val="18"/>
-                <w:szCs w:val="18"/>
-                <w:rFonts w:ascii="Calibri" w:cs="Calibri" w:eastAsia="Calibri" w:hAnsi="Calibri"/>
-              </w:rPr>
-              <w:t xml:space="preserve">" At </w:t>
-            </w:r>
-            <w:r>
-              <w:rPr>
-                <w:b/>
-                <w:bCs/>
-                <w:sz w:val="18"/>
-                <w:szCs w:val="18"/>
-                <w:rFonts w:ascii="Calibri" w:cs="Calibri" w:eastAsia="Calibri" w:hAnsi="Calibri"/>
-              </w:rPr>
-              <w:t xml:space="preserve">System Integration Testing</w:t>
-            </w:r>
-            <w:r>
-              <w:rPr>
-                <w:sz w:val="18"/>
-                <w:szCs w:val="18"/>
-                <w:rFonts w:ascii="Calibri" w:cs="Calibri" w:eastAsia="Calibri" w:hAnsi="Calibri"/>
-              </w:rPr>
-              <w:t xml:space="preserve"> the requirement is stricter: </w:t>
-            </w:r>
-            <w:r>
-              <w:rPr>
-                <w:b/>
-                <w:bCs/>
-                <w:sz w:val="18"/>
-                <w:szCs w:val="18"/>
-                <w:rFonts w:ascii="Calibri" w:cs="Calibri" w:eastAsia="Calibri" w:hAnsi="Calibri"/>
-              </w:rPr>
-              <w:t xml:space="preserve">conduct performance testing with the entire system which is representative of the production environment</w:t>
-            </w:r>
-            <w:r>
-              <w:rPr>
-                <w:sz w:val="18"/>
-                <w:szCs w:val="18"/>
-                <w:rFonts w:ascii="Calibri" w:cs="Calibri" w:eastAsia="Calibri" w:hAnsi="Calibri"/>
-              </w:rPr>
-              <w:t xml:space="preserve">.</w:t>
-            </w:r>
-          </w:p>
-        </w:tc>
-      </w:tr>
-    </w:tbl>
-    <w:p>
-      <w:pPr>
-        <w:spacing w:after="120"/>
-      </w:pPr>
-    </w:p>
-    <w:p>
-      <w:pPr>
-        <w:keepNext/>
-        <w:spacing w:before="200" w:after="60"/>
-      </w:pPr>
-      <w:r>
-        <w:rPr>
-          <w:b/>
-          <w:bCs/>
-          <w:color w:val="1F3864"/>
-          <w:sz w:val="19"/>
-          <w:szCs w:val="19"/>
-          <w:rFonts w:ascii="Calibri" w:cs="Calibri" w:eastAsia="Calibri" w:hAnsi="Calibri"/>
-        </w:rPr>
-        <w:t xml:space="preserve">Q33. Recall · CI</w:t>
-      </w:r>
-    </w:p>
-    <w:p>
-      <w:pPr>
-        <w:keepNext/>
-        <w:spacing w:after="60" w:line="264"/>
-      </w:pPr>
-      <w:r>
-        <w:rPr>
-          <w:sz w:val="19"/>
-          <w:szCs w:val="19"/>
-          <w:rFonts w:ascii="Calibri" w:cs="Calibri" w:eastAsia="Calibri" w:hAnsi="Calibri"/>
-        </w:rPr>
-        <w:t xml:space="preserve">What does the syllabus give as the main objective of performance tests included in Continuous Integration?</w:t>
-      </w:r>
-    </w:p>
-    <w:p>
-      <w:pPr>
-        <w:keepNext/>
-        <w:spacing w:after="40" w:line="258"/>
-        <w:ind w:left="300" w:hanging="160"/>
-      </w:pPr>
-      <w:r>
-        <w:rPr>
-          <w:sz w:val="18"/>
-          <w:szCs w:val="18"/>
-          <w:rFonts w:ascii="Calibri" w:cs="Calibri" w:eastAsia="Calibri" w:hAnsi="Calibri"/>
-        </w:rPr>
-        <w:t xml:space="preserve">a) To determine the maximum capacity of the production environment</w:t>
-      </w:r>
-    </w:p>
-    <w:p>
-      <w:pPr>
-        <w:keepNext/>
-        <w:spacing w:after="40" w:line="258"/>
-        <w:ind w:left="300" w:hanging="160"/>
-      </w:pPr>
-      <w:r>
-        <w:rPr>
-          <w:sz w:val="18"/>
-          <w:szCs w:val="18"/>
-          <w:rFonts w:ascii="Calibri" w:cs="Calibri" w:eastAsia="Calibri" w:hAnsi="Calibri"/>
-        </w:rPr>
-        <w:t xml:space="preserve">b) To replace the specialist team's more extensive performance testing</w:t>
-      </w:r>
-    </w:p>
-    <w:p>
-      <w:pPr>
-        <w:keepNext/>
-        <w:spacing w:after="40" w:line="258"/>
-        <w:ind w:left="300" w:hanging="160"/>
-      </w:pPr>
-      <w:r>
-        <w:rPr>
-          <w:b/>
-          <w:bCs/>
-          <w:color w:val="1E6B3A"/>
-          <w:sz w:val="18"/>
-          <w:szCs w:val="18"/>
-          <w:rFonts w:ascii="Calibri" w:cs="Calibri" w:eastAsia="Calibri" w:hAnsi="Calibri"/>
-        </w:rPr>
-        <w:t xml:space="preserve">c) To ensure a change does not negatively impact performance   ✔</w:t>
-      </w:r>
-    </w:p>
-    <w:p>
-      <w:pPr>
-        <w:keepNext/>
-        <w:spacing w:after="40" w:line="258"/>
-        <w:ind w:left="300" w:hanging="160"/>
-      </w:pPr>
-      <w:r>
-        <w:rPr>
-          <w:sz w:val="18"/>
-          <w:szCs w:val="18"/>
-          <w:rFonts w:ascii="Calibri" w:cs="Calibri" w:eastAsia="Calibri" w:hAnsi="Calibri"/>
-        </w:rPr>
-        <w:t xml:space="preserve">d) To validate the operational profiles used in the load profile</w:t>
-      </w:r>
-    </w:p>
-    <w:tbl>
-      <w:tblPr>
-        <w:tblW w:type="dxa" w:w="9638"/>
-        <w:tblBorders>
-          <w:top w:val="single" w:color="1E6B3A" w:sz="6"/>
-          <w:left w:val="single" w:color="1E6B3A" w:sz="6"/>
-          <w:bottom w:val="single" w:color="1E6B3A" w:sz="6"/>
-          <w:right w:val="single" w:color="1E6B3A" w:sz="6"/>
-          <w:insideH w:val="single" w:color="1E6B3A" w:sz="3"/>
-          <w:insideV w:val="none" w:color="1E6B3A" w:sz="0"/>
-        </w:tblBorders>
-      </w:tblPr>
-      <w:tblGrid>
-        <w:gridCol w:w="9638"/>
-      </w:tblGrid>
-      <w:tr>
-        <w:tc>
-          <w:tcPr>
-            <w:tcW w:type="dxa" w:w="9638"/>
-            <w:shd w:fill="E8F3EC" w:color="auto" w:val="clear"/>
-            <w:tcMar>
-              <w:top w:type="dxa" w:w="90"/>
-              <w:left w:type="dxa" w:w="140"/>
-              <w:bottom w:type="dxa" w:w="60"/>
-              <w:right w:type="dxa" w:w="140"/>
-            </w:tcMar>
-          </w:tcPr>
-          <w:p>
-            <w:pPr>
-              <w:spacing w:after="0"/>
-            </w:pPr>
-            <w:r>
-              <w:rPr>
-                <w:b/>
-                <w:bCs/>
-                <w:color w:val="1E6B3A"/>
-                <w:sz w:val="18"/>
-                <w:szCs w:val="18"/>
-                <w:rFonts w:ascii="Calibri" w:cs="Calibri" w:eastAsia="Calibri" w:hAnsi="Calibri"/>
-              </w:rPr>
-              <w:t xml:space="preserve">Correct answer: c   |   LO: PTFL-3.4.1 (K4) | Syllabus §3.4</w:t>
-            </w:r>
-          </w:p>
-        </w:tc>
-      </w:tr>
-      <w:tr>
-        <w:tc>
-          <w:tcPr>
-            <w:tcW w:type="dxa" w:w="9638"/>
-            <w:shd w:fill="E8F3EC" w:color="auto" w:val="clear"/>
-            <w:tcMar>
-              <w:top w:type="dxa" w:w="60"/>
-              <w:left w:type="dxa" w:w="140"/>
-              <w:bottom w:type="dxa" w:w="90"/>
-              <w:right w:type="dxa" w:w="140"/>
-            </w:tcMar>
-          </w:tcPr>
-          <w:p>
-            <w:pPr>
-              <w:spacing w:after="0" w:line="258"/>
-              <w:jc w:val="both"/>
-            </w:pPr>
-            <w:r>
-              <w:rPr>
-                <w:b/>
-                <w:bCs/>
-                <w:sz w:val="18"/>
-                <w:szCs w:val="18"/>
-                <w:rFonts w:ascii="Calibri" w:cs="Calibri" w:eastAsia="Calibri" w:hAnsi="Calibri"/>
-              </w:rPr>
-              <w:t xml:space="preserve">Why:</w:t>
-            </w:r>
-            <w:r>
-              <w:rPr>
-                <w:sz w:val="18"/>
-                <w:szCs w:val="18"/>
-                <w:rFonts w:ascii="Calibri" w:cs="Calibri" w:eastAsia="Calibri" w:hAnsi="Calibri"/>
-              </w:rPr>
-              <w:t xml:space="preserve"> "</w:t>
-            </w:r>
-            <w:r>
-              <w:rPr>
-                <w:b/>
-                <w:bCs/>
-                <w:i/>
-                <w:iCs/>
-                <w:sz w:val="18"/>
-                <w:szCs w:val="18"/>
-                <w:rFonts w:ascii="Calibri" w:cs="Calibri" w:eastAsia="Calibri" w:hAnsi="Calibri"/>
-              </w:rPr>
-              <w:t xml:space="preserve">The main objective of performance tests as part of CI is to ensure a change does not negatively impact performance.</w:t>
-            </w:r>
-            <w:r>
-              <w:rPr>
-                <w:i/>
-                <w:iCs/>
-                <w:sz w:val="18"/>
-                <w:szCs w:val="18"/>
-                <w:rFonts w:ascii="Calibri" w:cs="Calibri" w:eastAsia="Calibri" w:hAnsi="Calibri"/>
-              </w:rPr>
-              <w:t xml:space="preserve"> Depending on the changes made for any given build, </w:t>
-            </w:r>
-            <w:r>
-              <w:rPr>
-                <w:b/>
-                <w:bCs/>
-                <w:i/>
-                <w:iCs/>
-                <w:sz w:val="18"/>
-                <w:szCs w:val="18"/>
-                <w:rFonts w:ascii="Calibri" w:cs="Calibri" w:eastAsia="Calibri" w:hAnsi="Calibri"/>
-              </w:rPr>
-              <w:t xml:space="preserve">new performance tests may be required</w:t>
-            </w:r>
-            <w:r>
-              <w:rPr>
-                <w:i/>
-                <w:iCs/>
-                <w:sz w:val="18"/>
-                <w:szCs w:val="18"/>
-                <w:rFonts w:ascii="Calibri" w:cs="Calibri" w:eastAsia="Calibri" w:hAnsi="Calibri"/>
-              </w:rPr>
-              <w:t xml:space="preserve">.</w:t>
-            </w:r>
-            <w:r>
-              <w:rPr>
-                <w:sz w:val="18"/>
-                <w:szCs w:val="18"/>
-                <w:rFonts w:ascii="Calibri" w:cs="Calibri" w:eastAsia="Calibri" w:hAnsi="Calibri"/>
-              </w:rPr>
-              <w:t xml:space="preserve">" The syllabus also notes that CI performance tests </w:t>
-            </w:r>
-            <w:r>
-              <w:rPr>
-                <w:b/>
-                <w:bCs/>
-                <w:sz w:val="18"/>
-                <w:szCs w:val="18"/>
-                <w:rFonts w:ascii="Calibri" w:cs="Calibri" w:eastAsia="Calibri" w:hAnsi="Calibri"/>
-              </w:rPr>
-              <w:t xml:space="preserve">may be a subset of more extensive performance tests that are conducted by a specialist team at other times during an iteration</w:t>
-            </w:r>
-            <w:r>
-              <w:rPr>
-                <w:sz w:val="18"/>
-                <w:szCs w:val="18"/>
-                <w:rFonts w:ascii="Calibri" w:cs="Calibri" w:eastAsia="Calibri" w:hAnsi="Calibri"/>
-              </w:rPr>
-              <w:t xml:space="preserve">, because of </w:t>
-            </w:r>
-            <w:r>
-              <w:rPr>
-                <w:b/>
-                <w:bCs/>
-                <w:sz w:val="18"/>
-                <w:szCs w:val="18"/>
-                <w:rFonts w:ascii="Calibri" w:cs="Calibri" w:eastAsia="Calibri" w:hAnsi="Calibri"/>
-              </w:rPr>
-              <w:t xml:space="preserve">the short timeframe available for CI tests</w:t>
-            </w:r>
-            <w:r>
-              <w:rPr>
-                <w:sz w:val="18"/>
-                <w:szCs w:val="18"/>
-                <w:rFonts w:ascii="Calibri" w:cs="Calibri" w:eastAsia="Calibri" w:hAnsi="Calibri"/>
-              </w:rPr>
-              <w:t xml:space="preserve"> — so (b) is explicitly wrong.</w:t>
-            </w:r>
-          </w:p>
-        </w:tc>
-      </w:tr>
-    </w:tbl>
-    <w:p>
-      <w:pPr>
-        <w:spacing w:after="120"/>
-      </w:pPr>
-    </w:p>
-    <w:p>
-      <w:pPr>
-        <w:keepNext/>
-        <w:spacing w:before="200" w:after="60"/>
-      </w:pPr>
-      <w:r>
-        <w:rPr>
-          <w:b/>
-          <w:bCs/>
-          <w:color w:val="1F3864"/>
-          <w:sz w:val="19"/>
-          <w:szCs w:val="19"/>
-          <w:rFonts w:ascii="Calibri" w:cs="Calibri" w:eastAsia="Calibri" w:hAnsi="Calibri"/>
-        </w:rPr>
-        <w:t xml:space="preserve">Q34. Recall · Agile</w:t>
-      </w:r>
-    </w:p>
-    <w:p>
-      <w:pPr>
-        <w:keepNext/>
-        <w:spacing w:after="60" w:line="264"/>
-      </w:pPr>
-      <w:r>
-        <w:rPr>
-          <w:sz w:val="19"/>
-          <w:szCs w:val="19"/>
-          <w:rFonts w:ascii="Calibri" w:cs="Calibri" w:eastAsia="Calibri" w:hAnsi="Calibri"/>
-        </w:rPr>
-        <w:t xml:space="preserve">In Agile methodologies, where does the syllabus say the specific performance criteria are described?</w:t>
-      </w:r>
-    </w:p>
-    <w:p>
-      <w:pPr>
-        <w:keepNext/>
-        <w:spacing w:after="40" w:line="258"/>
-        <w:ind w:left="300" w:hanging="160"/>
-      </w:pPr>
-      <w:r>
-        <w:rPr>
-          <w:b/>
-          <w:bCs/>
-          <w:color w:val="1E6B3A"/>
-          <w:sz w:val="18"/>
-          <w:szCs w:val="18"/>
-          <w:rFonts w:ascii="Calibri" w:cs="Calibri" w:eastAsia="Calibri" w:hAnsi="Calibri"/>
-        </w:rPr>
-        <w:t xml:space="preserve">a) In the acceptance criteria associated with "non-functional" user stories   ✔</w:t>
-      </w:r>
-    </w:p>
-    <w:p>
-      <w:pPr>
-        <w:keepNext/>
-        <w:spacing w:after="40" w:line="258"/>
-        <w:ind w:left="300" w:hanging="160"/>
-      </w:pPr>
-      <w:r>
-        <w:rPr>
-          <w:sz w:val="18"/>
-          <w:szCs w:val="18"/>
-          <w:rFonts w:ascii="Calibri" w:cs="Calibri" w:eastAsia="Calibri" w:hAnsi="Calibri"/>
-        </w:rPr>
-        <w:t xml:space="preserve">b) In the performance test plan only, never in user stories</w:t>
-      </w:r>
-    </w:p>
-    <w:p>
-      <w:pPr>
-        <w:keepNext/>
-        <w:spacing w:after="40" w:line="258"/>
-        <w:ind w:left="300" w:hanging="160"/>
-      </w:pPr>
-      <w:r>
-        <w:rPr>
-          <w:sz w:val="18"/>
-          <w:szCs w:val="18"/>
-          <w:rFonts w:ascii="Calibri" w:cs="Calibri" w:eastAsia="Calibri" w:hAnsi="Calibri"/>
-        </w:rPr>
-        <w:t xml:space="preserve">c) In the definition of done for the release</w:t>
-      </w:r>
-    </w:p>
-    <w:p>
-      <w:pPr>
-        <w:keepNext/>
-        <w:spacing w:after="40" w:line="258"/>
-        <w:ind w:left="300" w:hanging="160"/>
-      </w:pPr>
-      <w:r>
-        <w:rPr>
-          <w:sz w:val="18"/>
-          <w:szCs w:val="18"/>
-          <w:rFonts w:ascii="Calibri" w:cs="Calibri" w:eastAsia="Calibri" w:hAnsi="Calibri"/>
-        </w:rPr>
-        <w:t xml:space="preserve">d) In the contract between vendor and customer</w:t>
-      </w:r>
-    </w:p>
-    <w:tbl>
-      <w:tblPr>
-        <w:tblW w:type="dxa" w:w="9638"/>
-        <w:tblBorders>
-          <w:top w:val="single" w:color="1E6B3A" w:sz="6"/>
-          <w:left w:val="single" w:color="1E6B3A" w:sz="6"/>
-          <w:bottom w:val="single" w:color="1E6B3A" w:sz="6"/>
-          <w:right w:val="single" w:color="1E6B3A" w:sz="6"/>
-          <w:insideH w:val="single" w:color="1E6B3A" w:sz="3"/>
-          <w:insideV w:val="none" w:color="1E6B3A" w:sz="0"/>
-        </w:tblBorders>
-      </w:tblPr>
-      <w:tblGrid>
-        <w:gridCol w:w="9638"/>
-      </w:tblGrid>
-      <w:tr>
-        <w:tc>
-          <w:tcPr>
-            <w:tcW w:type="dxa" w:w="9638"/>
-            <w:shd w:fill="E8F3EC" w:color="auto" w:val="clear"/>
-            <w:tcMar>
-              <w:top w:type="dxa" w:w="90"/>
-              <w:left w:type="dxa" w:w="140"/>
-              <w:bottom w:type="dxa" w:w="60"/>
-              <w:right w:type="dxa" w:w="140"/>
-            </w:tcMar>
-          </w:tcPr>
-          <w:p>
-            <w:pPr>
-              <w:spacing w:after="0"/>
-            </w:pPr>
-            <w:r>
-              <w:rPr>
-                <w:b/>
-                <w:bCs/>
-                <w:color w:val="1E6B3A"/>
-                <w:sz w:val="18"/>
-                <w:szCs w:val="18"/>
-                <w:rFonts w:ascii="Calibri" w:cs="Calibri" w:eastAsia="Calibri" w:hAnsi="Calibri"/>
-              </w:rPr>
-              <w:t xml:space="preserve">Correct answer: a   |   LO: PTFL-3.4.1 (K4) | Syllabus §3.4</w:t>
-            </w:r>
-          </w:p>
-        </w:tc>
-      </w:tr>
-      <w:tr>
-        <w:tc>
-          <w:tcPr>
-            <w:tcW w:type="dxa" w:w="9638"/>
-            <w:shd w:fill="E8F3EC" w:color="auto" w:val="clear"/>
-            <w:tcMar>
-              <w:top w:type="dxa" w:w="60"/>
-              <w:left w:type="dxa" w:w="140"/>
-              <w:bottom w:type="dxa" w:w="90"/>
-              <w:right w:type="dxa" w:w="140"/>
-            </w:tcMar>
-          </w:tcPr>
-          <w:p>
-            <w:pPr>
-              <w:spacing w:after="0" w:line="258"/>
-              <w:jc w:val="both"/>
-            </w:pPr>
-            <w:r>
-              <w:rPr>
-                <w:b/>
-                <w:bCs/>
-                <w:sz w:val="18"/>
-                <w:szCs w:val="18"/>
-                <w:rFonts w:ascii="Calibri" w:cs="Calibri" w:eastAsia="Calibri" w:hAnsi="Calibri"/>
-              </w:rPr>
-              <w:t xml:space="preserve">Why:</w:t>
-            </w:r>
-            <w:r>
-              <w:rPr>
-                <w:sz w:val="18"/>
-                <w:szCs w:val="18"/>
-                <w:rFonts w:ascii="Calibri" w:cs="Calibri" w:eastAsia="Calibri" w:hAnsi="Calibri"/>
-              </w:rPr>
-              <w:t xml:space="preserve"> "</w:t>
-            </w:r>
-            <w:r>
-              <w:rPr>
-                <w:b/>
-                <w:bCs/>
-                <w:i/>
-                <w:iCs/>
-                <w:sz w:val="18"/>
-                <w:szCs w:val="18"/>
-                <w:rFonts w:ascii="Calibri" w:cs="Calibri" w:eastAsia="Calibri" w:hAnsi="Calibri"/>
-              </w:rPr>
-              <w:t xml:space="preserve">User stories often form the basis of performance requirements in Agile methodologies</w:t>
-            </w:r>
-            <w:r>
-              <w:rPr>
-                <w:i/>
-                <w:iCs/>
-                <w:sz w:val="18"/>
-                <w:szCs w:val="18"/>
-                <w:rFonts w:ascii="Calibri" w:cs="Calibri" w:eastAsia="Calibri" w:hAnsi="Calibri"/>
-              </w:rPr>
-              <w:t xml:space="preserve">, with the </w:t>
-            </w:r>
-            <w:r>
-              <w:rPr>
-                <w:b/>
-                <w:bCs/>
-                <w:i/>
-                <w:iCs/>
-                <w:sz w:val="18"/>
-                <w:szCs w:val="18"/>
-                <w:rFonts w:ascii="Calibri" w:cs="Calibri" w:eastAsia="Calibri" w:hAnsi="Calibri"/>
-              </w:rPr>
-              <w:t xml:space="preserve">specific performance criteria described in the associated acceptance criteria</w:t>
-            </w:r>
-            <w:r>
-              <w:rPr>
-                <w:i/>
-                <w:iCs/>
-                <w:sz w:val="18"/>
-                <w:szCs w:val="18"/>
-                <w:rFonts w:ascii="Calibri" w:cs="Calibri" w:eastAsia="Calibri" w:hAnsi="Calibri"/>
-              </w:rPr>
-              <w:t xml:space="preserve">. These are referred to as </w:t>
-            </w:r>
-            <w:r>
-              <w:rPr>
-                <w:b/>
-                <w:bCs/>
-                <w:i/>
-                <w:iCs/>
-                <w:sz w:val="18"/>
-                <w:szCs w:val="18"/>
-                <w:rFonts w:ascii="Calibri" w:cs="Calibri" w:eastAsia="Calibri" w:hAnsi="Calibri"/>
-              </w:rPr>
-              <w:t xml:space="preserve">"non-functional" user stories</w:t>
-            </w:r>
-            <w:r>
-              <w:rPr>
-                <w:i/>
-                <w:iCs/>
-                <w:sz w:val="18"/>
-                <w:szCs w:val="18"/>
-                <w:rFonts w:ascii="Calibri" w:cs="Calibri" w:eastAsia="Calibri" w:hAnsi="Calibri"/>
-              </w:rPr>
-              <w:t xml:space="preserve">.</w:t>
-            </w:r>
-            <w:r>
-              <w:rPr>
-                <w:sz w:val="18"/>
-                <w:szCs w:val="18"/>
-                <w:rFonts w:ascii="Calibri" w:cs="Calibri" w:eastAsia="Calibri" w:hAnsi="Calibri"/>
-              </w:rPr>
-              <w:t xml:space="preserve">" Option (d) describes the </w:t>
-            </w:r>
-            <w:r>
-              <w:rPr>
-                <w:b/>
-                <w:bCs/>
-                <w:sz w:val="18"/>
-                <w:szCs w:val="18"/>
-                <w:rFonts w:ascii="Calibri" w:cs="Calibri" w:eastAsia="Calibri" w:hAnsi="Calibri"/>
-              </w:rPr>
-              <w:t xml:space="preserve">customized vendor-developed software</w:t>
-            </w:r>
-            <w:r>
-              <w:rPr>
-                <w:sz w:val="18"/>
-                <w:szCs w:val="18"/>
-                <w:rFonts w:ascii="Calibri" w:cs="Calibri" w:eastAsia="Calibri" w:hAnsi="Calibri"/>
-              </w:rPr>
-              <w:t xml:space="preserve"> case under the </w:t>
-            </w:r>
-            <w:r>
-              <w:rPr>
-                <w:b/>
-                <w:bCs/>
-                <w:sz w:val="18"/>
-                <w:szCs w:val="18"/>
-                <w:rFonts w:ascii="Calibri" w:cs="Calibri" w:eastAsia="Calibri" w:hAnsi="Calibri"/>
-              </w:rPr>
-              <w:t xml:space="preserve">supplier/acquirer</w:t>
-            </w:r>
-            <w:r>
-              <w:rPr>
-                <w:sz w:val="18"/>
-                <w:szCs w:val="18"/>
-                <w:rFonts w:ascii="Calibri" w:cs="Calibri" w:eastAsia="Calibri" w:hAnsi="Calibri"/>
-              </w:rPr>
-              <w:t xml:space="preserve"> model.</w:t>
-            </w:r>
-          </w:p>
-        </w:tc>
-      </w:tr>
-    </w:tbl>
-    <w:p>
-      <w:pPr>
-        <w:spacing w:after="120"/>
-      </w:pPr>
-    </w:p>
-    <w:p>
-      <w:pPr>
-        <w:keepNext/>
-        <w:spacing w:before="200" w:after="60"/>
-      </w:pPr>
-      <w:r>
-        <w:rPr>
-          <w:b/>
-          <w:bCs/>
-          <w:color w:val="1F3864"/>
-          <w:sz w:val="19"/>
-          <w:szCs w:val="19"/>
-          <w:rFonts w:ascii="Calibri" w:cs="Calibri" w:eastAsia="Calibri" w:hAnsi="Calibri"/>
-        </w:rPr>
-        <w:t xml:space="preserve">Q35. K4 · COTS</w:t>
+        <w:t xml:space="preserve">Q20. K4 · COTS</w:t>
       </w:r>
     </w:p>
     <w:p>
@@ -32966,7 +28916,7 @@
                 <w:szCs w:val="17"/>
                 <w:rFonts w:ascii="Calibri" w:cs="Calibri" w:eastAsia="Calibri" w:hAnsi="Calibri"/>
               </w:rPr>
-              <w:t xml:space="preserve"> — Q3, Q4, Q5, Q15–Q24</w:t>
+              <w:t xml:space="preserve"> — Q3, Q4, Q5, Q11–Q14</w:t>
             </w:r>
           </w:p>
         </w:tc>
@@ -33076,7 +29026,7 @@
                 <w:szCs w:val="17"/>
                 <w:rFonts w:ascii="Calibri" w:cs="Calibri" w:eastAsia="Calibri" w:hAnsi="Calibri"/>
               </w:rPr>
-              <w:t xml:space="preserve">Which of the seven activities owns a named task — Q1, Q2, Q8–Q14</w:t>
+              <w:t xml:space="preserve">Which of the seven activities owns a named task — Q1, Q2, Q8–Q10</w:t>
             </w:r>
           </w:p>
         </w:tc>
@@ -33204,7 +29154,7 @@
                 <w:szCs w:val="17"/>
                 <w:rFonts w:ascii="Calibri" w:cs="Calibri" w:eastAsia="Calibri" w:hAnsi="Calibri"/>
               </w:rPr>
-              <w:t xml:space="preserve">When to analyse and assess performance risks across the lifecycle — Q6, Q25–Q30</w:t>
+              <w:t xml:space="preserve">When to analyse and assess performance risks across the lifecycle — Q6, Q15–Q17</w:t>
             </w:r>
           </w:p>
         </w:tc>
@@ -33332,7 +29282,7 @@
                 <w:szCs w:val="17"/>
                 <w:rFonts w:ascii="Calibri" w:cs="Calibri" w:eastAsia="Calibri" w:hAnsi="Calibri"/>
               </w:rPr>
-              <w:t xml:space="preserve">Choosing the right combination of activities for a project — Q7, Q31–Q35</w:t>
+              <w:t xml:space="preserve">Choosing the right combination of activities for a project — Q7, Q18–Q20</w:t>
             </w:r>
           </w:p>
         </w:tc>
@@ -33478,7 +29428,7 @@
                 <w:szCs w:val="17"/>
                 <w:rFonts w:ascii="Calibri" w:cs="Calibri" w:eastAsia="Calibri" w:hAnsi="Calibri"/>
               </w:rPr>
-              <w:t xml:space="preserve">, relational vs non-relational, recursive vs iterative — Q5, Q22</w:t>
+              <w:t xml:space="preserve">, relational vs non-relational, recursive vs iterative — Q5</w:t>
             </w:r>
           </w:p>
         </w:tc>
